--- a/assets/lessons/velocity-curve/coordinate-systems.docx
+++ b/assets/lessons/velocity-curve/coordinate-systems.docx
@@ -1596,7 +1596,7 @@
   <w:docDefaults>
     <w:rPrDefault>
       <w:rPr>
-        <w:rFonts w:asciiTheme="minorHAnsi" w:eastAsiaTheme="minorEastAsia" w:hAnsiTheme="minorHAnsi" w:cstheme="minorBidi"/>
+        <w:rFonts w:ascii="Arial" w:hAnsi="Arial" w:cs="Arial" w:eastAsia="Arial"/>
         <w:sz w:val="22"/>
         <w:szCs w:val="22"/>
         <w:lang w:val="en-US" w:eastAsia="en-US" w:bidi="ar-SA"/>
@@ -1755,7 +1755,7 @@
       <w:spacing w:after="120" w:line="264" w:lineRule="auto"/>
     </w:pPr>
     <w:rPr>
-      <w:rFonts w:ascii="Arial" w:hAnsi="Arial"/>
+      <w:rFonts w:ascii="Arial" w:hAnsi="Arial" w:cs="Arial" w:eastAsia="Arial"/>
       <w:b w:val="0"/>
       <w:color w:val="000000"/>
       <w:sz w:val="22"/>
@@ -1772,7 +1772,7 @@
       <w:spacing w:after="120" w:line="264" w:lineRule="auto"/>
     </w:pPr>
     <w:rPr>
-      <w:rFonts w:ascii="Arial" w:hAnsi="Arial"/>
+      <w:rFonts w:ascii="Arial" w:hAnsi="Arial" w:cs="Arial" w:eastAsia="Arial"/>
       <w:b w:val="0"/>
       <w:color w:val="000000"/>
       <w:sz w:val="18"/>
@@ -1796,7 +1796,7 @@
       <w:spacing w:after="120" w:line="264" w:lineRule="auto"/>
     </w:pPr>
     <w:rPr>
-      <w:rFonts w:ascii="Arial" w:hAnsi="Arial"/>
+      <w:rFonts w:ascii="Arial" w:hAnsi="Arial" w:cs="Arial" w:eastAsia="Arial"/>
       <w:b w:val="0"/>
       <w:color w:val="000000"/>
       <w:sz w:val="18"/>
@@ -1824,7 +1824,7 @@
       <w:outlineLvl w:val="0"/>
     </w:pPr>
     <w:rPr>
-      <w:rFonts w:asciiTheme="majorHAnsi" w:eastAsiaTheme="majorEastAsia" w:hAnsiTheme="majorHAnsi" w:cstheme="majorBidi" w:ascii="Arial" w:hAnsi="Arial"/>
+      <w:rFonts w:ascii="Arial" w:hAnsi="Arial" w:cs="Arial" w:eastAsia="Arial"/>
       <w:b/>
       <w:bCs/>
       <w:color w:val="000000"/>
@@ -1848,7 +1848,7 @@
       <w:outlineLvl w:val="1"/>
     </w:pPr>
     <w:rPr>
-      <w:rFonts w:asciiTheme="majorHAnsi" w:eastAsiaTheme="majorEastAsia" w:hAnsiTheme="majorHAnsi" w:cstheme="majorBidi" w:ascii="Arial" w:hAnsi="Arial"/>
+      <w:rFonts w:ascii="Arial" w:hAnsi="Arial" w:cs="Arial" w:eastAsia="Arial"/>
       <w:b/>
       <w:bCs/>
       <w:color w:val="000000"/>
@@ -1872,7 +1872,7 @@
       <w:outlineLvl w:val="2"/>
     </w:pPr>
     <w:rPr>
-      <w:rFonts w:asciiTheme="majorHAnsi" w:eastAsiaTheme="majorEastAsia" w:hAnsiTheme="majorHAnsi" w:cstheme="majorBidi"/>
+      <w:rFonts w:ascii="Arial" w:hAnsi="Arial" w:cs="Arial" w:eastAsia="Arial"/>
       <w:b/>
       <w:bCs/>
       <w:color w:val="4F81BD" w:themeColor="accent1"/>
@@ -1895,7 +1895,7 @@
       <w:outlineLvl w:val="3"/>
     </w:pPr>
     <w:rPr>
-      <w:rFonts w:asciiTheme="majorHAnsi" w:eastAsiaTheme="majorEastAsia" w:hAnsiTheme="majorHAnsi" w:cstheme="majorBidi"/>
+      <w:rFonts w:ascii="Arial" w:hAnsi="Arial" w:cs="Arial" w:eastAsia="Arial"/>
       <w:b/>
       <w:bCs/>
       <w:i/>
@@ -1920,7 +1920,7 @@
       <w:outlineLvl w:val="4"/>
     </w:pPr>
     <w:rPr>
-      <w:rFonts w:asciiTheme="majorHAnsi" w:eastAsiaTheme="majorEastAsia" w:hAnsiTheme="majorHAnsi" w:cstheme="majorBidi"/>
+      <w:rFonts w:ascii="Arial" w:hAnsi="Arial" w:cs="Arial" w:eastAsia="Arial"/>
       <w:color w:val="243F60" w:themeColor="accent1" w:themeShade="7F"/>
     </w:rPr>
   </w:style>
@@ -1941,7 +1941,7 @@
       <w:outlineLvl w:val="5"/>
     </w:pPr>
     <w:rPr>
-      <w:rFonts w:asciiTheme="majorHAnsi" w:eastAsiaTheme="majorEastAsia" w:hAnsiTheme="majorHAnsi" w:cstheme="majorBidi"/>
+      <w:rFonts w:ascii="Arial" w:hAnsi="Arial" w:cs="Arial" w:eastAsia="Arial"/>
       <w:i/>
       <w:iCs/>
       <w:color w:val="243F60" w:themeColor="accent1" w:themeShade="7F"/>
@@ -1964,7 +1964,7 @@
       <w:outlineLvl w:val="6"/>
     </w:pPr>
     <w:rPr>
-      <w:rFonts w:asciiTheme="majorHAnsi" w:eastAsiaTheme="majorEastAsia" w:hAnsiTheme="majorHAnsi" w:cstheme="majorBidi"/>
+      <w:rFonts w:ascii="Arial" w:hAnsi="Arial" w:cs="Arial" w:eastAsia="Arial"/>
       <w:i/>
       <w:iCs/>
       <w:color w:val="404040" w:themeColor="text1" w:themeTint="BF"/>
@@ -1987,7 +1987,7 @@
       <w:outlineLvl w:val="7"/>
     </w:pPr>
     <w:rPr>
-      <w:rFonts w:asciiTheme="majorHAnsi" w:eastAsiaTheme="majorEastAsia" w:hAnsiTheme="majorHAnsi" w:cstheme="majorBidi"/>
+      <w:rFonts w:ascii="Arial" w:hAnsi="Arial" w:cs="Arial" w:eastAsia="Arial"/>
       <w:color w:val="4F81BD" w:themeColor="accent1"/>
       <w:sz w:val="20"/>
       <w:szCs w:val="20"/>
@@ -2010,7 +2010,7 @@
       <w:outlineLvl w:val="8"/>
     </w:pPr>
     <w:rPr>
-      <w:rFonts w:asciiTheme="majorHAnsi" w:eastAsiaTheme="majorEastAsia" w:hAnsiTheme="majorHAnsi" w:cstheme="majorBidi"/>
+      <w:rFonts w:ascii="Arial" w:hAnsi="Arial" w:cs="Arial" w:eastAsia="Arial"/>
       <w:i/>
       <w:iCs/>
       <w:color w:val="404040" w:themeColor="text1" w:themeTint="BF"/>
@@ -2061,7 +2061,7 @@
     <w:uiPriority w:val="9"/>
     <w:rsid w:val="00FC693F"/>
     <w:rPr>
-      <w:rFonts w:asciiTheme="majorHAnsi" w:eastAsiaTheme="majorEastAsia" w:hAnsiTheme="majorHAnsi" w:cstheme="majorBidi"/>
+      <w:rFonts w:ascii="Arial" w:hAnsi="Arial" w:cs="Arial" w:eastAsia="Arial"/>
       <w:b/>
       <w:bCs/>
       <w:color w:val="365F91" w:themeColor="accent1" w:themeShade="BF"/>
@@ -2076,7 +2076,7 @@
     <w:uiPriority w:val="9"/>
     <w:rsid w:val="00FC693F"/>
     <w:rPr>
-      <w:rFonts w:asciiTheme="majorHAnsi" w:eastAsiaTheme="majorEastAsia" w:hAnsiTheme="majorHAnsi" w:cstheme="majorBidi"/>
+      <w:rFonts w:ascii="Arial" w:hAnsi="Arial" w:cs="Arial" w:eastAsia="Arial"/>
       <w:b/>
       <w:bCs/>
       <w:color w:val="4F81BD" w:themeColor="accent1"/>
@@ -2091,7 +2091,7 @@
     <w:uiPriority w:val="9"/>
     <w:rsid w:val="00FC693F"/>
     <w:rPr>
-      <w:rFonts w:asciiTheme="majorHAnsi" w:eastAsiaTheme="majorEastAsia" w:hAnsiTheme="majorHAnsi" w:cstheme="majorBidi"/>
+      <w:rFonts w:ascii="Arial" w:hAnsi="Arial" w:cs="Arial" w:eastAsia="Arial"/>
       <w:b/>
       <w:bCs/>
       <w:color w:val="4F81BD" w:themeColor="accent1"/>
@@ -2110,7 +2110,7 @@
       <w:contextualSpacing/>
     </w:pPr>
     <w:rPr>
-      <w:rFonts w:asciiTheme="majorHAnsi" w:eastAsiaTheme="majorEastAsia" w:hAnsiTheme="majorHAnsi" w:cstheme="majorBidi" w:ascii="Arial" w:hAnsi="Arial"/>
+      <w:rFonts w:ascii="Arial" w:hAnsi="Arial" w:cs="Arial" w:eastAsia="Arial"/>
       <w:b/>
       <w:color w:val="000000"/>
       <w:spacing w:val="5"/>
@@ -2126,7 +2126,7 @@
     <w:uiPriority w:val="10"/>
     <w:rsid w:val="00FC693F"/>
     <w:rPr>
-      <w:rFonts w:asciiTheme="majorHAnsi" w:eastAsiaTheme="majorEastAsia" w:hAnsiTheme="majorHAnsi" w:cstheme="majorBidi"/>
+      <w:rFonts w:ascii="Arial" w:hAnsi="Arial" w:cs="Arial" w:eastAsia="Arial"/>
       <w:color w:val="17365D" w:themeColor="text2" w:themeShade="BF"/>
       <w:spacing w:val="5"/>
       <w:kern w:val="28"/>
@@ -2149,7 +2149,7 @@
       <w:spacing w:after="120" w:line="264" w:lineRule="auto"/>
     </w:pPr>
     <w:rPr>
-      <w:rFonts w:asciiTheme="majorHAnsi" w:eastAsiaTheme="majorEastAsia" w:hAnsiTheme="majorHAnsi" w:cstheme="majorBidi" w:ascii="Arial" w:hAnsi="Arial"/>
+      <w:rFonts w:ascii="Arial" w:hAnsi="Arial" w:cs="Arial" w:eastAsia="Arial"/>
       <w:b w:val="0"/>
       <w:i/>
       <w:iCs/>
@@ -2166,7 +2166,7 @@
     <w:uiPriority w:val="11"/>
     <w:rsid w:val="00FC693F"/>
     <w:rPr>
-      <w:rFonts w:asciiTheme="majorHAnsi" w:eastAsiaTheme="majorEastAsia" w:hAnsiTheme="majorHAnsi" w:cstheme="majorBidi"/>
+      <w:rFonts w:ascii="Arial" w:hAnsi="Arial" w:cs="Arial" w:eastAsia="Arial"/>
       <w:i/>
       <w:iCs/>
       <w:color w:val="4F81BD" w:themeColor="accent1"/>
@@ -2295,7 +2295,7 @@
       <w:contextualSpacing/>
     </w:pPr>
     <w:rPr>
-      <w:rFonts w:ascii="Arial" w:hAnsi="Arial"/>
+      <w:rFonts w:ascii="Arial" w:hAnsi="Arial" w:cs="Arial" w:eastAsia="Arial"/>
       <w:b w:val="0"/>
       <w:color w:val="000000"/>
       <w:sz w:val="22"/>
@@ -2341,7 +2341,7 @@
       <w:contextualSpacing/>
     </w:pPr>
     <w:rPr>
-      <w:rFonts w:ascii="Arial" w:hAnsi="Arial"/>
+      <w:rFonts w:ascii="Arial" w:hAnsi="Arial" w:cs="Arial" w:eastAsia="Arial"/>
       <w:b w:val="0"/>
       <w:color w:val="000000"/>
       <w:sz w:val="22"/>
@@ -2427,7 +2427,7 @@
       </w:tabs>
     </w:pPr>
     <w:rPr>
-      <w:rFonts w:ascii="Courier" w:hAnsi="Courier"/>
+      <w:rFonts w:ascii="Arial" w:hAnsi="Arial" w:cs="Arial" w:eastAsia="Arial"/>
       <w:sz w:val="20"/>
       <w:szCs w:val="20"/>
     </w:rPr>
@@ -2439,7 +2439,7 @@
     <w:uiPriority w:val="99"/>
     <w:rsid w:val="0029639D"/>
     <w:rPr>
-      <w:rFonts w:ascii="Courier" w:hAnsi="Courier"/>
+      <w:rFonts w:ascii="Arial" w:hAnsi="Arial" w:cs="Arial" w:eastAsia="Arial"/>
       <w:sz w:val="20"/>
       <w:szCs w:val="20"/>
     </w:rPr>
@@ -2478,7 +2478,7 @@
     <w:semiHidden/>
     <w:rsid w:val="00FC693F"/>
     <w:rPr>
-      <w:rFonts w:asciiTheme="majorHAnsi" w:eastAsiaTheme="majorEastAsia" w:hAnsiTheme="majorHAnsi" w:cstheme="majorBidi"/>
+      <w:rFonts w:ascii="Arial" w:hAnsi="Arial" w:cs="Arial" w:eastAsia="Arial"/>
       <w:b/>
       <w:bCs/>
       <w:i/>
@@ -2494,7 +2494,7 @@
     <w:semiHidden/>
     <w:rsid w:val="00FC693F"/>
     <w:rPr>
-      <w:rFonts w:asciiTheme="majorHAnsi" w:eastAsiaTheme="majorEastAsia" w:hAnsiTheme="majorHAnsi" w:cstheme="majorBidi"/>
+      <w:rFonts w:ascii="Arial" w:hAnsi="Arial" w:cs="Arial" w:eastAsia="Arial"/>
       <w:color w:val="243F60" w:themeColor="accent1" w:themeShade="7F"/>
     </w:rPr>
   </w:style>
@@ -2506,7 +2506,7 @@
     <w:semiHidden/>
     <w:rsid w:val="00FC693F"/>
     <w:rPr>
-      <w:rFonts w:asciiTheme="majorHAnsi" w:eastAsiaTheme="majorEastAsia" w:hAnsiTheme="majorHAnsi" w:cstheme="majorBidi"/>
+      <w:rFonts w:ascii="Arial" w:hAnsi="Arial" w:cs="Arial" w:eastAsia="Arial"/>
       <w:i/>
       <w:iCs/>
       <w:color w:val="243F60" w:themeColor="accent1" w:themeShade="7F"/>
@@ -2520,7 +2520,7 @@
     <w:semiHidden/>
     <w:rsid w:val="00FC693F"/>
     <w:rPr>
-      <w:rFonts w:asciiTheme="majorHAnsi" w:eastAsiaTheme="majorEastAsia" w:hAnsiTheme="majorHAnsi" w:cstheme="majorBidi"/>
+      <w:rFonts w:ascii="Arial" w:hAnsi="Arial" w:cs="Arial" w:eastAsia="Arial"/>
       <w:i/>
       <w:iCs/>
       <w:color w:val="404040" w:themeColor="text1" w:themeTint="BF"/>
@@ -2534,7 +2534,7 @@
     <w:semiHidden/>
     <w:rsid w:val="00FC693F"/>
     <w:rPr>
-      <w:rFonts w:asciiTheme="majorHAnsi" w:eastAsiaTheme="majorEastAsia" w:hAnsiTheme="majorHAnsi" w:cstheme="majorBidi"/>
+      <w:rFonts w:ascii="Arial" w:hAnsi="Arial" w:cs="Arial" w:eastAsia="Arial"/>
       <w:color w:val="4F81BD" w:themeColor="accent1"/>
       <w:sz w:val="20"/>
       <w:szCs w:val="20"/>
@@ -2548,7 +2548,7 @@
     <w:semiHidden/>
     <w:rsid w:val="00FC693F"/>
     <w:rPr>
-      <w:rFonts w:asciiTheme="majorHAnsi" w:eastAsiaTheme="majorEastAsia" w:hAnsiTheme="majorHAnsi" w:cstheme="majorBidi"/>
+      <w:rFonts w:ascii="Arial" w:hAnsi="Arial" w:cs="Arial" w:eastAsia="Arial"/>
       <w:i/>
       <w:iCs/>
       <w:color w:val="404040" w:themeColor="text1" w:themeTint="BF"/>
@@ -4134,7 +4134,7 @@
         <w:spacing w:before="0" w:after="0" w:line="240" w:lineRule="auto"/>
       </w:pPr>
       <w:rPr>
-        <w:rFonts w:asciiTheme="majorHAnsi" w:eastAsiaTheme="majorEastAsia" w:hAnsiTheme="majorHAnsi" w:cstheme="majorBidi"/>
+        <w:rFonts w:ascii="Arial" w:hAnsi="Arial" w:cs="Arial" w:eastAsia="Arial"/>
         <w:b/>
         <w:bCs/>
       </w:rPr>
@@ -4155,7 +4155,7 @@
         <w:spacing w:before="0" w:after="0" w:line="240" w:lineRule="auto"/>
       </w:pPr>
       <w:rPr>
-        <w:rFonts w:asciiTheme="majorHAnsi" w:eastAsiaTheme="majorEastAsia" w:hAnsiTheme="majorHAnsi" w:cstheme="majorBidi"/>
+        <w:rFonts w:ascii="Arial" w:hAnsi="Arial" w:cs="Arial" w:eastAsia="Arial"/>
         <w:b/>
         <w:bCs/>
       </w:rPr>
@@ -4173,14 +4173,14 @@
     </w:tblStylePr>
     <w:tblStylePr w:type="firstCol">
       <w:rPr>
-        <w:rFonts w:asciiTheme="majorHAnsi" w:eastAsiaTheme="majorEastAsia" w:hAnsiTheme="majorHAnsi" w:cstheme="majorBidi"/>
+        <w:rFonts w:ascii="Arial" w:hAnsi="Arial" w:cs="Arial" w:eastAsia="Arial"/>
         <w:b/>
         <w:bCs/>
       </w:rPr>
     </w:tblStylePr>
     <w:tblStylePr w:type="lastCol">
       <w:rPr>
-        <w:rFonts w:asciiTheme="majorHAnsi" w:eastAsiaTheme="majorEastAsia" w:hAnsiTheme="majorHAnsi" w:cstheme="majorBidi"/>
+        <w:rFonts w:ascii="Arial" w:hAnsi="Arial" w:cs="Arial" w:eastAsia="Arial"/>
         <w:b/>
         <w:bCs/>
       </w:rPr>
@@ -4264,7 +4264,7 @@
         <w:spacing w:before="0" w:after="0" w:line="240" w:lineRule="auto"/>
       </w:pPr>
       <w:rPr>
-        <w:rFonts w:asciiTheme="majorHAnsi" w:eastAsiaTheme="majorEastAsia" w:hAnsiTheme="majorHAnsi" w:cstheme="majorBidi"/>
+        <w:rFonts w:ascii="Arial" w:hAnsi="Arial" w:cs="Arial" w:eastAsia="Arial"/>
         <w:b/>
         <w:bCs/>
       </w:rPr>
@@ -4285,7 +4285,7 @@
         <w:spacing w:before="0" w:after="0" w:line="240" w:lineRule="auto"/>
       </w:pPr>
       <w:rPr>
-        <w:rFonts w:asciiTheme="majorHAnsi" w:eastAsiaTheme="majorEastAsia" w:hAnsiTheme="majorHAnsi" w:cstheme="majorBidi"/>
+        <w:rFonts w:ascii="Arial" w:hAnsi="Arial" w:cs="Arial" w:eastAsia="Arial"/>
         <w:b/>
         <w:bCs/>
       </w:rPr>
@@ -4303,14 +4303,14 @@
     </w:tblStylePr>
     <w:tblStylePr w:type="firstCol">
       <w:rPr>
-        <w:rFonts w:asciiTheme="majorHAnsi" w:eastAsiaTheme="majorEastAsia" w:hAnsiTheme="majorHAnsi" w:cstheme="majorBidi"/>
+        <w:rFonts w:ascii="Arial" w:hAnsi="Arial" w:cs="Arial" w:eastAsia="Arial"/>
         <w:b/>
         <w:bCs/>
       </w:rPr>
     </w:tblStylePr>
     <w:tblStylePr w:type="lastCol">
       <w:rPr>
-        <w:rFonts w:asciiTheme="majorHAnsi" w:eastAsiaTheme="majorEastAsia" w:hAnsiTheme="majorHAnsi" w:cstheme="majorBidi"/>
+        <w:rFonts w:ascii="Arial" w:hAnsi="Arial" w:cs="Arial" w:eastAsia="Arial"/>
         <w:b/>
         <w:bCs/>
       </w:rPr>
@@ -4394,7 +4394,7 @@
         <w:spacing w:before="0" w:after="0" w:line="240" w:lineRule="auto"/>
       </w:pPr>
       <w:rPr>
-        <w:rFonts w:asciiTheme="majorHAnsi" w:eastAsiaTheme="majorEastAsia" w:hAnsiTheme="majorHAnsi" w:cstheme="majorBidi"/>
+        <w:rFonts w:ascii="Arial" w:hAnsi="Arial" w:cs="Arial" w:eastAsia="Arial"/>
         <w:b/>
         <w:bCs/>
       </w:rPr>
@@ -4415,7 +4415,7 @@
         <w:spacing w:before="0" w:after="0" w:line="240" w:lineRule="auto"/>
       </w:pPr>
       <w:rPr>
-        <w:rFonts w:asciiTheme="majorHAnsi" w:eastAsiaTheme="majorEastAsia" w:hAnsiTheme="majorHAnsi" w:cstheme="majorBidi"/>
+        <w:rFonts w:ascii="Arial" w:hAnsi="Arial" w:cs="Arial" w:eastAsia="Arial"/>
         <w:b/>
         <w:bCs/>
       </w:rPr>
@@ -4433,14 +4433,14 @@
     </w:tblStylePr>
     <w:tblStylePr w:type="firstCol">
       <w:rPr>
-        <w:rFonts w:asciiTheme="majorHAnsi" w:eastAsiaTheme="majorEastAsia" w:hAnsiTheme="majorHAnsi" w:cstheme="majorBidi"/>
+        <w:rFonts w:ascii="Arial" w:hAnsi="Arial" w:cs="Arial" w:eastAsia="Arial"/>
         <w:b/>
         <w:bCs/>
       </w:rPr>
     </w:tblStylePr>
     <w:tblStylePr w:type="lastCol">
       <w:rPr>
-        <w:rFonts w:asciiTheme="majorHAnsi" w:eastAsiaTheme="majorEastAsia" w:hAnsiTheme="majorHAnsi" w:cstheme="majorBidi"/>
+        <w:rFonts w:ascii="Arial" w:hAnsi="Arial" w:cs="Arial" w:eastAsia="Arial"/>
         <w:b/>
         <w:bCs/>
       </w:rPr>
@@ -4524,7 +4524,7 @@
         <w:spacing w:before="0" w:after="0" w:line="240" w:lineRule="auto"/>
       </w:pPr>
       <w:rPr>
-        <w:rFonts w:asciiTheme="majorHAnsi" w:eastAsiaTheme="majorEastAsia" w:hAnsiTheme="majorHAnsi" w:cstheme="majorBidi"/>
+        <w:rFonts w:ascii="Arial" w:hAnsi="Arial" w:cs="Arial" w:eastAsia="Arial"/>
         <w:b/>
         <w:bCs/>
       </w:rPr>
@@ -4545,7 +4545,7 @@
         <w:spacing w:before="0" w:after="0" w:line="240" w:lineRule="auto"/>
       </w:pPr>
       <w:rPr>
-        <w:rFonts w:asciiTheme="majorHAnsi" w:eastAsiaTheme="majorEastAsia" w:hAnsiTheme="majorHAnsi" w:cstheme="majorBidi"/>
+        <w:rFonts w:ascii="Arial" w:hAnsi="Arial" w:cs="Arial" w:eastAsia="Arial"/>
         <w:b/>
         <w:bCs/>
       </w:rPr>
@@ -4563,14 +4563,14 @@
     </w:tblStylePr>
     <w:tblStylePr w:type="firstCol">
       <w:rPr>
-        <w:rFonts w:asciiTheme="majorHAnsi" w:eastAsiaTheme="majorEastAsia" w:hAnsiTheme="majorHAnsi" w:cstheme="majorBidi"/>
+        <w:rFonts w:ascii="Arial" w:hAnsi="Arial" w:cs="Arial" w:eastAsia="Arial"/>
         <w:b/>
         <w:bCs/>
       </w:rPr>
     </w:tblStylePr>
     <w:tblStylePr w:type="lastCol">
       <w:rPr>
-        <w:rFonts w:asciiTheme="majorHAnsi" w:eastAsiaTheme="majorEastAsia" w:hAnsiTheme="majorHAnsi" w:cstheme="majorBidi"/>
+        <w:rFonts w:ascii="Arial" w:hAnsi="Arial" w:cs="Arial" w:eastAsia="Arial"/>
         <w:b/>
         <w:bCs/>
       </w:rPr>
@@ -4654,7 +4654,7 @@
         <w:spacing w:before="0" w:after="0" w:line="240" w:lineRule="auto"/>
       </w:pPr>
       <w:rPr>
-        <w:rFonts w:asciiTheme="majorHAnsi" w:eastAsiaTheme="majorEastAsia" w:hAnsiTheme="majorHAnsi" w:cstheme="majorBidi"/>
+        <w:rFonts w:ascii="Arial" w:hAnsi="Arial" w:cs="Arial" w:eastAsia="Arial"/>
         <w:b/>
         <w:bCs/>
       </w:rPr>
@@ -4675,7 +4675,7 @@
         <w:spacing w:before="0" w:after="0" w:line="240" w:lineRule="auto"/>
       </w:pPr>
       <w:rPr>
-        <w:rFonts w:asciiTheme="majorHAnsi" w:eastAsiaTheme="majorEastAsia" w:hAnsiTheme="majorHAnsi" w:cstheme="majorBidi"/>
+        <w:rFonts w:ascii="Arial" w:hAnsi="Arial" w:cs="Arial" w:eastAsia="Arial"/>
         <w:b/>
         <w:bCs/>
       </w:rPr>
@@ -4693,14 +4693,14 @@
     </w:tblStylePr>
     <w:tblStylePr w:type="firstCol">
       <w:rPr>
-        <w:rFonts w:asciiTheme="majorHAnsi" w:eastAsiaTheme="majorEastAsia" w:hAnsiTheme="majorHAnsi" w:cstheme="majorBidi"/>
+        <w:rFonts w:ascii="Arial" w:hAnsi="Arial" w:cs="Arial" w:eastAsia="Arial"/>
         <w:b/>
         <w:bCs/>
       </w:rPr>
     </w:tblStylePr>
     <w:tblStylePr w:type="lastCol">
       <w:rPr>
-        <w:rFonts w:asciiTheme="majorHAnsi" w:eastAsiaTheme="majorEastAsia" w:hAnsiTheme="majorHAnsi" w:cstheme="majorBidi"/>
+        <w:rFonts w:ascii="Arial" w:hAnsi="Arial" w:cs="Arial" w:eastAsia="Arial"/>
         <w:b/>
         <w:bCs/>
       </w:rPr>
@@ -4784,7 +4784,7 @@
         <w:spacing w:before="0" w:after="0" w:line="240" w:lineRule="auto"/>
       </w:pPr>
       <w:rPr>
-        <w:rFonts w:asciiTheme="majorHAnsi" w:eastAsiaTheme="majorEastAsia" w:hAnsiTheme="majorHAnsi" w:cstheme="majorBidi"/>
+        <w:rFonts w:ascii="Arial" w:hAnsi="Arial" w:cs="Arial" w:eastAsia="Arial"/>
         <w:b/>
         <w:bCs/>
       </w:rPr>
@@ -4805,7 +4805,7 @@
         <w:spacing w:before="0" w:after="0" w:line="240" w:lineRule="auto"/>
       </w:pPr>
       <w:rPr>
-        <w:rFonts w:asciiTheme="majorHAnsi" w:eastAsiaTheme="majorEastAsia" w:hAnsiTheme="majorHAnsi" w:cstheme="majorBidi"/>
+        <w:rFonts w:ascii="Arial" w:hAnsi="Arial" w:cs="Arial" w:eastAsia="Arial"/>
         <w:b/>
         <w:bCs/>
       </w:rPr>
@@ -4823,14 +4823,14 @@
     </w:tblStylePr>
     <w:tblStylePr w:type="firstCol">
       <w:rPr>
-        <w:rFonts w:asciiTheme="majorHAnsi" w:eastAsiaTheme="majorEastAsia" w:hAnsiTheme="majorHAnsi" w:cstheme="majorBidi"/>
+        <w:rFonts w:ascii="Arial" w:hAnsi="Arial" w:cs="Arial" w:eastAsia="Arial"/>
         <w:b/>
         <w:bCs/>
       </w:rPr>
     </w:tblStylePr>
     <w:tblStylePr w:type="lastCol">
       <w:rPr>
-        <w:rFonts w:asciiTheme="majorHAnsi" w:eastAsiaTheme="majorEastAsia" w:hAnsiTheme="majorHAnsi" w:cstheme="majorBidi"/>
+        <w:rFonts w:ascii="Arial" w:hAnsi="Arial" w:cs="Arial" w:eastAsia="Arial"/>
         <w:b/>
         <w:bCs/>
       </w:rPr>
@@ -4914,7 +4914,7 @@
         <w:spacing w:before="0" w:after="0" w:line="240" w:lineRule="auto"/>
       </w:pPr>
       <w:rPr>
-        <w:rFonts w:asciiTheme="majorHAnsi" w:eastAsiaTheme="majorEastAsia" w:hAnsiTheme="majorHAnsi" w:cstheme="majorBidi"/>
+        <w:rFonts w:ascii="Arial" w:hAnsi="Arial" w:cs="Arial" w:eastAsia="Arial"/>
         <w:b/>
         <w:bCs/>
       </w:rPr>
@@ -4935,7 +4935,7 @@
         <w:spacing w:before="0" w:after="0" w:line="240" w:lineRule="auto"/>
       </w:pPr>
       <w:rPr>
-        <w:rFonts w:asciiTheme="majorHAnsi" w:eastAsiaTheme="majorEastAsia" w:hAnsiTheme="majorHAnsi" w:cstheme="majorBidi"/>
+        <w:rFonts w:ascii="Arial" w:hAnsi="Arial" w:cs="Arial" w:eastAsia="Arial"/>
         <w:b/>
         <w:bCs/>
       </w:rPr>
@@ -4953,14 +4953,14 @@
     </w:tblStylePr>
     <w:tblStylePr w:type="firstCol">
       <w:rPr>
-        <w:rFonts w:asciiTheme="majorHAnsi" w:eastAsiaTheme="majorEastAsia" w:hAnsiTheme="majorHAnsi" w:cstheme="majorBidi"/>
+        <w:rFonts w:ascii="Arial" w:hAnsi="Arial" w:cs="Arial" w:eastAsia="Arial"/>
         <w:b/>
         <w:bCs/>
       </w:rPr>
     </w:tblStylePr>
     <w:tblStylePr w:type="lastCol">
       <w:rPr>
-        <w:rFonts w:asciiTheme="majorHAnsi" w:eastAsiaTheme="majorEastAsia" w:hAnsiTheme="majorHAnsi" w:cstheme="majorBidi"/>
+        <w:rFonts w:ascii="Arial" w:hAnsi="Arial" w:cs="Arial" w:eastAsia="Arial"/>
         <w:b/>
         <w:bCs/>
       </w:rPr>
@@ -6825,7 +6825,7 @@
     </w:tblPr>
     <w:tblStylePr w:type="firstRow">
       <w:rPr>
-        <w:rFonts w:asciiTheme="majorHAnsi" w:eastAsiaTheme="majorEastAsia" w:hAnsiTheme="majorHAnsi" w:cstheme="majorBidi"/>
+        <w:rFonts w:ascii="Arial" w:hAnsi="Arial" w:cs="Arial" w:eastAsia="Arial"/>
       </w:rPr>
       <w:tblPr/>
       <w:tcPr>
@@ -6909,7 +6909,7 @@
     </w:tblPr>
     <w:tblStylePr w:type="firstRow">
       <w:rPr>
-        <w:rFonts w:asciiTheme="majorHAnsi" w:eastAsiaTheme="majorEastAsia" w:hAnsiTheme="majorHAnsi" w:cstheme="majorBidi"/>
+        <w:rFonts w:ascii="Arial" w:hAnsi="Arial" w:cs="Arial" w:eastAsia="Arial"/>
       </w:rPr>
       <w:tblPr/>
       <w:tcPr>
@@ -6993,7 +6993,7 @@
     </w:tblPr>
     <w:tblStylePr w:type="firstRow">
       <w:rPr>
-        <w:rFonts w:asciiTheme="majorHAnsi" w:eastAsiaTheme="majorEastAsia" w:hAnsiTheme="majorHAnsi" w:cstheme="majorBidi"/>
+        <w:rFonts w:ascii="Arial" w:hAnsi="Arial" w:cs="Arial" w:eastAsia="Arial"/>
       </w:rPr>
       <w:tblPr/>
       <w:tcPr>
@@ -7077,7 +7077,7 @@
     </w:tblPr>
     <w:tblStylePr w:type="firstRow">
       <w:rPr>
-        <w:rFonts w:asciiTheme="majorHAnsi" w:eastAsiaTheme="majorEastAsia" w:hAnsiTheme="majorHAnsi" w:cstheme="majorBidi"/>
+        <w:rFonts w:ascii="Arial" w:hAnsi="Arial" w:cs="Arial" w:eastAsia="Arial"/>
       </w:rPr>
       <w:tblPr/>
       <w:tcPr>
@@ -7161,7 +7161,7 @@
     </w:tblPr>
     <w:tblStylePr w:type="firstRow">
       <w:rPr>
-        <w:rFonts w:asciiTheme="majorHAnsi" w:eastAsiaTheme="majorEastAsia" w:hAnsiTheme="majorHAnsi" w:cstheme="majorBidi"/>
+        <w:rFonts w:ascii="Arial" w:hAnsi="Arial" w:cs="Arial" w:eastAsia="Arial"/>
       </w:rPr>
       <w:tblPr/>
       <w:tcPr>
@@ -7245,7 +7245,7 @@
     </w:tblPr>
     <w:tblStylePr w:type="firstRow">
       <w:rPr>
-        <w:rFonts w:asciiTheme="majorHAnsi" w:eastAsiaTheme="majorEastAsia" w:hAnsiTheme="majorHAnsi" w:cstheme="majorBidi"/>
+        <w:rFonts w:ascii="Arial" w:hAnsi="Arial" w:cs="Arial" w:eastAsia="Arial"/>
       </w:rPr>
       <w:tblPr/>
       <w:tcPr>
@@ -7329,7 +7329,7 @@
     </w:tblPr>
     <w:tblStylePr w:type="firstRow">
       <w:rPr>
-        <w:rFonts w:asciiTheme="majorHAnsi" w:eastAsiaTheme="majorEastAsia" w:hAnsiTheme="majorHAnsi" w:cstheme="majorBidi"/>
+        <w:rFonts w:ascii="Arial" w:hAnsi="Arial" w:cs="Arial" w:eastAsia="Arial"/>
       </w:rPr>
       <w:tblPr/>
       <w:tcPr>
@@ -7394,7 +7394,7 @@
       <w:spacing w:after="0" w:line="240" w:lineRule="auto"/>
     </w:pPr>
     <w:rPr>
-      <w:rFonts w:asciiTheme="majorHAnsi" w:eastAsiaTheme="majorEastAsia" w:hAnsiTheme="majorHAnsi" w:cstheme="majorBidi"/>
+      <w:rFonts w:ascii="Arial" w:hAnsi="Arial" w:cs="Arial" w:eastAsia="Arial"/>
       <w:color w:val="000000" w:themeColor="text1"/>
     </w:rPr>
     <w:tblPr>
@@ -7522,7 +7522,7 @@
       <w:spacing w:after="0" w:line="240" w:lineRule="auto"/>
     </w:pPr>
     <w:rPr>
-      <w:rFonts w:asciiTheme="majorHAnsi" w:eastAsiaTheme="majorEastAsia" w:hAnsiTheme="majorHAnsi" w:cstheme="majorBidi"/>
+      <w:rFonts w:ascii="Arial" w:hAnsi="Arial" w:cs="Arial" w:eastAsia="Arial"/>
       <w:color w:val="000000" w:themeColor="text1"/>
     </w:rPr>
     <w:tblPr>
@@ -7650,7 +7650,7 @@
       <w:spacing w:after="0" w:line="240" w:lineRule="auto"/>
     </w:pPr>
     <w:rPr>
-      <w:rFonts w:asciiTheme="majorHAnsi" w:eastAsiaTheme="majorEastAsia" w:hAnsiTheme="majorHAnsi" w:cstheme="majorBidi"/>
+      <w:rFonts w:ascii="Arial" w:hAnsi="Arial" w:cs="Arial" w:eastAsia="Arial"/>
       <w:color w:val="000000" w:themeColor="text1"/>
     </w:rPr>
     <w:tblPr>
@@ -7778,7 +7778,7 @@
       <w:spacing w:after="0" w:line="240" w:lineRule="auto"/>
     </w:pPr>
     <w:rPr>
-      <w:rFonts w:asciiTheme="majorHAnsi" w:eastAsiaTheme="majorEastAsia" w:hAnsiTheme="majorHAnsi" w:cstheme="majorBidi"/>
+      <w:rFonts w:ascii="Arial" w:hAnsi="Arial" w:cs="Arial" w:eastAsia="Arial"/>
       <w:color w:val="000000" w:themeColor="text1"/>
     </w:rPr>
     <w:tblPr>
@@ -7906,7 +7906,7 @@
       <w:spacing w:after="0" w:line="240" w:lineRule="auto"/>
     </w:pPr>
     <w:rPr>
-      <w:rFonts w:asciiTheme="majorHAnsi" w:eastAsiaTheme="majorEastAsia" w:hAnsiTheme="majorHAnsi" w:cstheme="majorBidi"/>
+      <w:rFonts w:ascii="Arial" w:hAnsi="Arial" w:cs="Arial" w:eastAsia="Arial"/>
       <w:color w:val="000000" w:themeColor="text1"/>
     </w:rPr>
     <w:tblPr>
@@ -8034,7 +8034,7 @@
       <w:spacing w:after="0" w:line="240" w:lineRule="auto"/>
     </w:pPr>
     <w:rPr>
-      <w:rFonts w:asciiTheme="majorHAnsi" w:eastAsiaTheme="majorEastAsia" w:hAnsiTheme="majorHAnsi" w:cstheme="majorBidi"/>
+      <w:rFonts w:ascii="Arial" w:hAnsi="Arial" w:cs="Arial" w:eastAsia="Arial"/>
       <w:color w:val="000000" w:themeColor="text1"/>
     </w:rPr>
     <w:tblPr>
@@ -8162,7 +8162,7 @@
       <w:spacing w:after="0" w:line="240" w:lineRule="auto"/>
     </w:pPr>
     <w:rPr>
-      <w:rFonts w:asciiTheme="majorHAnsi" w:eastAsiaTheme="majorEastAsia" w:hAnsiTheme="majorHAnsi" w:cstheme="majorBidi"/>
+      <w:rFonts w:ascii="Arial" w:hAnsi="Arial" w:cs="Arial" w:eastAsia="Arial"/>
       <w:color w:val="000000" w:themeColor="text1"/>
     </w:rPr>
     <w:tblPr>
@@ -8801,7 +8801,7 @@
       <w:spacing w:after="0" w:line="240" w:lineRule="auto"/>
     </w:pPr>
     <w:rPr>
-      <w:rFonts w:asciiTheme="majorHAnsi" w:eastAsiaTheme="majorEastAsia" w:hAnsiTheme="majorHAnsi" w:cstheme="majorBidi"/>
+      <w:rFonts w:ascii="Arial" w:hAnsi="Arial" w:cs="Arial" w:eastAsia="Arial"/>
       <w:color w:val="000000" w:themeColor="text1"/>
     </w:rPr>
     <w:tblPr>
@@ -8926,7 +8926,7 @@
       <w:spacing w:after="0" w:line="240" w:lineRule="auto"/>
     </w:pPr>
     <w:rPr>
-      <w:rFonts w:asciiTheme="majorHAnsi" w:eastAsiaTheme="majorEastAsia" w:hAnsiTheme="majorHAnsi" w:cstheme="majorBidi"/>
+      <w:rFonts w:ascii="Arial" w:hAnsi="Arial" w:cs="Arial" w:eastAsia="Arial"/>
       <w:color w:val="000000" w:themeColor="text1"/>
     </w:rPr>
     <w:tblPr>
@@ -9051,7 +9051,7 @@
       <w:spacing w:after="0" w:line="240" w:lineRule="auto"/>
     </w:pPr>
     <w:rPr>
-      <w:rFonts w:asciiTheme="majorHAnsi" w:eastAsiaTheme="majorEastAsia" w:hAnsiTheme="majorHAnsi" w:cstheme="majorBidi"/>
+      <w:rFonts w:ascii="Arial" w:hAnsi="Arial" w:cs="Arial" w:eastAsia="Arial"/>
       <w:color w:val="000000" w:themeColor="text1"/>
     </w:rPr>
     <w:tblPr>
@@ -9176,7 +9176,7 @@
       <w:spacing w:after="0" w:line="240" w:lineRule="auto"/>
     </w:pPr>
     <w:rPr>
-      <w:rFonts w:asciiTheme="majorHAnsi" w:eastAsiaTheme="majorEastAsia" w:hAnsiTheme="majorHAnsi" w:cstheme="majorBidi"/>
+      <w:rFonts w:ascii="Arial" w:hAnsi="Arial" w:cs="Arial" w:eastAsia="Arial"/>
       <w:color w:val="000000" w:themeColor="text1"/>
     </w:rPr>
     <w:tblPr>
@@ -9301,7 +9301,7 @@
       <w:spacing w:after="0" w:line="240" w:lineRule="auto"/>
     </w:pPr>
     <w:rPr>
-      <w:rFonts w:asciiTheme="majorHAnsi" w:eastAsiaTheme="majorEastAsia" w:hAnsiTheme="majorHAnsi" w:cstheme="majorBidi"/>
+      <w:rFonts w:ascii="Arial" w:hAnsi="Arial" w:cs="Arial" w:eastAsia="Arial"/>
       <w:color w:val="000000" w:themeColor="text1"/>
     </w:rPr>
     <w:tblPr>
@@ -9426,7 +9426,7 @@
       <w:spacing w:after="0" w:line="240" w:lineRule="auto"/>
     </w:pPr>
     <w:rPr>
-      <w:rFonts w:asciiTheme="majorHAnsi" w:eastAsiaTheme="majorEastAsia" w:hAnsiTheme="majorHAnsi" w:cstheme="majorBidi"/>
+      <w:rFonts w:ascii="Arial" w:hAnsi="Arial" w:cs="Arial" w:eastAsia="Arial"/>
       <w:color w:val="000000" w:themeColor="text1"/>
     </w:rPr>
     <w:tblPr>
@@ -9551,7 +9551,7 @@
       <w:spacing w:after="0" w:line="240" w:lineRule="auto"/>
     </w:pPr>
     <w:rPr>
-      <w:rFonts w:asciiTheme="majorHAnsi" w:eastAsiaTheme="majorEastAsia" w:hAnsiTheme="majorHAnsi" w:cstheme="majorBidi"/>
+      <w:rFonts w:ascii="Arial" w:hAnsi="Arial" w:cs="Arial" w:eastAsia="Arial"/>
       <w:color w:val="000000" w:themeColor="text1"/>
     </w:rPr>
     <w:tblPr>
@@ -13466,7 +13466,7 @@
   <w:docDefaults>
     <w:rPrDefault>
       <w:rPr>
-        <w:rFonts w:asciiTheme="minorHAnsi" w:eastAsiaTheme="minorEastAsia" w:hAnsiTheme="minorHAnsi" w:cstheme="minorBidi"/>
+        <w:rFonts w:ascii="Arial" w:hAnsi="Arial" w:cs="Arial" w:eastAsia="Arial"/>
         <w:sz w:val="22"/>
         <w:szCs w:val="22"/>
         <w:lang w:val="en-US" w:eastAsia="en-US" w:bidi="ar-SA"/>
@@ -13637,7 +13637,7 @@
       <w:outlineLvl w:val="0"/>
     </w:pPr>
     <w:rPr>
-      <w:rFonts w:asciiTheme="majorHAnsi" w:eastAsiaTheme="majorEastAsia" w:hAnsiTheme="majorHAnsi" w:cstheme="majorBidi"/>
+      <w:rFonts w:ascii="Arial" w:hAnsi="Arial" w:cs="Arial" w:eastAsia="Arial"/>
       <w:b/>
       <w:bCs/>
       <w:color w:val="365F91" w:themeColor="accent1" w:themeShade="BF"/>
@@ -13661,7 +13661,7 @@
       <w:outlineLvl w:val="1"/>
     </w:pPr>
     <w:rPr>
-      <w:rFonts w:asciiTheme="majorHAnsi" w:eastAsiaTheme="majorEastAsia" w:hAnsiTheme="majorHAnsi" w:cstheme="majorBidi"/>
+      <w:rFonts w:ascii="Arial" w:hAnsi="Arial" w:cs="Arial" w:eastAsia="Arial"/>
       <w:b/>
       <w:bCs/>
       <w:color w:val="4F81BD" w:themeColor="accent1"/>
@@ -13685,7 +13685,7 @@
       <w:outlineLvl w:val="2"/>
     </w:pPr>
     <w:rPr>
-      <w:rFonts w:asciiTheme="majorHAnsi" w:eastAsiaTheme="majorEastAsia" w:hAnsiTheme="majorHAnsi" w:cstheme="majorBidi"/>
+      <w:rFonts w:ascii="Arial" w:hAnsi="Arial" w:cs="Arial" w:eastAsia="Arial"/>
       <w:b/>
       <w:bCs/>
       <w:color w:val="4F81BD" w:themeColor="accent1"/>
@@ -13708,7 +13708,7 @@
       <w:outlineLvl w:val="3"/>
     </w:pPr>
     <w:rPr>
-      <w:rFonts w:asciiTheme="majorHAnsi" w:eastAsiaTheme="majorEastAsia" w:hAnsiTheme="majorHAnsi" w:cstheme="majorBidi"/>
+      <w:rFonts w:ascii="Arial" w:hAnsi="Arial" w:cs="Arial" w:eastAsia="Arial"/>
       <w:b/>
       <w:bCs/>
       <w:i/>
@@ -13733,7 +13733,7 @@
       <w:outlineLvl w:val="4"/>
     </w:pPr>
     <w:rPr>
-      <w:rFonts w:asciiTheme="majorHAnsi" w:eastAsiaTheme="majorEastAsia" w:hAnsiTheme="majorHAnsi" w:cstheme="majorBidi"/>
+      <w:rFonts w:ascii="Arial" w:hAnsi="Arial" w:cs="Arial" w:eastAsia="Arial"/>
       <w:color w:val="243F60" w:themeColor="accent1" w:themeShade="7F"/>
     </w:rPr>
   </w:style>
@@ -13754,7 +13754,7 @@
       <w:outlineLvl w:val="5"/>
     </w:pPr>
     <w:rPr>
-      <w:rFonts w:asciiTheme="majorHAnsi" w:eastAsiaTheme="majorEastAsia" w:hAnsiTheme="majorHAnsi" w:cstheme="majorBidi"/>
+      <w:rFonts w:ascii="Arial" w:hAnsi="Arial" w:cs="Arial" w:eastAsia="Arial"/>
       <w:i/>
       <w:iCs/>
       <w:color w:val="243F60" w:themeColor="accent1" w:themeShade="7F"/>
@@ -13777,7 +13777,7 @@
       <w:outlineLvl w:val="6"/>
     </w:pPr>
     <w:rPr>
-      <w:rFonts w:asciiTheme="majorHAnsi" w:eastAsiaTheme="majorEastAsia" w:hAnsiTheme="majorHAnsi" w:cstheme="majorBidi"/>
+      <w:rFonts w:ascii="Arial" w:hAnsi="Arial" w:cs="Arial" w:eastAsia="Arial"/>
       <w:i/>
       <w:iCs/>
       <w:color w:val="404040" w:themeColor="text1" w:themeTint="BF"/>
@@ -13800,7 +13800,7 @@
       <w:outlineLvl w:val="7"/>
     </w:pPr>
     <w:rPr>
-      <w:rFonts w:asciiTheme="majorHAnsi" w:eastAsiaTheme="majorEastAsia" w:hAnsiTheme="majorHAnsi" w:cstheme="majorBidi"/>
+      <w:rFonts w:ascii="Arial" w:hAnsi="Arial" w:cs="Arial" w:eastAsia="Arial"/>
       <w:color w:val="4F81BD" w:themeColor="accent1"/>
       <w:sz w:val="20"/>
       <w:szCs w:val="20"/>
@@ -13823,7 +13823,7 @@
       <w:outlineLvl w:val="8"/>
     </w:pPr>
     <w:rPr>
-      <w:rFonts w:asciiTheme="majorHAnsi" w:eastAsiaTheme="majorEastAsia" w:hAnsiTheme="majorHAnsi" w:cstheme="majorBidi"/>
+      <w:rFonts w:ascii="Arial" w:hAnsi="Arial" w:cs="Arial" w:eastAsia="Arial"/>
       <w:i/>
       <w:iCs/>
       <w:color w:val="404040" w:themeColor="text1" w:themeTint="BF"/>
@@ -13874,7 +13874,7 @@
     <w:uiPriority w:val="9"/>
     <w:rsid w:val="00FC693F"/>
     <w:rPr>
-      <w:rFonts w:asciiTheme="majorHAnsi" w:eastAsiaTheme="majorEastAsia" w:hAnsiTheme="majorHAnsi" w:cstheme="majorBidi"/>
+      <w:rFonts w:ascii="Arial" w:hAnsi="Arial" w:cs="Arial" w:eastAsia="Arial"/>
       <w:b/>
       <w:bCs/>
       <w:color w:val="365F91" w:themeColor="accent1" w:themeShade="BF"/>
@@ -13889,7 +13889,7 @@
     <w:uiPriority w:val="9"/>
     <w:rsid w:val="00FC693F"/>
     <w:rPr>
-      <w:rFonts w:asciiTheme="majorHAnsi" w:eastAsiaTheme="majorEastAsia" w:hAnsiTheme="majorHAnsi" w:cstheme="majorBidi"/>
+      <w:rFonts w:ascii="Arial" w:hAnsi="Arial" w:cs="Arial" w:eastAsia="Arial"/>
       <w:b/>
       <w:bCs/>
       <w:color w:val="4F81BD" w:themeColor="accent1"/>
@@ -13904,7 +13904,7 @@
     <w:uiPriority w:val="9"/>
     <w:rsid w:val="00FC693F"/>
     <w:rPr>
-      <w:rFonts w:asciiTheme="majorHAnsi" w:eastAsiaTheme="majorEastAsia" w:hAnsiTheme="majorHAnsi" w:cstheme="majorBidi"/>
+      <w:rFonts w:ascii="Arial" w:hAnsi="Arial" w:cs="Arial" w:eastAsia="Arial"/>
       <w:b/>
       <w:bCs/>
       <w:color w:val="4F81BD" w:themeColor="accent1"/>
@@ -13926,7 +13926,7 @@
       <w:contextualSpacing/>
     </w:pPr>
     <w:rPr>
-      <w:rFonts w:asciiTheme="majorHAnsi" w:eastAsiaTheme="majorEastAsia" w:hAnsiTheme="majorHAnsi" w:cstheme="majorBidi"/>
+      <w:rFonts w:ascii="Arial" w:hAnsi="Arial" w:cs="Arial" w:eastAsia="Arial"/>
       <w:color w:val="17365D" w:themeColor="text2" w:themeShade="BF"/>
       <w:spacing w:val="5"/>
       <w:kern w:val="28"/>
@@ -13941,7 +13941,7 @@
     <w:uiPriority w:val="10"/>
     <w:rsid w:val="00FC693F"/>
     <w:rPr>
-      <w:rFonts w:asciiTheme="majorHAnsi" w:eastAsiaTheme="majorEastAsia" w:hAnsiTheme="majorHAnsi" w:cstheme="majorBidi"/>
+      <w:rFonts w:ascii="Arial" w:hAnsi="Arial" w:cs="Arial" w:eastAsia="Arial"/>
       <w:color w:val="17365D" w:themeColor="text2" w:themeShade="BF"/>
       <w:spacing w:val="5"/>
       <w:kern w:val="28"/>
@@ -13963,7 +13963,7 @@
       </w:numPr>
     </w:pPr>
     <w:rPr>
-      <w:rFonts w:asciiTheme="majorHAnsi" w:eastAsiaTheme="majorEastAsia" w:hAnsiTheme="majorHAnsi" w:cstheme="majorBidi"/>
+      <w:rFonts w:ascii="Arial" w:hAnsi="Arial" w:cs="Arial" w:eastAsia="Arial"/>
       <w:i/>
       <w:iCs/>
       <w:color w:val="4F81BD" w:themeColor="accent1"/>
@@ -13979,7 +13979,7 @@
     <w:uiPriority w:val="11"/>
     <w:rsid w:val="00FC693F"/>
     <w:rPr>
-      <w:rFonts w:asciiTheme="majorHAnsi" w:eastAsiaTheme="majorEastAsia" w:hAnsiTheme="majorHAnsi" w:cstheme="majorBidi"/>
+      <w:rFonts w:ascii="Arial" w:hAnsi="Arial" w:cs="Arial" w:eastAsia="Arial"/>
       <w:i/>
       <w:iCs/>
       <w:color w:val="4F81BD" w:themeColor="accent1"/>
@@ -14226,7 +14226,7 @@
       </w:tabs>
     </w:pPr>
     <w:rPr>
-      <w:rFonts w:ascii="Courier" w:hAnsi="Courier"/>
+      <w:rFonts w:ascii="Arial" w:hAnsi="Arial" w:cs="Arial" w:eastAsia="Arial"/>
       <w:sz w:val="20"/>
       <w:szCs w:val="20"/>
     </w:rPr>
@@ -14238,7 +14238,7 @@
     <w:uiPriority w:val="99"/>
     <w:rsid w:val="0029639D"/>
     <w:rPr>
-      <w:rFonts w:ascii="Courier" w:hAnsi="Courier"/>
+      <w:rFonts w:ascii="Arial" w:hAnsi="Arial" w:cs="Arial" w:eastAsia="Arial"/>
       <w:sz w:val="20"/>
       <w:szCs w:val="20"/>
     </w:rPr>
@@ -14277,7 +14277,7 @@
     <w:semiHidden/>
     <w:rsid w:val="00FC693F"/>
     <w:rPr>
-      <w:rFonts w:asciiTheme="majorHAnsi" w:eastAsiaTheme="majorEastAsia" w:hAnsiTheme="majorHAnsi" w:cstheme="majorBidi"/>
+      <w:rFonts w:ascii="Arial" w:hAnsi="Arial" w:cs="Arial" w:eastAsia="Arial"/>
       <w:b/>
       <w:bCs/>
       <w:i/>
@@ -14293,7 +14293,7 @@
     <w:semiHidden/>
     <w:rsid w:val="00FC693F"/>
     <w:rPr>
-      <w:rFonts w:asciiTheme="majorHAnsi" w:eastAsiaTheme="majorEastAsia" w:hAnsiTheme="majorHAnsi" w:cstheme="majorBidi"/>
+      <w:rFonts w:ascii="Arial" w:hAnsi="Arial" w:cs="Arial" w:eastAsia="Arial"/>
       <w:color w:val="243F60" w:themeColor="accent1" w:themeShade="7F"/>
     </w:rPr>
   </w:style>
@@ -14305,7 +14305,7 @@
     <w:semiHidden/>
     <w:rsid w:val="00FC693F"/>
     <w:rPr>
-      <w:rFonts w:asciiTheme="majorHAnsi" w:eastAsiaTheme="majorEastAsia" w:hAnsiTheme="majorHAnsi" w:cstheme="majorBidi"/>
+      <w:rFonts w:ascii="Arial" w:hAnsi="Arial" w:cs="Arial" w:eastAsia="Arial"/>
       <w:i/>
       <w:iCs/>
       <w:color w:val="243F60" w:themeColor="accent1" w:themeShade="7F"/>
@@ -14319,7 +14319,7 @@
     <w:semiHidden/>
     <w:rsid w:val="00FC693F"/>
     <w:rPr>
-      <w:rFonts w:asciiTheme="majorHAnsi" w:eastAsiaTheme="majorEastAsia" w:hAnsiTheme="majorHAnsi" w:cstheme="majorBidi"/>
+      <w:rFonts w:ascii="Arial" w:hAnsi="Arial" w:cs="Arial" w:eastAsia="Arial"/>
       <w:i/>
       <w:iCs/>
       <w:color w:val="404040" w:themeColor="text1" w:themeTint="BF"/>
@@ -14333,7 +14333,7 @@
     <w:semiHidden/>
     <w:rsid w:val="00FC693F"/>
     <w:rPr>
-      <w:rFonts w:asciiTheme="majorHAnsi" w:eastAsiaTheme="majorEastAsia" w:hAnsiTheme="majorHAnsi" w:cstheme="majorBidi"/>
+      <w:rFonts w:ascii="Arial" w:hAnsi="Arial" w:cs="Arial" w:eastAsia="Arial"/>
       <w:color w:val="4F81BD" w:themeColor="accent1"/>
       <w:sz w:val="20"/>
       <w:szCs w:val="20"/>
@@ -14347,7 +14347,7 @@
     <w:semiHidden/>
     <w:rsid w:val="00FC693F"/>
     <w:rPr>
-      <w:rFonts w:asciiTheme="majorHAnsi" w:eastAsiaTheme="majorEastAsia" w:hAnsiTheme="majorHAnsi" w:cstheme="majorBidi"/>
+      <w:rFonts w:ascii="Arial" w:hAnsi="Arial" w:cs="Arial" w:eastAsia="Arial"/>
       <w:i/>
       <w:iCs/>
       <w:color w:val="404040" w:themeColor="text1" w:themeTint="BF"/>
@@ -15936,7 +15936,7 @@
         <w:spacing w:before="0" w:after="0" w:line="240" w:lineRule="auto"/>
       </w:pPr>
       <w:rPr>
-        <w:rFonts w:asciiTheme="majorHAnsi" w:eastAsiaTheme="majorEastAsia" w:hAnsiTheme="majorHAnsi" w:cstheme="majorBidi"/>
+        <w:rFonts w:ascii="Arial" w:hAnsi="Arial" w:cs="Arial" w:eastAsia="Arial"/>
         <w:b/>
         <w:bCs/>
       </w:rPr>
@@ -15957,7 +15957,7 @@
         <w:spacing w:before="0" w:after="0" w:line="240" w:lineRule="auto"/>
       </w:pPr>
       <w:rPr>
-        <w:rFonts w:asciiTheme="majorHAnsi" w:eastAsiaTheme="majorEastAsia" w:hAnsiTheme="majorHAnsi" w:cstheme="majorBidi"/>
+        <w:rFonts w:ascii="Arial" w:hAnsi="Arial" w:cs="Arial" w:eastAsia="Arial"/>
         <w:b/>
         <w:bCs/>
       </w:rPr>
@@ -15975,14 +15975,14 @@
     </w:tblStylePr>
     <w:tblStylePr w:type="firstCol">
       <w:rPr>
-        <w:rFonts w:asciiTheme="majorHAnsi" w:eastAsiaTheme="majorEastAsia" w:hAnsiTheme="majorHAnsi" w:cstheme="majorBidi"/>
+        <w:rFonts w:ascii="Arial" w:hAnsi="Arial" w:cs="Arial" w:eastAsia="Arial"/>
         <w:b/>
         <w:bCs/>
       </w:rPr>
     </w:tblStylePr>
     <w:tblStylePr w:type="lastCol">
       <w:rPr>
-        <w:rFonts w:asciiTheme="majorHAnsi" w:eastAsiaTheme="majorEastAsia" w:hAnsiTheme="majorHAnsi" w:cstheme="majorBidi"/>
+        <w:rFonts w:ascii="Arial" w:hAnsi="Arial" w:cs="Arial" w:eastAsia="Arial"/>
         <w:b/>
         <w:bCs/>
       </w:rPr>
@@ -16066,7 +16066,7 @@
         <w:spacing w:before="0" w:after="0" w:line="240" w:lineRule="auto"/>
       </w:pPr>
       <w:rPr>
-        <w:rFonts w:asciiTheme="majorHAnsi" w:eastAsiaTheme="majorEastAsia" w:hAnsiTheme="majorHAnsi" w:cstheme="majorBidi"/>
+        <w:rFonts w:ascii="Arial" w:hAnsi="Arial" w:cs="Arial" w:eastAsia="Arial"/>
         <w:b/>
         <w:bCs/>
       </w:rPr>
@@ -16087,7 +16087,7 @@
         <w:spacing w:before="0" w:after="0" w:line="240" w:lineRule="auto"/>
       </w:pPr>
       <w:rPr>
-        <w:rFonts w:asciiTheme="majorHAnsi" w:eastAsiaTheme="majorEastAsia" w:hAnsiTheme="majorHAnsi" w:cstheme="majorBidi"/>
+        <w:rFonts w:ascii="Arial" w:hAnsi="Arial" w:cs="Arial" w:eastAsia="Arial"/>
         <w:b/>
         <w:bCs/>
       </w:rPr>
@@ -16105,14 +16105,14 @@
     </w:tblStylePr>
     <w:tblStylePr w:type="firstCol">
       <w:rPr>
-        <w:rFonts w:asciiTheme="majorHAnsi" w:eastAsiaTheme="majorEastAsia" w:hAnsiTheme="majorHAnsi" w:cstheme="majorBidi"/>
+        <w:rFonts w:ascii="Arial" w:hAnsi="Arial" w:cs="Arial" w:eastAsia="Arial"/>
         <w:b/>
         <w:bCs/>
       </w:rPr>
     </w:tblStylePr>
     <w:tblStylePr w:type="lastCol">
       <w:rPr>
-        <w:rFonts w:asciiTheme="majorHAnsi" w:eastAsiaTheme="majorEastAsia" w:hAnsiTheme="majorHAnsi" w:cstheme="majorBidi"/>
+        <w:rFonts w:ascii="Arial" w:hAnsi="Arial" w:cs="Arial" w:eastAsia="Arial"/>
         <w:b/>
         <w:bCs/>
       </w:rPr>
@@ -16196,7 +16196,7 @@
         <w:spacing w:before="0" w:after="0" w:line="240" w:lineRule="auto"/>
       </w:pPr>
       <w:rPr>
-        <w:rFonts w:asciiTheme="majorHAnsi" w:eastAsiaTheme="majorEastAsia" w:hAnsiTheme="majorHAnsi" w:cstheme="majorBidi"/>
+        <w:rFonts w:ascii="Arial" w:hAnsi="Arial" w:cs="Arial" w:eastAsia="Arial"/>
         <w:b/>
         <w:bCs/>
       </w:rPr>
@@ -16217,7 +16217,7 @@
         <w:spacing w:before="0" w:after="0" w:line="240" w:lineRule="auto"/>
       </w:pPr>
       <w:rPr>
-        <w:rFonts w:asciiTheme="majorHAnsi" w:eastAsiaTheme="majorEastAsia" w:hAnsiTheme="majorHAnsi" w:cstheme="majorBidi"/>
+        <w:rFonts w:ascii="Arial" w:hAnsi="Arial" w:cs="Arial" w:eastAsia="Arial"/>
         <w:b/>
         <w:bCs/>
       </w:rPr>
@@ -16235,14 +16235,14 @@
     </w:tblStylePr>
     <w:tblStylePr w:type="firstCol">
       <w:rPr>
-        <w:rFonts w:asciiTheme="majorHAnsi" w:eastAsiaTheme="majorEastAsia" w:hAnsiTheme="majorHAnsi" w:cstheme="majorBidi"/>
+        <w:rFonts w:ascii="Arial" w:hAnsi="Arial" w:cs="Arial" w:eastAsia="Arial"/>
         <w:b/>
         <w:bCs/>
       </w:rPr>
     </w:tblStylePr>
     <w:tblStylePr w:type="lastCol">
       <w:rPr>
-        <w:rFonts w:asciiTheme="majorHAnsi" w:eastAsiaTheme="majorEastAsia" w:hAnsiTheme="majorHAnsi" w:cstheme="majorBidi"/>
+        <w:rFonts w:ascii="Arial" w:hAnsi="Arial" w:cs="Arial" w:eastAsia="Arial"/>
         <w:b/>
         <w:bCs/>
       </w:rPr>
@@ -16326,7 +16326,7 @@
         <w:spacing w:before="0" w:after="0" w:line="240" w:lineRule="auto"/>
       </w:pPr>
       <w:rPr>
-        <w:rFonts w:asciiTheme="majorHAnsi" w:eastAsiaTheme="majorEastAsia" w:hAnsiTheme="majorHAnsi" w:cstheme="majorBidi"/>
+        <w:rFonts w:ascii="Arial" w:hAnsi="Arial" w:cs="Arial" w:eastAsia="Arial"/>
         <w:b/>
         <w:bCs/>
       </w:rPr>
@@ -16347,7 +16347,7 @@
         <w:spacing w:before="0" w:after="0" w:line="240" w:lineRule="auto"/>
       </w:pPr>
       <w:rPr>
-        <w:rFonts w:asciiTheme="majorHAnsi" w:eastAsiaTheme="majorEastAsia" w:hAnsiTheme="majorHAnsi" w:cstheme="majorBidi"/>
+        <w:rFonts w:ascii="Arial" w:hAnsi="Arial" w:cs="Arial" w:eastAsia="Arial"/>
         <w:b/>
         <w:bCs/>
       </w:rPr>
@@ -16365,14 +16365,14 @@
     </w:tblStylePr>
     <w:tblStylePr w:type="firstCol">
       <w:rPr>
-        <w:rFonts w:asciiTheme="majorHAnsi" w:eastAsiaTheme="majorEastAsia" w:hAnsiTheme="majorHAnsi" w:cstheme="majorBidi"/>
+        <w:rFonts w:ascii="Arial" w:hAnsi="Arial" w:cs="Arial" w:eastAsia="Arial"/>
         <w:b/>
         <w:bCs/>
       </w:rPr>
     </w:tblStylePr>
     <w:tblStylePr w:type="lastCol">
       <w:rPr>
-        <w:rFonts w:asciiTheme="majorHAnsi" w:eastAsiaTheme="majorEastAsia" w:hAnsiTheme="majorHAnsi" w:cstheme="majorBidi"/>
+        <w:rFonts w:ascii="Arial" w:hAnsi="Arial" w:cs="Arial" w:eastAsia="Arial"/>
         <w:b/>
         <w:bCs/>
       </w:rPr>
@@ -16456,7 +16456,7 @@
         <w:spacing w:before="0" w:after="0" w:line="240" w:lineRule="auto"/>
       </w:pPr>
       <w:rPr>
-        <w:rFonts w:asciiTheme="majorHAnsi" w:eastAsiaTheme="majorEastAsia" w:hAnsiTheme="majorHAnsi" w:cstheme="majorBidi"/>
+        <w:rFonts w:ascii="Arial" w:hAnsi="Arial" w:cs="Arial" w:eastAsia="Arial"/>
         <w:b/>
         <w:bCs/>
       </w:rPr>
@@ -16477,7 +16477,7 @@
         <w:spacing w:before="0" w:after="0" w:line="240" w:lineRule="auto"/>
       </w:pPr>
       <w:rPr>
-        <w:rFonts w:asciiTheme="majorHAnsi" w:eastAsiaTheme="majorEastAsia" w:hAnsiTheme="majorHAnsi" w:cstheme="majorBidi"/>
+        <w:rFonts w:ascii="Arial" w:hAnsi="Arial" w:cs="Arial" w:eastAsia="Arial"/>
         <w:b/>
         <w:bCs/>
       </w:rPr>
@@ -16495,14 +16495,14 @@
     </w:tblStylePr>
     <w:tblStylePr w:type="firstCol">
       <w:rPr>
-        <w:rFonts w:asciiTheme="majorHAnsi" w:eastAsiaTheme="majorEastAsia" w:hAnsiTheme="majorHAnsi" w:cstheme="majorBidi"/>
+        <w:rFonts w:ascii="Arial" w:hAnsi="Arial" w:cs="Arial" w:eastAsia="Arial"/>
         <w:b/>
         <w:bCs/>
       </w:rPr>
     </w:tblStylePr>
     <w:tblStylePr w:type="lastCol">
       <w:rPr>
-        <w:rFonts w:asciiTheme="majorHAnsi" w:eastAsiaTheme="majorEastAsia" w:hAnsiTheme="majorHAnsi" w:cstheme="majorBidi"/>
+        <w:rFonts w:ascii="Arial" w:hAnsi="Arial" w:cs="Arial" w:eastAsia="Arial"/>
         <w:b/>
         <w:bCs/>
       </w:rPr>
@@ -16586,7 +16586,7 @@
         <w:spacing w:before="0" w:after="0" w:line="240" w:lineRule="auto"/>
       </w:pPr>
       <w:rPr>
-        <w:rFonts w:asciiTheme="majorHAnsi" w:eastAsiaTheme="majorEastAsia" w:hAnsiTheme="majorHAnsi" w:cstheme="majorBidi"/>
+        <w:rFonts w:ascii="Arial" w:hAnsi="Arial" w:cs="Arial" w:eastAsia="Arial"/>
         <w:b/>
         <w:bCs/>
       </w:rPr>
@@ -16607,7 +16607,7 @@
         <w:spacing w:before="0" w:after="0" w:line="240" w:lineRule="auto"/>
       </w:pPr>
       <w:rPr>
-        <w:rFonts w:asciiTheme="majorHAnsi" w:eastAsiaTheme="majorEastAsia" w:hAnsiTheme="majorHAnsi" w:cstheme="majorBidi"/>
+        <w:rFonts w:ascii="Arial" w:hAnsi="Arial" w:cs="Arial" w:eastAsia="Arial"/>
         <w:b/>
         <w:bCs/>
       </w:rPr>
@@ -16625,14 +16625,14 @@
     </w:tblStylePr>
     <w:tblStylePr w:type="firstCol">
       <w:rPr>
-        <w:rFonts w:asciiTheme="majorHAnsi" w:eastAsiaTheme="majorEastAsia" w:hAnsiTheme="majorHAnsi" w:cstheme="majorBidi"/>
+        <w:rFonts w:ascii="Arial" w:hAnsi="Arial" w:cs="Arial" w:eastAsia="Arial"/>
         <w:b/>
         <w:bCs/>
       </w:rPr>
     </w:tblStylePr>
     <w:tblStylePr w:type="lastCol">
       <w:rPr>
-        <w:rFonts w:asciiTheme="majorHAnsi" w:eastAsiaTheme="majorEastAsia" w:hAnsiTheme="majorHAnsi" w:cstheme="majorBidi"/>
+        <w:rFonts w:ascii="Arial" w:hAnsi="Arial" w:cs="Arial" w:eastAsia="Arial"/>
         <w:b/>
         <w:bCs/>
       </w:rPr>
@@ -16716,7 +16716,7 @@
         <w:spacing w:before="0" w:after="0" w:line="240" w:lineRule="auto"/>
       </w:pPr>
       <w:rPr>
-        <w:rFonts w:asciiTheme="majorHAnsi" w:eastAsiaTheme="majorEastAsia" w:hAnsiTheme="majorHAnsi" w:cstheme="majorBidi"/>
+        <w:rFonts w:ascii="Arial" w:hAnsi="Arial" w:cs="Arial" w:eastAsia="Arial"/>
         <w:b/>
         <w:bCs/>
       </w:rPr>
@@ -16737,7 +16737,7 @@
         <w:spacing w:before="0" w:after="0" w:line="240" w:lineRule="auto"/>
       </w:pPr>
       <w:rPr>
-        <w:rFonts w:asciiTheme="majorHAnsi" w:eastAsiaTheme="majorEastAsia" w:hAnsiTheme="majorHAnsi" w:cstheme="majorBidi"/>
+        <w:rFonts w:ascii="Arial" w:hAnsi="Arial" w:cs="Arial" w:eastAsia="Arial"/>
         <w:b/>
         <w:bCs/>
       </w:rPr>
@@ -16755,14 +16755,14 @@
     </w:tblStylePr>
     <w:tblStylePr w:type="firstCol">
       <w:rPr>
-        <w:rFonts w:asciiTheme="majorHAnsi" w:eastAsiaTheme="majorEastAsia" w:hAnsiTheme="majorHAnsi" w:cstheme="majorBidi"/>
+        <w:rFonts w:ascii="Arial" w:hAnsi="Arial" w:cs="Arial" w:eastAsia="Arial"/>
         <w:b/>
         <w:bCs/>
       </w:rPr>
     </w:tblStylePr>
     <w:tblStylePr w:type="lastCol">
       <w:rPr>
-        <w:rFonts w:asciiTheme="majorHAnsi" w:eastAsiaTheme="majorEastAsia" w:hAnsiTheme="majorHAnsi" w:cstheme="majorBidi"/>
+        <w:rFonts w:ascii="Arial" w:hAnsi="Arial" w:cs="Arial" w:eastAsia="Arial"/>
         <w:b/>
         <w:bCs/>
       </w:rPr>
@@ -18627,7 +18627,7 @@
     </w:tblPr>
     <w:tblStylePr w:type="firstRow">
       <w:rPr>
-        <w:rFonts w:asciiTheme="majorHAnsi" w:eastAsiaTheme="majorEastAsia" w:hAnsiTheme="majorHAnsi" w:cstheme="majorBidi"/>
+        <w:rFonts w:ascii="Arial" w:hAnsi="Arial" w:cs="Arial" w:eastAsia="Arial"/>
       </w:rPr>
       <w:tblPr/>
       <w:tcPr>
@@ -18711,7 +18711,7 @@
     </w:tblPr>
     <w:tblStylePr w:type="firstRow">
       <w:rPr>
-        <w:rFonts w:asciiTheme="majorHAnsi" w:eastAsiaTheme="majorEastAsia" w:hAnsiTheme="majorHAnsi" w:cstheme="majorBidi"/>
+        <w:rFonts w:ascii="Arial" w:hAnsi="Arial" w:cs="Arial" w:eastAsia="Arial"/>
       </w:rPr>
       <w:tblPr/>
       <w:tcPr>
@@ -18795,7 +18795,7 @@
     </w:tblPr>
     <w:tblStylePr w:type="firstRow">
       <w:rPr>
-        <w:rFonts w:asciiTheme="majorHAnsi" w:eastAsiaTheme="majorEastAsia" w:hAnsiTheme="majorHAnsi" w:cstheme="majorBidi"/>
+        <w:rFonts w:ascii="Arial" w:hAnsi="Arial" w:cs="Arial" w:eastAsia="Arial"/>
       </w:rPr>
       <w:tblPr/>
       <w:tcPr>
@@ -18879,7 +18879,7 @@
     </w:tblPr>
     <w:tblStylePr w:type="firstRow">
       <w:rPr>
-        <w:rFonts w:asciiTheme="majorHAnsi" w:eastAsiaTheme="majorEastAsia" w:hAnsiTheme="majorHAnsi" w:cstheme="majorBidi"/>
+        <w:rFonts w:ascii="Arial" w:hAnsi="Arial" w:cs="Arial" w:eastAsia="Arial"/>
       </w:rPr>
       <w:tblPr/>
       <w:tcPr>
@@ -18963,7 +18963,7 @@
     </w:tblPr>
     <w:tblStylePr w:type="firstRow">
       <w:rPr>
-        <w:rFonts w:asciiTheme="majorHAnsi" w:eastAsiaTheme="majorEastAsia" w:hAnsiTheme="majorHAnsi" w:cstheme="majorBidi"/>
+        <w:rFonts w:ascii="Arial" w:hAnsi="Arial" w:cs="Arial" w:eastAsia="Arial"/>
       </w:rPr>
       <w:tblPr/>
       <w:tcPr>
@@ -19047,7 +19047,7 @@
     </w:tblPr>
     <w:tblStylePr w:type="firstRow">
       <w:rPr>
-        <w:rFonts w:asciiTheme="majorHAnsi" w:eastAsiaTheme="majorEastAsia" w:hAnsiTheme="majorHAnsi" w:cstheme="majorBidi"/>
+        <w:rFonts w:ascii="Arial" w:hAnsi="Arial" w:cs="Arial" w:eastAsia="Arial"/>
       </w:rPr>
       <w:tblPr/>
       <w:tcPr>
@@ -19131,7 +19131,7 @@
     </w:tblPr>
     <w:tblStylePr w:type="firstRow">
       <w:rPr>
-        <w:rFonts w:asciiTheme="majorHAnsi" w:eastAsiaTheme="majorEastAsia" w:hAnsiTheme="majorHAnsi" w:cstheme="majorBidi"/>
+        <w:rFonts w:ascii="Arial" w:hAnsi="Arial" w:cs="Arial" w:eastAsia="Arial"/>
       </w:rPr>
       <w:tblPr/>
       <w:tcPr>
@@ -19196,7 +19196,7 @@
       <w:spacing w:after="0" w:line="240" w:lineRule="auto"/>
     </w:pPr>
     <w:rPr>
-      <w:rFonts w:asciiTheme="majorHAnsi" w:eastAsiaTheme="majorEastAsia" w:hAnsiTheme="majorHAnsi" w:cstheme="majorBidi"/>
+      <w:rFonts w:ascii="Arial" w:hAnsi="Arial" w:cs="Arial" w:eastAsia="Arial"/>
       <w:color w:val="000000" w:themeColor="text1"/>
     </w:rPr>
     <w:tblPr>
@@ -19324,7 +19324,7 @@
       <w:spacing w:after="0" w:line="240" w:lineRule="auto"/>
     </w:pPr>
     <w:rPr>
-      <w:rFonts w:asciiTheme="majorHAnsi" w:eastAsiaTheme="majorEastAsia" w:hAnsiTheme="majorHAnsi" w:cstheme="majorBidi"/>
+      <w:rFonts w:ascii="Arial" w:hAnsi="Arial" w:cs="Arial" w:eastAsia="Arial"/>
       <w:color w:val="000000" w:themeColor="text1"/>
     </w:rPr>
     <w:tblPr>
@@ -19452,7 +19452,7 @@
       <w:spacing w:after="0" w:line="240" w:lineRule="auto"/>
     </w:pPr>
     <w:rPr>
-      <w:rFonts w:asciiTheme="majorHAnsi" w:eastAsiaTheme="majorEastAsia" w:hAnsiTheme="majorHAnsi" w:cstheme="majorBidi"/>
+      <w:rFonts w:ascii="Arial" w:hAnsi="Arial" w:cs="Arial" w:eastAsia="Arial"/>
       <w:color w:val="000000" w:themeColor="text1"/>
     </w:rPr>
     <w:tblPr>
@@ -19580,7 +19580,7 @@
       <w:spacing w:after="0" w:line="240" w:lineRule="auto"/>
     </w:pPr>
     <w:rPr>
-      <w:rFonts w:asciiTheme="majorHAnsi" w:eastAsiaTheme="majorEastAsia" w:hAnsiTheme="majorHAnsi" w:cstheme="majorBidi"/>
+      <w:rFonts w:ascii="Arial" w:hAnsi="Arial" w:cs="Arial" w:eastAsia="Arial"/>
       <w:color w:val="000000" w:themeColor="text1"/>
     </w:rPr>
     <w:tblPr>
@@ -19708,7 +19708,7 @@
       <w:spacing w:after="0" w:line="240" w:lineRule="auto"/>
     </w:pPr>
     <w:rPr>
-      <w:rFonts w:asciiTheme="majorHAnsi" w:eastAsiaTheme="majorEastAsia" w:hAnsiTheme="majorHAnsi" w:cstheme="majorBidi"/>
+      <w:rFonts w:ascii="Arial" w:hAnsi="Arial" w:cs="Arial" w:eastAsia="Arial"/>
       <w:color w:val="000000" w:themeColor="text1"/>
     </w:rPr>
     <w:tblPr>
@@ -19836,7 +19836,7 @@
       <w:spacing w:after="0" w:line="240" w:lineRule="auto"/>
     </w:pPr>
     <w:rPr>
-      <w:rFonts w:asciiTheme="majorHAnsi" w:eastAsiaTheme="majorEastAsia" w:hAnsiTheme="majorHAnsi" w:cstheme="majorBidi"/>
+      <w:rFonts w:ascii="Arial" w:hAnsi="Arial" w:cs="Arial" w:eastAsia="Arial"/>
       <w:color w:val="000000" w:themeColor="text1"/>
     </w:rPr>
     <w:tblPr>
@@ -19964,7 +19964,7 @@
       <w:spacing w:after="0" w:line="240" w:lineRule="auto"/>
     </w:pPr>
     <w:rPr>
-      <w:rFonts w:asciiTheme="majorHAnsi" w:eastAsiaTheme="majorEastAsia" w:hAnsiTheme="majorHAnsi" w:cstheme="majorBidi"/>
+      <w:rFonts w:ascii="Arial" w:hAnsi="Arial" w:cs="Arial" w:eastAsia="Arial"/>
       <w:color w:val="000000" w:themeColor="text1"/>
     </w:rPr>
     <w:tblPr>
@@ -20603,7 +20603,7 @@
       <w:spacing w:after="0" w:line="240" w:lineRule="auto"/>
     </w:pPr>
     <w:rPr>
-      <w:rFonts w:asciiTheme="majorHAnsi" w:eastAsiaTheme="majorEastAsia" w:hAnsiTheme="majorHAnsi" w:cstheme="majorBidi"/>
+      <w:rFonts w:ascii="Arial" w:hAnsi="Arial" w:cs="Arial" w:eastAsia="Arial"/>
       <w:color w:val="000000" w:themeColor="text1"/>
     </w:rPr>
     <w:tblPr>
@@ -20728,7 +20728,7 @@
       <w:spacing w:after="0" w:line="240" w:lineRule="auto"/>
     </w:pPr>
     <w:rPr>
-      <w:rFonts w:asciiTheme="majorHAnsi" w:eastAsiaTheme="majorEastAsia" w:hAnsiTheme="majorHAnsi" w:cstheme="majorBidi"/>
+      <w:rFonts w:ascii="Arial" w:hAnsi="Arial" w:cs="Arial" w:eastAsia="Arial"/>
       <w:color w:val="000000" w:themeColor="text1"/>
     </w:rPr>
     <w:tblPr>
@@ -20853,7 +20853,7 @@
       <w:spacing w:after="0" w:line="240" w:lineRule="auto"/>
     </w:pPr>
     <w:rPr>
-      <w:rFonts w:asciiTheme="majorHAnsi" w:eastAsiaTheme="majorEastAsia" w:hAnsiTheme="majorHAnsi" w:cstheme="majorBidi"/>
+      <w:rFonts w:ascii="Arial" w:hAnsi="Arial" w:cs="Arial" w:eastAsia="Arial"/>
       <w:color w:val="000000" w:themeColor="text1"/>
     </w:rPr>
     <w:tblPr>
@@ -20978,7 +20978,7 @@
       <w:spacing w:after="0" w:line="240" w:lineRule="auto"/>
     </w:pPr>
     <w:rPr>
-      <w:rFonts w:asciiTheme="majorHAnsi" w:eastAsiaTheme="majorEastAsia" w:hAnsiTheme="majorHAnsi" w:cstheme="majorBidi"/>
+      <w:rFonts w:ascii="Arial" w:hAnsi="Arial" w:cs="Arial" w:eastAsia="Arial"/>
       <w:color w:val="000000" w:themeColor="text1"/>
     </w:rPr>
     <w:tblPr>
@@ -21103,7 +21103,7 @@
       <w:spacing w:after="0" w:line="240" w:lineRule="auto"/>
     </w:pPr>
     <w:rPr>
-      <w:rFonts w:asciiTheme="majorHAnsi" w:eastAsiaTheme="majorEastAsia" w:hAnsiTheme="majorHAnsi" w:cstheme="majorBidi"/>
+      <w:rFonts w:ascii="Arial" w:hAnsi="Arial" w:cs="Arial" w:eastAsia="Arial"/>
       <w:color w:val="000000" w:themeColor="text1"/>
     </w:rPr>
     <w:tblPr>
@@ -21228,7 +21228,7 @@
       <w:spacing w:after="0" w:line="240" w:lineRule="auto"/>
     </w:pPr>
     <w:rPr>
-      <w:rFonts w:asciiTheme="majorHAnsi" w:eastAsiaTheme="majorEastAsia" w:hAnsiTheme="majorHAnsi" w:cstheme="majorBidi"/>
+      <w:rFonts w:ascii="Arial" w:hAnsi="Arial" w:cs="Arial" w:eastAsia="Arial"/>
       <w:color w:val="000000" w:themeColor="text1"/>
     </w:rPr>
     <w:tblPr>
@@ -21353,7 +21353,7 @@
       <w:spacing w:after="0" w:line="240" w:lineRule="auto"/>
     </w:pPr>
     <w:rPr>
-      <w:rFonts w:asciiTheme="majorHAnsi" w:eastAsiaTheme="majorEastAsia" w:hAnsiTheme="majorHAnsi" w:cstheme="majorBidi"/>
+      <w:rFonts w:ascii="Arial" w:hAnsi="Arial" w:cs="Arial" w:eastAsia="Arial"/>
       <w:color w:val="000000" w:themeColor="text1"/>
     </w:rPr>
     <w:tblPr>
@@ -25306,7 +25306,7 @@
     </a:clrScheme>
     <a:fontScheme name="Office">
       <a:majorFont>
-        <a:latin typeface="Calibri"/>
+        <a:latin typeface="Arial"/>
         <a:ea typeface=""/>
         <a:cs typeface=""/>
         <a:font script="Jpan" typeface="ＭＳ ゴシック"/>
@@ -25341,7 +25341,7 @@
         <a:font script="Geor" typeface="Sylfaen"/>
       </a:majorFont>
       <a:minorFont>
-        <a:latin typeface="Cambria"/>
+        <a:latin typeface="Arial"/>
         <a:ea typeface=""/>
         <a:cs typeface=""/>
         <a:font script="Jpan" typeface="ＭＳ 明朝"/>

--- a/assets/lessons/velocity-curve/coordinate-systems.docx
+++ b/assets/lessons/velocity-curve/coordinate-systems.docx
@@ -1374,15 +1374,39 @@
     <w:pPr>
       <w:pStyle w:val="Header"/>
       <w:tabs>
-        <w:tab w:pos="10080" w:val="right"/>
+        <w:tab w:val="clear" w:pos="576"/>
+        <w:tab w:val="clear" w:pos="1152"/>
+        <w:tab w:val="clear" w:pos="1728"/>
+        <w:tab w:val="clear" w:pos="2304"/>
+        <w:tab w:val="clear" w:pos="2880"/>
+        <w:tab w:val="clear" w:pos="3456"/>
+        <w:tab w:val="clear" w:pos="4032"/>
+        <w:tab w:pos="9820" w:val="right"/>
       </w:tabs>
+      <w:spacing w:before="0" w:after="0" w:lineRule="exact" w:line="480"/>
+      <w:shd w:val="clear" w:fill="002855"/>
+      <w:pBdr>
+        <w:bottom w:val="single" w:sz="16" w:space="0" w:color="EEAA00"/>
+      </w:pBdr>
     </w:pPr>
     <w:r>
       <w:rPr>
-        <w:b/>
-        <w:color w:val="002855"/>
-      </w:rPr>
-      <w:t>WVU DSPIRA</w:t>
+        <w:rFonts w:ascii="Arial" w:hAnsi="Arial"/>
+        <w:b/>
+        <w:color w:val="FFFFFF"/>
+        <w:sz w:val="32"/>
+      </w:rPr>
+      <w:t xml:space="preserve">  WVU DSPIRA</w:t>
+    </w:r>
+    <w:r>
+      <w:rPr>
+        <w:rFonts w:ascii="Arial" w:hAnsi="Arial"/>
+        <w:b w:val="0"/>
+        <w:color w:val="FFFFFF"/>
+        <w:sz w:val="18"/>
+      </w:rPr>
+      <w:tab/>
+      <w:t>WEST VIRGINIA UNIVERSITY</w:t>
     </w:r>
   </w:p>
 </w:hdr>

--- a/assets/lessons/velocity-curve/coordinate-systems.docx
+++ b/assets/lessons/velocity-curve/coordinate-systems.docx
@@ -5,7 +5,6 @@
     <w:p>
       <w:pPr>
         <w:pStyle w:val="Title"/>
-        <w:keepNext/>
       </w:pPr>
       <w:r>
         <w:t>Celestial coordinate systems</w:t>
@@ -14,44 +13,51 @@
     <w:p>
       <w:pPr>
         <w:pStyle w:val="Subtitle"/>
-        <w:keepNext/>
       </w:pPr>
       <w:r>
-        <w:t>Teaching guide</w:t>
+        <w:t>Reference handout and exercises</w:t>
       </w:r>
     </w:p>
     <w:p>
       <w:r>
-        <w:t>How do we describe the position of an astronomical object in space?</w:t>
+        <w:t>Coordinate systems describe directions and positions. Astronomers choose a system that fits the observation or question.</w:t>
       </w:r>
     </w:p>
     <w:p>
       <w:pPr>
-        <w:pStyle w:val="ListBullet"/>
+        <w:pStyle w:val="Heading1"/>
       </w:pPr>
       <w:r>
-        <w:t xml:space="preserve"> Celestial bodies are assumed to be on the inner surface of a sphere of infinite radius with the  earth at its center.</w:t>
+        <w:t>The celestial sphere</w:t>
+      </w:r>
+    </w:p>
+    <w:p>
+      <w:r>
+        <w:t>Imagine distant objects projected onto a sphere centered on the observer. This model describes directions without representing the objects’ distances.</w:t>
+      </w:r>
+    </w:p>
+    <w:p>
+      <w:r>
+        <w:t>Earth’s rotation makes stars appear to move across the local sky. Different coordinate systems describe this motion in different ways.</w:t>
       </w:r>
     </w:p>
     <w:p>
       <w:pPr>
-        <w:pStyle w:val="ListBullet"/>
+        <w:pStyle w:val="Heading1"/>
       </w:pPr>
       <w:r>
-        <w:t xml:space="preserve"> Assume the earth does not move, but instead the celestial bodies rotate about it in a predictable  manner.</w:t>
+        <w:t>1 Spherical coordinates</w:t>
+      </w:r>
+    </w:p>
+    <w:p>
+      <w:r>
+        <w:t>A spherical coordinate system uses a radius and two angles. The diagram shows one common convention for r, θ, and φ.</w:t>
       </w:r>
     </w:p>
     <w:p>
       <w:pPr>
-        <w:pStyle w:val="Heading2"/>
-      </w:pPr>
-      <w:r>
-        <w:t>1. Spherical Coordinates:</w:t>
-      </w:r>
-    </w:p>
-    <w:p>
-      <w:pPr>
-        <w:spacing w:before="100" w:after="160"/>
+        <w:keepNext/>
+        <w:spacing w:before="80" w:after="60"/>
         <w:jc w:val="center"/>
       </w:pPr>
       <w:r>
@@ -59,10 +65,10 @@
           <w:noProof/>
         </w:rPr>
         <w:drawing>
-          <wp:inline distT="0" distB="0" distL="0" distR="0" wp14:anchorId="5D7ED786" wp14:editId="661F06D2">
-            <wp:extent cx="2103120" cy="1949673"/>
+          <wp:inline distT="0" distB="0" distL="0" distR="0">
+            <wp:extent cx="1775460" cy="1645920"/>
             <wp:effectExtent l="0" t="0" r="0" b="0"/>
-            <wp:docPr id="1" name="Picture 1" descr="Celestial coordinate systems illustration"/>
+            <wp:docPr id="1" name="Picture 1" descr="Figure 1. Radius and angles in a spherical coordinate system."/>
             <wp:cNvGraphicFramePr>
               <a:graphicFrameLocks xmlns:a="http://schemas.openxmlformats.org/drawingml/2006/main" noChangeAspect="1"/>
             </wp:cNvGraphicFramePr>
@@ -70,7 +76,7 @@
               <a:graphicData uri="http://schemas.openxmlformats.org/drawingml/2006/picture">
                 <pic:pic xmlns:pic="http://schemas.openxmlformats.org/drawingml/2006/picture">
                   <pic:nvPicPr>
-                    <pic:cNvPr id="0" name="coordinate-systems-1-1.png"/>
+                    <pic:cNvPr id="0" name="image1.png"/>
                     <pic:cNvPicPr/>
                   </pic:nvPicPr>
                   <pic:blipFill>
@@ -82,7 +88,7 @@
                   <pic:spPr>
                     <a:xfrm>
                       <a:off x="0" y="0"/>
-                      <a:ext cx="2103120" cy="1949673"/>
+                      <a:ext cx="1775460" cy="1645920"/>
                     </a:xfrm>
                     <a:prstGeom prst="rect">
                       <a:avLst/>
@@ -97,15 +103,35 @@
     </w:p>
     <w:p>
       <w:pPr>
-        <w:pStyle w:val="Heading2"/>
+        <w:pStyle w:val="Caption"/>
+        <w:jc w:val="center"/>
       </w:pPr>
       <w:r>
-        <w:t>2. Terrestrial Coordinates: Longitude and Latitude</w:t>
+        <w:t>Figure 1. Radius and angles in a spherical coordinate system.</w:t>
       </w:r>
     </w:p>
     <w:p>
       <w:pPr>
-        <w:spacing w:before="100" w:after="160"/>
+        <w:pStyle w:val="Heading1"/>
+      </w:pPr>
+      <w:r>
+        <w:t>2 Longitude and latitude on Earth</w:t>
+      </w:r>
+    </w:p>
+    <w:p>
+      <w:r>
+        <w:t>Latitude measures angle north or south of the equator. Longitude measures angle east or west of the prime meridian.</w:t>
+      </w:r>
+    </w:p>
+    <w:p>
+      <w:r>
+        <w:t>The prime meridian passes through Greenwich and defines 0° longitude.</w:t>
+      </w:r>
+    </w:p>
+    <w:p>
+      <w:pPr>
+        <w:keepNext/>
+        <w:spacing w:before="80" w:after="60"/>
         <w:jc w:val="center"/>
       </w:pPr>
       <w:r>
@@ -113,10 +139,10 @@
           <w:noProof/>
         </w:rPr>
         <w:drawing>
-          <wp:inline distT="0" distB="0" distL="0" distR="0" wp14:anchorId="4F5589A5" wp14:editId="1F8E533D">
-            <wp:extent cx="2428240" cy="1947269"/>
+          <wp:inline distT="0" distB="0" distL="0" distR="0">
+            <wp:extent cx="2080965" cy="1645920"/>
             <wp:effectExtent l="0" t="0" r="0" b="0"/>
-            <wp:docPr id="2" name="Picture 2" descr="Celestial coordinate systems illustration"/>
+            <wp:docPr id="2" name="Picture 2" descr="Figure 2. Terrestrial latitude and longitude."/>
             <wp:cNvGraphicFramePr>
               <a:graphicFrameLocks xmlns:a="http://schemas.openxmlformats.org/drawingml/2006/main" noChangeAspect="1"/>
             </wp:cNvGraphicFramePr>
@@ -124,7 +150,7 @@
               <a:graphicData uri="http://schemas.openxmlformats.org/drawingml/2006/picture">
                 <pic:pic xmlns:pic="http://schemas.openxmlformats.org/drawingml/2006/picture">
                   <pic:nvPicPr>
-                    <pic:cNvPr id="0" name="coordinate-systems-1-3.png"/>
+                    <pic:cNvPr id="0" name="image2.png"/>
                     <pic:cNvPicPr/>
                   </pic:nvPicPr>
                   <pic:blipFill>
@@ -136,548 +162,7 @@
                   <pic:spPr>
                     <a:xfrm>
                       <a:off x="0" y="0"/>
-                      <a:ext cx="2428240" cy="1947269"/>
-                    </a:xfrm>
-                    <a:prstGeom prst="rect">
-                      <a:avLst/>
-                    </a:prstGeom>
-                  </pic:spPr>
-                </pic:pic>
-              </a:graphicData>
-            </a:graphic>
-          </wp:inline>
-        </w:drawing>
-      </w:r>
-    </w:p>
-    <w:p>
-      <w:r>
-        <w:t>The zero point for longitude is the prime meridian which runs through Greenwich.</w:t>
-      </w:r>
-    </w:p>
-    <w:p>
-      <w:pPr>
-        <w:pStyle w:val="Heading2"/>
-      </w:pPr>
-      <w:r>
-        <w:t>3. Horizontal Coordinates: Azimuth and Elevation</w:t>
-      </w:r>
-    </w:p>
-    <w:p>
-      <w:r>
-        <w:rPr>
-          <w:b/>
-        </w:rPr>
-        <w:t>Zenith</w:t>
-      </w:r>
-      <w:r>
-        <w:t>: The point vertically above an observer and is 90</w:t>
-      </w:r>
-      <w:r>
-        <w:rPr>
-          <w:vertAlign w:val="superscript"/>
-        </w:rPr>
-        <w:t>o</w:t>
-      </w:r>
-      <w:r>
-        <w:t xml:space="preserve"> from  all points on the horizon. The </w:t>
-      </w:r>
-      <w:r>
-        <w:rPr>
-          <w:i/>
-        </w:rPr>
-        <w:t>nadir</w:t>
-      </w:r>
-      <w:r>
-        <w:t xml:space="preserve"> is 180</w:t>
-      </w:r>
-      <w:r>
-        <w:rPr>
-          <w:vertAlign w:val="superscript"/>
-        </w:rPr>
-        <w:t>o</w:t>
-      </w:r>
-      <w:r>
-        <w:t xml:space="preserve"> opposite zenith.</w:t>
-      </w:r>
-    </w:p>
-    <w:p>
-      <w:pPr>
-        <w:spacing w:before="100" w:after="160"/>
-        <w:jc w:val="center"/>
-      </w:pPr>
-      <w:r>
-        <w:rPr>
-          <w:noProof/>
-        </w:rPr>
-        <w:lastRenderedPageBreak/>
-        <w:drawing>
-          <wp:inline distT="0" distB="0" distL="0" distR="0" wp14:anchorId="321C0BE6" wp14:editId="79014DFE">
-            <wp:extent cx="2106930" cy="1717698"/>
-            <wp:effectExtent l="0" t="0" r="0" b="0"/>
-            <wp:docPr id="3" name="Picture 3" descr="Celestial coordinate systems illustration"/>
-            <wp:cNvGraphicFramePr>
-              <a:graphicFrameLocks xmlns:a="http://schemas.openxmlformats.org/drawingml/2006/main" noChangeAspect="1"/>
-            </wp:cNvGraphicFramePr>
-            <a:graphic xmlns:a="http://schemas.openxmlformats.org/drawingml/2006/main">
-              <a:graphicData uri="http://schemas.openxmlformats.org/drawingml/2006/picture">
-                <pic:pic xmlns:pic="http://schemas.openxmlformats.org/drawingml/2006/picture">
-                  <pic:nvPicPr>
-                    <pic:cNvPr id="0" name="coordinate-systems-1-2.png"/>
-                    <pic:cNvPicPr/>
-                  </pic:nvPicPr>
-                  <pic:blipFill>
-                    <a:blip r:embed="rId10"/>
-                    <a:stretch>
-                      <a:fillRect/>
-                    </a:stretch>
-                  </pic:blipFill>
-                  <pic:spPr>
-                    <a:xfrm>
-                      <a:off x="0" y="0"/>
-                      <a:ext cx="2106930" cy="1717698"/>
-                    </a:xfrm>
-                    <a:prstGeom prst="rect">
-                      <a:avLst/>
-                    </a:prstGeom>
-                  </pic:spPr>
-                </pic:pic>
-              </a:graphicData>
-            </a:graphic>
-          </wp:inline>
-        </w:drawing>
-      </w:r>
-    </w:p>
-    <w:p>
-      <w:r>
-        <w:t xml:space="preserve">The </w:t>
-      </w:r>
-      <w:r>
-        <w:rPr>
-          <w:b/>
-        </w:rPr>
-        <w:t>celestial meridian</w:t>
-      </w:r>
-      <w:r>
-        <w:t xml:space="preserve"> is great circle which intersects the  zenith, the nadir, and the celestial poles.</w:t>
-      </w:r>
-    </w:p>
-    <w:p>
-      <w:r>
-        <w:t xml:space="preserve">The </w:t>
-      </w:r>
-      <w:r>
-        <w:rPr>
-          <w:b/>
-        </w:rPr>
-        <w:t>astronomical horizon</w:t>
-      </w:r>
-      <w:r>
-        <w:t xml:space="preserve"> is a great circle on the celestial  sphere which is perpendicular to the zenith-nadir axis.</w:t>
-      </w:r>
-    </w:p>
-    <w:p>
-      <w:r>
-        <w:t xml:space="preserve">The coordinates of an object are described by its </w:t>
-      </w:r>
-      <w:r>
-        <w:rPr>
-          <w:b/>
-        </w:rPr>
-        <w:t>azimuth</w:t>
-      </w:r>
-      <w:r>
-        <w:t xml:space="preserve"> and  </w:t>
-      </w:r>
-      <w:r>
-        <w:rPr>
-          <w:b/>
-        </w:rPr>
-        <w:t>elevation</w:t>
-      </w:r>
-      <w:r>
-        <w:t>.</w:t>
-      </w:r>
-    </w:p>
-    <w:p>
-      <w:pPr>
-        <w:pStyle w:val="ListBullet"/>
-      </w:pPr>
-      <w:r>
-        <w:t xml:space="preserve"> The </w:t>
-      </w:r>
-      <w:r>
-        <w:rPr>
-          <w:b/>
-        </w:rPr>
-        <w:t>azimuth</w:t>
-      </w:r>
-      <w:r>
-        <w:t xml:space="preserve"> is defined in degrees clockwise from due  North.</w:t>
-      </w:r>
-    </w:p>
-    <w:p>
-      <w:pPr>
-        <w:pStyle w:val="ListBullet"/>
-      </w:pPr>
-      <w:r>
-        <w:rPr>
-          <w:b/>
-        </w:rPr>
-        <w:t xml:space="preserve"> Elevation</w:t>
-      </w:r>
-      <w:r>
-        <w:t xml:space="preserve"> is defined in degrees above the horizon.</w:t>
-      </w:r>
-    </w:p>
-    <w:p>
-      <w:pPr>
-        <w:pStyle w:val="Heading2"/>
-      </w:pPr>
-      <w:r>
-        <w:t>4. Equatorial Coordinates: Right Ascension and Declination</w:t>
-      </w:r>
-    </w:p>
-    <w:p>
-      <w:pPr>
-        <w:pStyle w:val="ListBullet"/>
-      </w:pPr>
-      <w:r>
-        <w:t xml:space="preserve"> Most commonly used in astronomy.</w:t>
-      </w:r>
-    </w:p>
-    <w:p>
-      <w:pPr>
-        <w:pStyle w:val="ListBullet"/>
-      </w:pPr>
-      <w:r>
-        <w:t xml:space="preserve"> Not tied to observer’s location.</w:t>
-      </w:r>
-    </w:p>
-    <w:p>
-      <w:pPr>
-        <w:pStyle w:val="ListBullet"/>
-      </w:pPr>
-      <w:r>
-        <w:t xml:space="preserve"> Locations of stars are fixed in the equatorial coordinate system.</w:t>
-      </w:r>
-    </w:p>
-    <w:p>
-      <w:pPr>
-        <w:pStyle w:val="ListBullet"/>
-      </w:pPr>
-      <w:r>
-        <w:t xml:space="preserve"> Projection of the terrestrial longitudes and latitudes onto the celestial sphere.</w:t>
-      </w:r>
-    </w:p>
-    <w:p>
-      <w:pPr>
-        <w:spacing w:before="100" w:after="160"/>
-        <w:jc w:val="center"/>
-      </w:pPr>
-      <w:r>
-        <w:rPr>
-          <w:noProof/>
-        </w:rPr>
-        <w:drawing>
-          <wp:inline distT="0" distB="0" distL="0" distR="0" wp14:anchorId="421A0880" wp14:editId="7BC500D2">
-            <wp:extent cx="5066029" cy="3662797"/>
-            <wp:effectExtent l="0" t="0" r="0" b="0"/>
-            <wp:docPr id="4" name="Picture 4" descr="Celestial coordinate systems illustration"/>
-            <wp:cNvGraphicFramePr>
-              <a:graphicFrameLocks xmlns:a="http://schemas.openxmlformats.org/drawingml/2006/main" noChangeAspect="1"/>
-            </wp:cNvGraphicFramePr>
-            <a:graphic xmlns:a="http://schemas.openxmlformats.org/drawingml/2006/main">
-              <a:graphicData uri="http://schemas.openxmlformats.org/drawingml/2006/picture">
-                <pic:pic xmlns:pic="http://schemas.openxmlformats.org/drawingml/2006/picture">
-                  <pic:nvPicPr>
-                    <pic:cNvPr id="0" name="coordinate-systems-2-1.png"/>
-                    <pic:cNvPicPr/>
-                  </pic:nvPicPr>
-                  <pic:blipFill>
-                    <a:blip r:embed="rId11"/>
-                    <a:stretch>
-                      <a:fillRect/>
-                    </a:stretch>
-                  </pic:blipFill>
-                  <pic:spPr>
-                    <a:xfrm>
-                      <a:off x="0" y="0"/>
-                      <a:ext cx="5066029" cy="3662797"/>
-                    </a:xfrm>
-                    <a:prstGeom prst="rect">
-                      <a:avLst/>
-                    </a:prstGeom>
-                  </pic:spPr>
-                </pic:pic>
-              </a:graphicData>
-            </a:graphic>
-          </wp:inline>
-        </w:drawing>
-      </w:r>
-    </w:p>
-    <w:p>
-      <w:r>
-        <w:rPr>
-          <w:b/>
-        </w:rPr>
-        <w:t>Celestial Poles</w:t>
-      </w:r>
-      <w:r>
-        <w:t>: points vertically above the earth’s north and south poles</w:t>
-      </w:r>
-    </w:p>
-    <w:p>
-      <w:r>
-        <w:rPr>
-          <w:b/>
-        </w:rPr>
-        <w:lastRenderedPageBreak/>
-        <w:t>Celestial Equator</w:t>
-      </w:r>
-      <w:r>
-        <w:t>: projection of the earth’s equator onto the celestial sphere</w:t>
-      </w:r>
-    </w:p>
-    <w:p>
-      <w:pPr>
-        <w:pStyle w:val="Heading1"/>
-      </w:pPr>
-      <w:r>
-        <w:t>Right Ascension (RA)</w:t>
-      </w:r>
-    </w:p>
-    <w:p>
-      <w:pPr>
-        <w:pStyle w:val="ListBullet"/>
-      </w:pPr>
-      <w:r>
-        <w:t xml:space="preserve"> longitudinal coordinate</w:t>
-      </w:r>
-    </w:p>
-    <w:p>
-      <w:pPr>
-        <w:pStyle w:val="ListBullet"/>
-      </w:pPr>
-      <w:r>
-        <w:t xml:space="preserve"> RA = 0</w:t>
-      </w:r>
-      <w:r>
-        <w:rPr>
-          <w:vertAlign w:val="superscript"/>
-        </w:rPr>
-        <w:t>o</w:t>
-      </w:r>
-      <w:r>
-        <w:t xml:space="preserve"> at the prime meridian</w:t>
-      </w:r>
-    </w:p>
-    <w:p>
-      <w:pPr>
-        <w:pStyle w:val="ListBullet"/>
-      </w:pPr>
-      <w:r>
-        <w:t xml:space="preserve"> 1 hr of RA = 15</w:t>
-      </w:r>
-      <w:r>
-        <w:rPr>
-          <w:vertAlign w:val="superscript"/>
-        </w:rPr>
-        <w:t>o</w:t>
-      </w:r>
-    </w:p>
-    <w:p>
-      <w:pPr>
-        <w:pStyle w:val="Heading1"/>
-      </w:pPr>
-      <w:r>
-        <w:t>Declination (Dec)</w:t>
-      </w:r>
-    </w:p>
-    <w:p>
-      <w:pPr>
-        <w:pStyle w:val="ListBullet"/>
-      </w:pPr>
-      <w:r>
-        <w:t xml:space="preserve"> latitude coordinate</w:t>
-      </w:r>
-    </w:p>
-    <w:p>
-      <w:pPr>
-        <w:pStyle w:val="ListBullet"/>
-      </w:pPr>
-      <w:r>
-        <w:t xml:space="preserve"> Dec = 0</w:t>
-      </w:r>
-      <w:r>
-        <w:rPr>
-          <w:vertAlign w:val="superscript"/>
-        </w:rPr>
-        <w:t>o</w:t>
-      </w:r>
-      <w:r>
-        <w:t xml:space="preserve"> at the celestial equatorial</w:t>
-      </w:r>
-    </w:p>
-    <w:p>
-      <w:pPr>
-        <w:pStyle w:val="ListBullet"/>
-      </w:pPr>
-      <w:r>
-        <w:t xml:space="preserve"> North Celestial Pole (NSP) = +90</w:t>
-      </w:r>
-      <w:r>
-        <w:rPr>
-          <w:vertAlign w:val="superscript"/>
-        </w:rPr>
-        <w:t>o</w:t>
-      </w:r>
-      <w:r>
-        <w:t xml:space="preserve"> Dec; South Celestial Pole (NSP) = -90</w:t>
-      </w:r>
-      <w:r>
-        <w:rPr>
-          <w:vertAlign w:val="superscript"/>
-        </w:rPr>
-        <w:t>o</w:t>
-      </w:r>
-      <w:r>
-        <w:t xml:space="preserve"> Dec</w:t>
-      </w:r>
-    </w:p>
-    <w:p>
-      <w:pPr>
-        <w:pStyle w:val="Heading2"/>
-      </w:pPr>
-      <w:r>
-        <w:t>5. Galactic Coordinates</w:t>
-      </w:r>
-    </w:p>
-    <w:p>
-      <w:pPr>
-        <w:pStyle w:val="ListBullet"/>
-      </w:pPr>
-      <w:r>
-        <w:t xml:space="preserve"> The Milky Way Galaxy is disk-like</w:t>
-      </w:r>
-    </w:p>
-    <w:p>
-      <w:pPr>
-        <w:pStyle w:val="ListBullet"/>
-      </w:pPr>
-      <w:r>
-        <w:t xml:space="preserve"> A spherical coordinate system with the sun at its center.</w:t>
-      </w:r>
-    </w:p>
-    <w:p>
-      <w:pPr>
-        <w:pStyle w:val="ListBullet"/>
-      </w:pPr>
-      <w:r>
-        <w:t xml:space="preserve"> Describes the positions of objects in the Milky Way Galaxy in relation to the sun (us).</w:t>
-      </w:r>
-    </w:p>
-    <w:p>
-      <w:pPr>
-        <w:pStyle w:val="ListBullet"/>
-      </w:pPr>
-      <w:r>
-        <w:t xml:space="preserve"> Galactic longitude rotates 360</w:t>
-      </w:r>
-      <w:r>
-        <w:rPr>
-          <w:vertAlign w:val="superscript"/>
-        </w:rPr>
-        <w:t>o</w:t>
-      </w:r>
-      <w:r>
-        <w:t xml:space="preserve"> in the plane of the galaxy.</w:t>
-      </w:r>
-    </w:p>
-    <w:p>
-      <w:pPr>
-        <w:pStyle w:val="ListBullet"/>
-      </w:pPr>
-      <w:r>
-        <w:t>galactic longitude θ = 0</w:t>
-      </w:r>
-      <w:r>
-        <w:rPr>
-          <w:vertAlign w:val="superscript"/>
-        </w:rPr>
-        <w:t>o</w:t>
-      </w:r>
-      <w:r>
-        <w:t xml:space="preserve"> is toward the center of the galaxy, from the sun's point of view.</w:t>
-      </w:r>
-    </w:p>
-    <w:p>
-      <w:pPr>
-        <w:pStyle w:val="ListBullet"/>
-      </w:pPr>
-      <w:r>
-        <w:t>galactic longitude θ = 180</w:t>
-      </w:r>
-      <w:r>
-        <w:rPr>
-          <w:vertAlign w:val="superscript"/>
-        </w:rPr>
-        <w:t>o</w:t>
-      </w:r>
-      <w:r>
-        <w:t xml:space="preserve"> is directly away from the center of the galaxy.</w:t>
-      </w:r>
-    </w:p>
-    <w:p>
-      <w:pPr>
-        <w:pStyle w:val="ListBullet"/>
-      </w:pPr>
-      <w:r>
-        <w:t xml:space="preserve"> Galactic latitude rotates 180</w:t>
-      </w:r>
-      <w:r>
-        <w:rPr>
-          <w:vertAlign w:val="superscript"/>
-        </w:rPr>
-        <w:t>o</w:t>
-      </w:r>
-      <w:r>
-        <w:t xml:space="preserve"> from the galactic north pole to the galactic south pole.</w:t>
-      </w:r>
-    </w:p>
-    <w:p>
-      <w:pPr>
-        <w:spacing w:before="100" w:after="160"/>
-        <w:jc w:val="center"/>
-      </w:pPr>
-      <w:r>
-        <w:rPr>
-          <w:noProof/>
-        </w:rPr>
-        <w:drawing>
-          <wp:inline distT="0" distB="0" distL="0" distR="0" wp14:anchorId="4FBD6ED3" wp14:editId="31517C48">
-            <wp:extent cx="2794000" cy="1004015"/>
-            <wp:effectExtent l="0" t="0" r="0" b="0"/>
-            <wp:docPr id="5" name="Picture 5" descr="Celestial coordinate systems illustration"/>
-            <wp:cNvGraphicFramePr>
-              <a:graphicFrameLocks xmlns:a="http://schemas.openxmlformats.org/drawingml/2006/main" noChangeAspect="1"/>
-            </wp:cNvGraphicFramePr>
-            <a:graphic xmlns:a="http://schemas.openxmlformats.org/drawingml/2006/main">
-              <a:graphicData uri="http://schemas.openxmlformats.org/drawingml/2006/picture">
-                <pic:pic xmlns:pic="http://schemas.openxmlformats.org/drawingml/2006/picture">
-                  <pic:nvPicPr>
-                    <pic:cNvPr id="0" name="coordinate-systems-3-1.png"/>
-                    <pic:cNvPicPr/>
-                  </pic:nvPicPr>
-                  <pic:blipFill>
-                    <a:blip r:embed="rId12"/>
-                    <a:stretch>
-                      <a:fillRect/>
-                    </a:stretch>
-                  </pic:blipFill>
-                  <pic:spPr>
-                    <a:xfrm>
-                      <a:off x="0" y="0"/>
-                      <a:ext cx="2794000" cy="1004015"/>
+                      <a:ext cx="2080965" cy="1645920"/>
                     </a:xfrm>
                     <a:prstGeom prst="rect">
                       <a:avLst/>
@@ -692,10 +177,605 @@
     </w:p>
     <w:p>
       <w:pPr>
-        <w:pStyle w:val="ListBullet"/>
+        <w:pStyle w:val="Caption"/>
+        <w:jc w:val="center"/>
       </w:pPr>
       <w:r>
-        <w:t xml:space="preserve"> The galaxy is divided into 4 quadrants using standard trigonometry definitions, as  illustrated in the diagram above.</w:t>
+        <w:t>Figure 2. Terrestrial latitude and longitude.</w:t>
+      </w:r>
+    </w:p>
+    <w:p>
+      <w:pPr>
+        <w:pStyle w:val="Heading1"/>
+        <w:pageBreakBefore/>
+      </w:pPr>
+      <w:r>
+        <w:lastRenderedPageBreak/>
+        <w:t>Horizontal coordinates</w:t>
+      </w:r>
+    </w:p>
+    <w:p>
+      <w:r>
+        <w:t>Horizontal coordinates describe the sky from a particular place and time. A star’s horizontal coordinates change as Earth rotates.</w:t>
+      </w:r>
+    </w:p>
+    <w:tbl>
+      <w:tblPr>
+        <w:tblStyle w:val="TableGrid"/>
+        <w:tblW w:w="0" w:type="auto"/>
+        <w:jc w:val="center"/>
+        <w:tblLayout w:type="fixed"/>
+        <w:tblLook w:val="04A0" w:firstRow="1" w:lastRow="0" w:firstColumn="1" w:lastColumn="0" w:noHBand="0" w:noVBand="1"/>
+      </w:tblPr>
+      <w:tblGrid>
+        <w:gridCol w:w="2376"/>
+        <w:gridCol w:w="7704"/>
+      </w:tblGrid>
+      <w:tr>
+        <w:trPr>
+          <w:cantSplit/>
+          <w:tblHeader/>
+          <w:jc w:val="center"/>
+        </w:trPr>
+        <w:tc>
+          <w:tcPr>
+            <w:tcW w:w="2376" w:type="dxa"/>
+            <w:tcBorders>
+              <w:top w:val="single" w:sz="4" w:space="0" w:color="D9D9D9"/>
+              <w:left w:val="single" w:sz="4" w:space="0" w:color="D9D9D9"/>
+              <w:bottom w:val="single" w:sz="4" w:space="0" w:color="D9D9D9"/>
+              <w:right w:val="single" w:sz="4" w:space="0" w:color="D9D9D9"/>
+            </w:tcBorders>
+            <w:shd w:val="clear" w:color="auto" w:fill="002855"/>
+            <w:tcMar>
+              <w:top w:w="70" w:type="dxa"/>
+              <w:left w:w="90" w:type="dxa"/>
+              <w:bottom w:w="70" w:type="dxa"/>
+              <w:right w:w="90" w:type="dxa"/>
+            </w:tcMar>
+            <w:vAlign w:val="center"/>
+          </w:tcPr>
+          <w:p>
+            <w:pPr>
+              <w:spacing w:after="0"/>
+            </w:pPr>
+            <w:r>
+              <w:rPr>
+                <w:b/>
+                <w:color w:val="FFFFFF"/>
+              </w:rPr>
+              <w:t>Term</w:t>
+            </w:r>
+          </w:p>
+        </w:tc>
+        <w:tc>
+          <w:tcPr>
+            <w:tcW w:w="7704" w:type="dxa"/>
+            <w:tcBorders>
+              <w:top w:val="single" w:sz="4" w:space="0" w:color="D9D9D9"/>
+              <w:left w:val="single" w:sz="4" w:space="0" w:color="D9D9D9"/>
+              <w:bottom w:val="single" w:sz="4" w:space="0" w:color="D9D9D9"/>
+              <w:right w:val="single" w:sz="4" w:space="0" w:color="D9D9D9"/>
+            </w:tcBorders>
+            <w:shd w:val="clear" w:color="auto" w:fill="002855"/>
+            <w:tcMar>
+              <w:top w:w="70" w:type="dxa"/>
+              <w:left w:w="90" w:type="dxa"/>
+              <w:bottom w:w="70" w:type="dxa"/>
+              <w:right w:w="90" w:type="dxa"/>
+            </w:tcMar>
+            <w:vAlign w:val="center"/>
+          </w:tcPr>
+          <w:p>
+            <w:pPr>
+              <w:spacing w:after="0"/>
+            </w:pPr>
+            <w:r>
+              <w:rPr>
+                <w:b/>
+                <w:color w:val="FFFFFF"/>
+              </w:rPr>
+              <w:t>Meaning</w:t>
+            </w:r>
+          </w:p>
+        </w:tc>
+      </w:tr>
+      <w:tr>
+        <w:trPr>
+          <w:cantSplit/>
+          <w:jc w:val="center"/>
+        </w:trPr>
+        <w:tc>
+          <w:tcPr>
+            <w:tcW w:w="2376" w:type="dxa"/>
+            <w:tcBorders>
+              <w:top w:val="single" w:sz="4" w:space="0" w:color="D9D9D9"/>
+              <w:left w:val="single" w:sz="4" w:space="0" w:color="D9D9D9"/>
+              <w:bottom w:val="single" w:sz="4" w:space="0" w:color="D9D9D9"/>
+              <w:right w:val="single" w:sz="4" w:space="0" w:color="D9D9D9"/>
+            </w:tcBorders>
+            <w:shd w:val="clear" w:color="auto" w:fill="F3F5F7"/>
+            <w:tcMar>
+              <w:top w:w="70" w:type="dxa"/>
+              <w:left w:w="90" w:type="dxa"/>
+              <w:bottom w:w="70" w:type="dxa"/>
+              <w:right w:w="90" w:type="dxa"/>
+            </w:tcMar>
+            <w:vAlign w:val="center"/>
+          </w:tcPr>
+          <w:p>
+            <w:pPr>
+              <w:spacing w:after="0"/>
+            </w:pPr>
+            <w:r>
+              <w:t>Zenith</w:t>
+            </w:r>
+          </w:p>
+        </w:tc>
+        <w:tc>
+          <w:tcPr>
+            <w:tcW w:w="7704" w:type="dxa"/>
+            <w:tcBorders>
+              <w:top w:val="single" w:sz="4" w:space="0" w:color="D9D9D9"/>
+              <w:left w:val="single" w:sz="4" w:space="0" w:color="D9D9D9"/>
+              <w:bottom w:val="single" w:sz="4" w:space="0" w:color="D9D9D9"/>
+              <w:right w:val="single" w:sz="4" w:space="0" w:color="D9D9D9"/>
+            </w:tcBorders>
+            <w:shd w:val="clear" w:color="auto" w:fill="F3F5F7"/>
+            <w:tcMar>
+              <w:top w:w="70" w:type="dxa"/>
+              <w:left w:w="90" w:type="dxa"/>
+              <w:bottom w:w="70" w:type="dxa"/>
+              <w:right w:w="90" w:type="dxa"/>
+            </w:tcMar>
+            <w:vAlign w:val="center"/>
+          </w:tcPr>
+          <w:p>
+            <w:pPr>
+              <w:spacing w:after="0"/>
+            </w:pPr>
+            <w:r>
+              <w:t>The direction straight overhead, at 90° elevation</w:t>
+            </w:r>
+          </w:p>
+        </w:tc>
+      </w:tr>
+      <w:tr>
+        <w:trPr>
+          <w:cantSplit/>
+          <w:jc w:val="center"/>
+        </w:trPr>
+        <w:tc>
+          <w:tcPr>
+            <w:tcW w:w="2376" w:type="dxa"/>
+            <w:tcBorders>
+              <w:top w:val="single" w:sz="4" w:space="0" w:color="D9D9D9"/>
+              <w:left w:val="single" w:sz="4" w:space="0" w:color="D9D9D9"/>
+              <w:bottom w:val="single" w:sz="4" w:space="0" w:color="D9D9D9"/>
+              <w:right w:val="single" w:sz="4" w:space="0" w:color="D9D9D9"/>
+            </w:tcBorders>
+            <w:shd w:val="clear" w:color="auto" w:fill="FFFFFF"/>
+            <w:tcMar>
+              <w:top w:w="70" w:type="dxa"/>
+              <w:left w:w="90" w:type="dxa"/>
+              <w:bottom w:w="70" w:type="dxa"/>
+              <w:right w:w="90" w:type="dxa"/>
+            </w:tcMar>
+            <w:vAlign w:val="center"/>
+          </w:tcPr>
+          <w:p>
+            <w:pPr>
+              <w:spacing w:after="0"/>
+            </w:pPr>
+            <w:r>
+              <w:t>Nadir</w:t>
+            </w:r>
+          </w:p>
+        </w:tc>
+        <w:tc>
+          <w:tcPr>
+            <w:tcW w:w="7704" w:type="dxa"/>
+            <w:tcBorders>
+              <w:top w:val="single" w:sz="4" w:space="0" w:color="D9D9D9"/>
+              <w:left w:val="single" w:sz="4" w:space="0" w:color="D9D9D9"/>
+              <w:bottom w:val="single" w:sz="4" w:space="0" w:color="D9D9D9"/>
+              <w:right w:val="single" w:sz="4" w:space="0" w:color="D9D9D9"/>
+            </w:tcBorders>
+            <w:shd w:val="clear" w:color="auto" w:fill="FFFFFF"/>
+            <w:tcMar>
+              <w:top w:w="70" w:type="dxa"/>
+              <w:left w:w="90" w:type="dxa"/>
+              <w:bottom w:w="70" w:type="dxa"/>
+              <w:right w:w="90" w:type="dxa"/>
+            </w:tcMar>
+            <w:vAlign w:val="center"/>
+          </w:tcPr>
+          <w:p>
+            <w:pPr>
+              <w:spacing w:after="0"/>
+            </w:pPr>
+            <w:r>
+              <w:t>The direction opposite the zenith, straight down</w:t>
+            </w:r>
+          </w:p>
+        </w:tc>
+      </w:tr>
+      <w:tr>
+        <w:trPr>
+          <w:cantSplit/>
+          <w:jc w:val="center"/>
+        </w:trPr>
+        <w:tc>
+          <w:tcPr>
+            <w:tcW w:w="2376" w:type="dxa"/>
+            <w:tcBorders>
+              <w:top w:val="single" w:sz="4" w:space="0" w:color="D9D9D9"/>
+              <w:left w:val="single" w:sz="4" w:space="0" w:color="D9D9D9"/>
+              <w:bottom w:val="single" w:sz="4" w:space="0" w:color="D9D9D9"/>
+              <w:right w:val="single" w:sz="4" w:space="0" w:color="D9D9D9"/>
+            </w:tcBorders>
+            <w:shd w:val="clear" w:color="auto" w:fill="F3F5F7"/>
+            <w:tcMar>
+              <w:top w:w="70" w:type="dxa"/>
+              <w:left w:w="90" w:type="dxa"/>
+              <w:bottom w:w="70" w:type="dxa"/>
+              <w:right w:w="90" w:type="dxa"/>
+            </w:tcMar>
+            <w:vAlign w:val="center"/>
+          </w:tcPr>
+          <w:p>
+            <w:pPr>
+              <w:spacing w:after="0"/>
+            </w:pPr>
+            <w:r>
+              <w:t>Horizon</w:t>
+            </w:r>
+          </w:p>
+        </w:tc>
+        <w:tc>
+          <w:tcPr>
+            <w:tcW w:w="7704" w:type="dxa"/>
+            <w:tcBorders>
+              <w:top w:val="single" w:sz="4" w:space="0" w:color="D9D9D9"/>
+              <w:left w:val="single" w:sz="4" w:space="0" w:color="D9D9D9"/>
+              <w:bottom w:val="single" w:sz="4" w:space="0" w:color="D9D9D9"/>
+              <w:right w:val="single" w:sz="4" w:space="0" w:color="D9D9D9"/>
+            </w:tcBorders>
+            <w:shd w:val="clear" w:color="auto" w:fill="F3F5F7"/>
+            <w:tcMar>
+              <w:top w:w="70" w:type="dxa"/>
+              <w:left w:w="90" w:type="dxa"/>
+              <w:bottom w:w="70" w:type="dxa"/>
+              <w:right w:w="90" w:type="dxa"/>
+            </w:tcMar>
+            <w:vAlign w:val="center"/>
+          </w:tcPr>
+          <w:p>
+            <w:pPr>
+              <w:spacing w:after="0"/>
+            </w:pPr>
+            <w:r>
+              <w:t>The reference plane perpendicular to the zenith–nadir direction</w:t>
+            </w:r>
+          </w:p>
+        </w:tc>
+      </w:tr>
+      <w:tr>
+        <w:trPr>
+          <w:cantSplit/>
+          <w:jc w:val="center"/>
+        </w:trPr>
+        <w:tc>
+          <w:tcPr>
+            <w:tcW w:w="2376" w:type="dxa"/>
+            <w:tcBorders>
+              <w:top w:val="single" w:sz="4" w:space="0" w:color="D9D9D9"/>
+              <w:left w:val="single" w:sz="4" w:space="0" w:color="D9D9D9"/>
+              <w:bottom w:val="single" w:sz="4" w:space="0" w:color="D9D9D9"/>
+              <w:right w:val="single" w:sz="4" w:space="0" w:color="D9D9D9"/>
+            </w:tcBorders>
+            <w:shd w:val="clear" w:color="auto" w:fill="FFFFFF"/>
+            <w:tcMar>
+              <w:top w:w="70" w:type="dxa"/>
+              <w:left w:w="90" w:type="dxa"/>
+              <w:bottom w:w="70" w:type="dxa"/>
+              <w:right w:w="90" w:type="dxa"/>
+            </w:tcMar>
+            <w:vAlign w:val="center"/>
+          </w:tcPr>
+          <w:p>
+            <w:pPr>
+              <w:spacing w:after="0"/>
+            </w:pPr>
+            <w:r>
+              <w:t>Celestial meridian</w:t>
+            </w:r>
+          </w:p>
+        </w:tc>
+        <w:tc>
+          <w:tcPr>
+            <w:tcW w:w="7704" w:type="dxa"/>
+            <w:tcBorders>
+              <w:top w:val="single" w:sz="4" w:space="0" w:color="D9D9D9"/>
+              <w:left w:val="single" w:sz="4" w:space="0" w:color="D9D9D9"/>
+              <w:bottom w:val="single" w:sz="4" w:space="0" w:color="D9D9D9"/>
+              <w:right w:val="single" w:sz="4" w:space="0" w:color="D9D9D9"/>
+            </w:tcBorders>
+            <w:shd w:val="clear" w:color="auto" w:fill="FFFFFF"/>
+            <w:tcMar>
+              <w:top w:w="70" w:type="dxa"/>
+              <w:left w:w="90" w:type="dxa"/>
+              <w:bottom w:w="70" w:type="dxa"/>
+              <w:right w:w="90" w:type="dxa"/>
+            </w:tcMar>
+            <w:vAlign w:val="center"/>
+          </w:tcPr>
+          <w:p>
+            <w:pPr>
+              <w:spacing w:after="0"/>
+            </w:pPr>
+            <w:r>
+              <w:t>The great circle through the celestial poles, zenith, and nadir</w:t>
+            </w:r>
+          </w:p>
+        </w:tc>
+      </w:tr>
+      <w:tr>
+        <w:trPr>
+          <w:cantSplit/>
+          <w:jc w:val="center"/>
+        </w:trPr>
+        <w:tc>
+          <w:tcPr>
+            <w:tcW w:w="2376" w:type="dxa"/>
+            <w:tcBorders>
+              <w:top w:val="single" w:sz="4" w:space="0" w:color="D9D9D9"/>
+              <w:left w:val="single" w:sz="4" w:space="0" w:color="D9D9D9"/>
+              <w:bottom w:val="single" w:sz="4" w:space="0" w:color="D9D9D9"/>
+              <w:right w:val="single" w:sz="4" w:space="0" w:color="D9D9D9"/>
+            </w:tcBorders>
+            <w:shd w:val="clear" w:color="auto" w:fill="F3F5F7"/>
+            <w:tcMar>
+              <w:top w:w="70" w:type="dxa"/>
+              <w:left w:w="90" w:type="dxa"/>
+              <w:bottom w:w="70" w:type="dxa"/>
+              <w:right w:w="90" w:type="dxa"/>
+            </w:tcMar>
+            <w:vAlign w:val="center"/>
+          </w:tcPr>
+          <w:p>
+            <w:pPr>
+              <w:spacing w:after="0"/>
+            </w:pPr>
+            <w:r>
+              <w:t>Azimuth</w:t>
+            </w:r>
+          </w:p>
+        </w:tc>
+        <w:tc>
+          <w:tcPr>
+            <w:tcW w:w="7704" w:type="dxa"/>
+            <w:tcBorders>
+              <w:top w:val="single" w:sz="4" w:space="0" w:color="D9D9D9"/>
+              <w:left w:val="single" w:sz="4" w:space="0" w:color="D9D9D9"/>
+              <w:bottom w:val="single" w:sz="4" w:space="0" w:color="D9D9D9"/>
+              <w:right w:val="single" w:sz="4" w:space="0" w:color="D9D9D9"/>
+            </w:tcBorders>
+            <w:shd w:val="clear" w:color="auto" w:fill="F3F5F7"/>
+            <w:tcMar>
+              <w:top w:w="70" w:type="dxa"/>
+              <w:left w:w="90" w:type="dxa"/>
+              <w:bottom w:w="70" w:type="dxa"/>
+              <w:right w:w="90" w:type="dxa"/>
+            </w:tcMar>
+            <w:vAlign w:val="center"/>
+          </w:tcPr>
+          <w:p>
+            <w:pPr>
+              <w:spacing w:after="0"/>
+            </w:pPr>
+            <w:r>
+              <w:t>Direction around the horizon, measured from north through east</w:t>
+            </w:r>
+          </w:p>
+        </w:tc>
+      </w:tr>
+      <w:tr>
+        <w:trPr>
+          <w:cantSplit/>
+          <w:jc w:val="center"/>
+        </w:trPr>
+        <w:tc>
+          <w:tcPr>
+            <w:tcW w:w="2376" w:type="dxa"/>
+            <w:tcBorders>
+              <w:top w:val="single" w:sz="4" w:space="0" w:color="D9D9D9"/>
+              <w:left w:val="single" w:sz="4" w:space="0" w:color="D9D9D9"/>
+              <w:bottom w:val="single" w:sz="4" w:space="0" w:color="D9D9D9"/>
+              <w:right w:val="single" w:sz="4" w:space="0" w:color="D9D9D9"/>
+            </w:tcBorders>
+            <w:shd w:val="clear" w:color="auto" w:fill="FFFFFF"/>
+            <w:tcMar>
+              <w:top w:w="70" w:type="dxa"/>
+              <w:left w:w="90" w:type="dxa"/>
+              <w:bottom w:w="70" w:type="dxa"/>
+              <w:right w:w="90" w:type="dxa"/>
+            </w:tcMar>
+            <w:vAlign w:val="center"/>
+          </w:tcPr>
+          <w:p>
+            <w:pPr>
+              <w:spacing w:after="0"/>
+            </w:pPr>
+            <w:r>
+              <w:t>Elevation</w:t>
+            </w:r>
+          </w:p>
+        </w:tc>
+        <w:tc>
+          <w:tcPr>
+            <w:tcW w:w="7704" w:type="dxa"/>
+            <w:tcBorders>
+              <w:top w:val="single" w:sz="4" w:space="0" w:color="D9D9D9"/>
+              <w:left w:val="single" w:sz="4" w:space="0" w:color="D9D9D9"/>
+              <w:bottom w:val="single" w:sz="4" w:space="0" w:color="D9D9D9"/>
+              <w:right w:val="single" w:sz="4" w:space="0" w:color="D9D9D9"/>
+            </w:tcBorders>
+            <w:shd w:val="clear" w:color="auto" w:fill="FFFFFF"/>
+            <w:tcMar>
+              <w:top w:w="70" w:type="dxa"/>
+              <w:left w:w="90" w:type="dxa"/>
+              <w:bottom w:w="70" w:type="dxa"/>
+              <w:right w:w="90" w:type="dxa"/>
+            </w:tcMar>
+            <w:vAlign w:val="center"/>
+          </w:tcPr>
+          <w:p>
+            <w:pPr>
+              <w:spacing w:after="0"/>
+            </w:pPr>
+            <w:r>
+              <w:t>Angle above the horizon; also called altitude</w:t>
+            </w:r>
+          </w:p>
+        </w:tc>
+      </w:tr>
+    </w:tbl>
+    <w:p>
+      <w:pPr>
+        <w:keepNext/>
+        <w:spacing w:before="80" w:after="60"/>
+        <w:jc w:val="center"/>
+      </w:pPr>
+      <w:r>
+        <w:rPr>
+          <w:noProof/>
+        </w:rPr>
+        <w:drawing>
+          <wp:inline distT="0" distB="0" distL="0" distR="0">
+            <wp:extent cx="3589133" cy="2926080"/>
+            <wp:effectExtent l="0" t="0" r="0" b="0"/>
+            <wp:docPr id="3" name="Picture 3" descr="Figure 3. Azimuth and elevation locate an object in the local sky."/>
+            <wp:cNvGraphicFramePr>
+              <a:graphicFrameLocks xmlns:a="http://schemas.openxmlformats.org/drawingml/2006/main" noChangeAspect="1"/>
+            </wp:cNvGraphicFramePr>
+            <a:graphic xmlns:a="http://schemas.openxmlformats.org/drawingml/2006/main">
+              <a:graphicData uri="http://schemas.openxmlformats.org/drawingml/2006/picture">
+                <pic:pic xmlns:pic="http://schemas.openxmlformats.org/drawingml/2006/picture">
+                  <pic:nvPicPr>
+                    <pic:cNvPr id="0" name="image3.png"/>
+                    <pic:cNvPicPr/>
+                  </pic:nvPicPr>
+                  <pic:blipFill>
+                    <a:blip r:embed="rId10"/>
+                    <a:stretch>
+                      <a:fillRect/>
+                    </a:stretch>
+                  </pic:blipFill>
+                  <pic:spPr>
+                    <a:xfrm>
+                      <a:off x="0" y="0"/>
+                      <a:ext cx="3589133" cy="2926080"/>
+                    </a:xfrm>
+                    <a:prstGeom prst="rect">
+                      <a:avLst/>
+                    </a:prstGeom>
+                  </pic:spPr>
+                </pic:pic>
+              </a:graphicData>
+            </a:graphic>
+          </wp:inline>
+        </w:drawing>
+      </w:r>
+    </w:p>
+    <w:p>
+      <w:pPr>
+        <w:pStyle w:val="Caption"/>
+        <w:jc w:val="center"/>
+      </w:pPr>
+      <w:r>
+        <w:t>Figure 3. Azimuth and elevation locate an object in the local sky.</w:t>
+      </w:r>
+    </w:p>
+    <w:p>
+      <w:r>
+        <w:t>In this convention, north is 0°, east is 90°, south is 180°, and west is 270° azimuth.</w:t>
+      </w:r>
+    </w:p>
+    <w:p>
+      <w:pPr>
+        <w:pStyle w:val="Heading1"/>
+        <w:pageBreakBefore/>
+      </w:pPr>
+      <w:r>
+        <w:lastRenderedPageBreak/>
+        <w:t>Equatorial coordinates</w:t>
+      </w:r>
+    </w:p>
+    <w:p>
+      <w:r>
+        <w:t>Right ascension and declination provide sky coordinates that do not depend on the observer’s location.</w:t>
+      </w:r>
+    </w:p>
+    <w:p>
+      <w:r>
+        <w:t>For a short observing session, a distant star’s catalog coordinates remain effectively fixed. Its azimuth and elevation still change.</w:t>
+      </w:r>
+    </w:p>
+    <w:p>
+      <w:pPr>
+        <w:keepNext/>
+        <w:spacing w:before="80" w:after="60"/>
+        <w:jc w:val="center"/>
+      </w:pPr>
+      <w:r>
+        <w:rPr>
+          <w:noProof/>
+        </w:rPr>
+        <w:drawing>
+          <wp:inline distT="0" distB="0" distL="0" distR="0">
+            <wp:extent cx="4236780" cy="3063240"/>
+            <wp:effectExtent l="0" t="0" r="0" b="0"/>
+            <wp:docPr id="4" name="Picture 4" descr="Figure 4. Right ascension and declination on the celestial sphere."/>
+            <wp:cNvGraphicFramePr>
+              <a:graphicFrameLocks xmlns:a="http://schemas.openxmlformats.org/drawingml/2006/main" noChangeAspect="1"/>
+            </wp:cNvGraphicFramePr>
+            <a:graphic xmlns:a="http://schemas.openxmlformats.org/drawingml/2006/main">
+              <a:graphicData uri="http://schemas.openxmlformats.org/drawingml/2006/picture">
+                <pic:pic xmlns:pic="http://schemas.openxmlformats.org/drawingml/2006/picture">
+                  <pic:nvPicPr>
+                    <pic:cNvPr id="0" name="image4.png"/>
+                    <pic:cNvPicPr/>
+                  </pic:nvPicPr>
+                  <pic:blipFill>
+                    <a:blip r:embed="rId11"/>
+                    <a:stretch>
+                      <a:fillRect/>
+                    </a:stretch>
+                  </pic:blipFill>
+                  <pic:spPr>
+                    <a:xfrm>
+                      <a:off x="0" y="0"/>
+                      <a:ext cx="4236780" cy="3063240"/>
+                    </a:xfrm>
+                    <a:prstGeom prst="rect">
+                      <a:avLst/>
+                    </a:prstGeom>
+                  </pic:spPr>
+                </pic:pic>
+              </a:graphicData>
+            </a:graphic>
+          </wp:inline>
+        </w:drawing>
+      </w:r>
+    </w:p>
+    <w:p>
+      <w:pPr>
+        <w:pStyle w:val="Caption"/>
+        <w:jc w:val="center"/>
+      </w:pPr>
+      <w:r>
+        <w:t>Figure 4. Right ascension and declination on the celestial sphere.</w:t>
       </w:r>
     </w:p>
     <w:p>
@@ -703,37 +783,396 @@
         <w:pStyle w:val="Heading1"/>
       </w:pPr>
       <w:r>
-        <w:t>EXERCISES</w:t>
+        <w:t>Right ascension (RA)</w:t>
       </w:r>
     </w:p>
     <w:p>
       <w:r>
-        <w:t>1. If a person in Charlotte looks straight up, what is the declination of the direction the person is  looking?</w:t>
+        <w:t>RA measures angle eastward along the celestial equator from the March equinox. One hour of RA equals 15°.</w:t>
+      </w:r>
+    </w:p>
+    <w:p>
+      <w:pPr>
+        <w:pStyle w:val="Heading1"/>
+      </w:pPr>
+      <w:r>
+        <w:t>Declination (Dec)</w:t>
       </w:r>
     </w:p>
     <w:p>
       <w:r>
-        <w:t>2. If a star rising in the east and is at an elevation of 30</w:t>
+        <w:t>Declination measures angle north or south of the celestial equator. The equator has declination 0°.</w:t>
       </w:r>
+    </w:p>
+    <w:p>
+      <w:r>
+        <w:t>The north celestial pole has declination +90°. The south celestial pole has declination −90°.</w:t>
+      </w:r>
+    </w:p>
+    <w:p>
+      <w:r>
+        <w:t>The celestial equator projects Earth’s equator onto the sky. The celestial poles lie along Earth’s rotation axis.</w:t>
+      </w:r>
+    </w:p>
+    <w:p>
+      <w:pPr>
+        <w:pStyle w:val="Heading1"/>
+        <w:pageBreakBefore/>
+      </w:pPr>
+      <w:r>
+        <w:lastRenderedPageBreak/>
+        <w:t>Galactic coordinates and exercises</w:t>
+      </w:r>
+    </w:p>
+    <w:p>
+      <w:r>
+        <w:t>Galactic coordinates describe directions relative to the Milky Way’s plane, as viewed from our position in the Galaxy.</w:t>
+      </w:r>
+    </w:p>
+    <w:tbl>
+      <w:tblPr>
+        <w:tblStyle w:val="TableGrid"/>
+        <w:tblW w:w="0" w:type="auto"/>
+        <w:jc w:val="center"/>
+        <w:tblLayout w:type="fixed"/>
+        <w:tblLook w:val="04A0" w:firstRow="1" w:lastRow="0" w:firstColumn="1" w:lastColumn="0" w:noHBand="0" w:noVBand="1"/>
+      </w:tblPr>
+      <w:tblGrid>
+        <w:gridCol w:w="2376"/>
+        <w:gridCol w:w="7704"/>
+      </w:tblGrid>
+      <w:tr>
+        <w:trPr>
+          <w:cantSplit/>
+          <w:tblHeader/>
+          <w:jc w:val="center"/>
+        </w:trPr>
+        <w:tc>
+          <w:tcPr>
+            <w:tcW w:w="2376" w:type="dxa"/>
+            <w:tcBorders>
+              <w:top w:val="single" w:sz="4" w:space="0" w:color="D9D9D9"/>
+              <w:left w:val="single" w:sz="4" w:space="0" w:color="D9D9D9"/>
+              <w:bottom w:val="single" w:sz="4" w:space="0" w:color="D9D9D9"/>
+              <w:right w:val="single" w:sz="4" w:space="0" w:color="D9D9D9"/>
+            </w:tcBorders>
+            <w:shd w:val="clear" w:color="auto" w:fill="002855"/>
+            <w:tcMar>
+              <w:top w:w="70" w:type="dxa"/>
+              <w:left w:w="90" w:type="dxa"/>
+              <w:bottom w:w="70" w:type="dxa"/>
+              <w:right w:w="90" w:type="dxa"/>
+            </w:tcMar>
+            <w:vAlign w:val="center"/>
+          </w:tcPr>
+          <w:p>
+            <w:pPr>
+              <w:spacing w:after="0"/>
+            </w:pPr>
+            <w:r>
+              <w:rPr>
+                <w:b/>
+                <w:color w:val="FFFFFF"/>
+              </w:rPr>
+              <w:t>Coordinate</w:t>
+            </w:r>
+          </w:p>
+        </w:tc>
+        <w:tc>
+          <w:tcPr>
+            <w:tcW w:w="7704" w:type="dxa"/>
+            <w:tcBorders>
+              <w:top w:val="single" w:sz="4" w:space="0" w:color="D9D9D9"/>
+              <w:left w:val="single" w:sz="4" w:space="0" w:color="D9D9D9"/>
+              <w:bottom w:val="single" w:sz="4" w:space="0" w:color="D9D9D9"/>
+              <w:right w:val="single" w:sz="4" w:space="0" w:color="D9D9D9"/>
+            </w:tcBorders>
+            <w:shd w:val="clear" w:color="auto" w:fill="002855"/>
+            <w:tcMar>
+              <w:top w:w="70" w:type="dxa"/>
+              <w:left w:w="90" w:type="dxa"/>
+              <w:bottom w:w="70" w:type="dxa"/>
+              <w:right w:w="90" w:type="dxa"/>
+            </w:tcMar>
+            <w:vAlign w:val="center"/>
+          </w:tcPr>
+          <w:p>
+            <w:pPr>
+              <w:spacing w:after="0"/>
+            </w:pPr>
+            <w:r>
+              <w:rPr>
+                <w:b/>
+                <w:color w:val="FFFFFF"/>
+              </w:rPr>
+              <w:t>Definition</w:t>
+            </w:r>
+          </w:p>
+        </w:tc>
+      </w:tr>
+      <w:tr>
+        <w:trPr>
+          <w:cantSplit/>
+          <w:jc w:val="center"/>
+        </w:trPr>
+        <w:tc>
+          <w:tcPr>
+            <w:tcW w:w="2376" w:type="dxa"/>
+            <w:tcBorders>
+              <w:top w:val="single" w:sz="4" w:space="0" w:color="D9D9D9"/>
+              <w:left w:val="single" w:sz="4" w:space="0" w:color="D9D9D9"/>
+              <w:bottom w:val="single" w:sz="4" w:space="0" w:color="D9D9D9"/>
+              <w:right w:val="single" w:sz="4" w:space="0" w:color="D9D9D9"/>
+            </w:tcBorders>
+            <w:shd w:val="clear" w:color="auto" w:fill="F3F5F7"/>
+            <w:tcMar>
+              <w:top w:w="70" w:type="dxa"/>
+              <w:left w:w="90" w:type="dxa"/>
+              <w:bottom w:w="70" w:type="dxa"/>
+              <w:right w:w="90" w:type="dxa"/>
+            </w:tcMar>
+            <w:vAlign w:val="center"/>
+          </w:tcPr>
+          <w:p>
+            <w:pPr>
+              <w:spacing w:after="0"/>
+            </w:pPr>
+            <w:r>
+              <w:t>Galactic longitude</w:t>
+            </w:r>
+          </w:p>
+        </w:tc>
+        <w:tc>
+          <w:tcPr>
+            <w:tcW w:w="7704" w:type="dxa"/>
+            <w:tcBorders>
+              <w:top w:val="single" w:sz="4" w:space="0" w:color="D9D9D9"/>
+              <w:left w:val="single" w:sz="4" w:space="0" w:color="D9D9D9"/>
+              <w:bottom w:val="single" w:sz="4" w:space="0" w:color="D9D9D9"/>
+              <w:right w:val="single" w:sz="4" w:space="0" w:color="D9D9D9"/>
+            </w:tcBorders>
+            <w:shd w:val="clear" w:color="auto" w:fill="F3F5F7"/>
+            <w:tcMar>
+              <w:top w:w="70" w:type="dxa"/>
+              <w:left w:w="90" w:type="dxa"/>
+              <w:bottom w:w="70" w:type="dxa"/>
+              <w:right w:w="90" w:type="dxa"/>
+            </w:tcMar>
+            <w:vAlign w:val="center"/>
+          </w:tcPr>
+          <w:p>
+            <w:pPr>
+              <w:spacing w:after="0"/>
+            </w:pPr>
+            <w:r>
+              <w:t>Angle around the Galactic plane, from 0° toward the Galactic center to 360°</w:t>
+            </w:r>
+          </w:p>
+        </w:tc>
+      </w:tr>
+      <w:tr>
+        <w:trPr>
+          <w:cantSplit/>
+          <w:jc w:val="center"/>
+        </w:trPr>
+        <w:tc>
+          <w:tcPr>
+            <w:tcW w:w="2376" w:type="dxa"/>
+            <w:tcBorders>
+              <w:top w:val="single" w:sz="4" w:space="0" w:color="D9D9D9"/>
+              <w:left w:val="single" w:sz="4" w:space="0" w:color="D9D9D9"/>
+              <w:bottom w:val="single" w:sz="4" w:space="0" w:color="D9D9D9"/>
+              <w:right w:val="single" w:sz="4" w:space="0" w:color="D9D9D9"/>
+            </w:tcBorders>
+            <w:shd w:val="clear" w:color="auto" w:fill="FFFFFF"/>
+            <w:tcMar>
+              <w:top w:w="70" w:type="dxa"/>
+              <w:left w:w="90" w:type="dxa"/>
+              <w:bottom w:w="70" w:type="dxa"/>
+              <w:right w:w="90" w:type="dxa"/>
+            </w:tcMar>
+            <w:vAlign w:val="center"/>
+          </w:tcPr>
+          <w:p>
+            <w:pPr>
+              <w:spacing w:after="0"/>
+            </w:pPr>
+            <w:r>
+              <w:t>Galactic latitude</w:t>
+            </w:r>
+          </w:p>
+        </w:tc>
+        <w:tc>
+          <w:tcPr>
+            <w:tcW w:w="7704" w:type="dxa"/>
+            <w:tcBorders>
+              <w:top w:val="single" w:sz="4" w:space="0" w:color="D9D9D9"/>
+              <w:left w:val="single" w:sz="4" w:space="0" w:color="D9D9D9"/>
+              <w:bottom w:val="single" w:sz="4" w:space="0" w:color="D9D9D9"/>
+              <w:right w:val="single" w:sz="4" w:space="0" w:color="D9D9D9"/>
+            </w:tcBorders>
+            <w:shd w:val="clear" w:color="auto" w:fill="FFFFFF"/>
+            <w:tcMar>
+              <w:top w:w="70" w:type="dxa"/>
+              <w:left w:w="90" w:type="dxa"/>
+              <w:bottom w:w="70" w:type="dxa"/>
+              <w:right w:w="90" w:type="dxa"/>
+            </w:tcMar>
+            <w:vAlign w:val="center"/>
+          </w:tcPr>
+          <w:p>
+            <w:pPr>
+              <w:spacing w:after="0"/>
+            </w:pPr>
+            <w:r>
+              <w:t>Angle above or below the Galactic plane, from −90° to +90°</w:t>
+            </w:r>
+          </w:p>
+        </w:tc>
+      </w:tr>
+    </w:tbl>
+    <w:p>
+      <w:r>
+        <w:t>Longitude 180° points away from the Galactic center. The original diagram divides longitude into four quadrants.</w:t>
+      </w:r>
+    </w:p>
+    <w:p>
+      <w:pPr>
+        <w:keepNext/>
+        <w:spacing w:before="80" w:after="60"/>
+        <w:jc w:val="center"/>
+      </w:pPr>
       <w:r>
         <w:rPr>
-          <w:vertAlign w:val="superscript"/>
+          <w:noProof/>
         </w:rPr>
-        <w:t>o</w:t>
-      </w:r>
-      <w:r>
-        <w:t>, then how much will the RA change when the object is directly overhead?</w:t>
+        <w:drawing>
+          <wp:inline distT="0" distB="0" distL="0" distR="0">
+            <wp:extent cx="3308004" cy="1188720"/>
+            <wp:effectExtent l="0" t="0" r="0" b="0"/>
+            <wp:docPr id="5" name="Picture 5" descr="Figure 5. Galactic longitude and quadrants viewed from above the Galactic plane."/>
+            <wp:cNvGraphicFramePr>
+              <a:graphicFrameLocks xmlns:a="http://schemas.openxmlformats.org/drawingml/2006/main" noChangeAspect="1"/>
+            </wp:cNvGraphicFramePr>
+            <a:graphic xmlns:a="http://schemas.openxmlformats.org/drawingml/2006/main">
+              <a:graphicData uri="http://schemas.openxmlformats.org/drawingml/2006/picture">
+                <pic:pic xmlns:pic="http://schemas.openxmlformats.org/drawingml/2006/picture">
+                  <pic:nvPicPr>
+                    <pic:cNvPr id="0" name="image5.png"/>
+                    <pic:cNvPicPr/>
+                  </pic:nvPicPr>
+                  <pic:blipFill>
+                    <a:blip r:embed="rId12"/>
+                    <a:stretch>
+                      <a:fillRect/>
+                    </a:stretch>
+                  </pic:blipFill>
+                  <pic:spPr>
+                    <a:xfrm>
+                      <a:off x="0" y="0"/>
+                      <a:ext cx="3308004" cy="1188720"/>
+                    </a:xfrm>
+                    <a:prstGeom prst="rect">
+                      <a:avLst/>
+                    </a:prstGeom>
+                  </pic:spPr>
+                </pic:pic>
+              </a:graphicData>
+            </a:graphic>
+          </wp:inline>
+        </w:drawing>
       </w:r>
     </w:p>
+    <w:p>
+      <w:pPr>
+        <w:pStyle w:val="Caption"/>
+        <w:jc w:val="center"/>
+      </w:pPr>
+      <w:r>
+        <w:t>Figure 5. Galactic longitude and quadrants viewed from above the Galactic plane.</w:t>
+      </w:r>
+    </w:p>
+    <w:p>
+      <w:pPr>
+        <w:pStyle w:val="Heading1"/>
+      </w:pPr>
+      <w:r>
+        <w:t>Exercises</w:t>
+      </w:r>
+    </w:p>
+    <w:p>
+      <w:pPr>
+        <w:pStyle w:val="ListNumber"/>
+        <w:numPr>
+          <w:ilvl w:val="0"/>
+          <w:numId w:val="10"/>
+        </w:numPr>
+      </w:pPr>
+      <w:r>
+        <w:t>An observer in Charlotte looks straight up. How does that direction’s declination relate to the observer’s latitude?</w:t>
+      </w:r>
+    </w:p>
+    <w:p>
+      <w:pPr>
+        <w:pStyle w:val="ListNumber"/>
+        <w:numPr>
+          <w:ilvl w:val="0"/>
+          <w:numId w:val="10"/>
+        </w:numPr>
+      </w:pPr>
+      <w:r>
+        <w:t>A star rises in the east at 30° elevation, then passes overhead. Does its RA change during this motion? Explain.</w:t>
+      </w:r>
+    </w:p>
+    <w:p>
+      <w:r>
+        <w:t>Use a sketch to distinguish movement across the local sky from a change in a star’s catalog coordinates.</w:t>
+      </w:r>
+    </w:p>
+    <w:p>
+      <w:pPr>
+        <w:pStyle w:val="Heading1"/>
+      </w:pPr>
+      <w:r>
+        <w:t>Sources</w:t>
+      </w:r>
+    </w:p>
+    <w:p>
+      <w:r>
+        <w:t>Adapted from the DSPIRA coordinate-systems handout. Original diagrams retained.</w:t>
+      </w:r>
+    </w:p>
+    <w:p>
+      <w:hyperlink r:id="rId13">
+        <w:r>
+          <w:rPr>
+            <w:color w:val="002855"/>
+            <w:u w:val="single"/>
+          </w:rPr>
+          <w:t>NASA JPL: Right ascension</w:t>
+        </w:r>
+      </w:hyperlink>
+    </w:p>
+    <w:p>
+      <w:hyperlink r:id="rId14">
+        <w:r>
+          <w:rPr>
+            <w:color w:val="002855"/>
+            <w:u w:val="single"/>
+          </w:rPr>
+          <w:t>NASA: Using multiwavelength Milky Way maps</w:t>
+        </w:r>
+      </w:hyperlink>
+    </w:p>
     <w:sectPr>
-      <w:headerReference w:type="even" r:id="rId13"/>
-      <w:headerReference w:type="default" r:id="rId14"/>
-      <w:footerReference w:type="even" r:id="rId15"/>
-      <w:footerReference w:type="default" r:id="rId16"/>
-      <w:headerReference w:type="first" r:id="rId17"/>
-      <w:footerReference w:type="first" r:id="rId18"/>
+      <w:headerReference w:type="even" r:id="rId15"/>
+      <w:headerReference w:type="default" r:id="rId16"/>
+      <w:footerReference w:type="even" r:id="rId17"/>
+      <w:footerReference w:type="default" r:id="rId18"/>
+      <w:headerReference w:type="first" r:id="rId19"/>
+      <w:footerReference w:type="first" r:id="rId20"/>
       <w:pgSz w:w="12240" w:h="15840"/>
-      <w:pgMar w:top="1512" w:right="1080" w:bottom="1080" w:left="1080" w:header="432" w:footer="432" w:gutter="0"/>
+      <w:pgMar w:top="1512" w:right="1080" w:bottom="1008" w:left="1080" w:header="432" w:footer="432" w:gutter="0"/>
       <w:cols w:space="720"/>
       <w:docGrid w:linePitch="360"/>
     </w:sectPr>
@@ -1091,32 +1530,38 @@
       </w:rPr>
     </w:lvl>
   </w:abstractNum>
-  <w:num w:numId="1" w16cid:durableId="1042942413">
+  <w:num w:numId="1" w16cid:durableId="2013213653">
     <w:abstractNumId w:val="8"/>
   </w:num>
-  <w:num w:numId="2" w16cid:durableId="673189219">
+  <w:num w:numId="2" w16cid:durableId="1314718113">
     <w:abstractNumId w:val="6"/>
   </w:num>
-  <w:num w:numId="3" w16cid:durableId="588974299">
+  <w:num w:numId="3" w16cid:durableId="561213874">
     <w:abstractNumId w:val="5"/>
   </w:num>
-  <w:num w:numId="4" w16cid:durableId="1167136714">
+  <w:num w:numId="4" w16cid:durableId="637957408">
     <w:abstractNumId w:val="4"/>
   </w:num>
-  <w:num w:numId="5" w16cid:durableId="189996508">
+  <w:num w:numId="5" w16cid:durableId="904952620">
     <w:abstractNumId w:val="7"/>
   </w:num>
-  <w:num w:numId="6" w16cid:durableId="1075200714">
+  <w:num w:numId="6" w16cid:durableId="1595548113">
     <w:abstractNumId w:val="3"/>
   </w:num>
-  <w:num w:numId="7" w16cid:durableId="223759751">
+  <w:num w:numId="7" w16cid:durableId="1391727043">
     <w:abstractNumId w:val="2"/>
   </w:num>
-  <w:num w:numId="8" w16cid:durableId="627320035">
+  <w:num w:numId="8" w16cid:durableId="926695197">
     <w:abstractNumId w:val="1"/>
   </w:num>
-  <w:num w:numId="9" w16cid:durableId="307707512">
+  <w:num w:numId="9" w16cid:durableId="533272150">
     <w:abstractNumId w:val="0"/>
+  </w:num>
+  <w:num w:numId="10" w16cid:durableId="152378516">
+    <w:abstractNumId w:val="7"/>
+    <w:lvlOverride w:ilvl="0">
+      <w:startOverride w:val="1"/>
+    </w:lvlOverride>
   </w:num>
 </w:numbering>
 </file>
@@ -1126,7 +1571,7 @@
   <w:docDefaults>
     <w:rPrDefault>
       <w:rPr>
-        <w:rFonts w:ascii="Arial" w:eastAsia="Arial" w:hAnsi="Arial" w:cs="Arial"/>
+        <w:rFonts w:asciiTheme="minorHAnsi" w:eastAsiaTheme="minorEastAsia" w:hAnsiTheme="minorHAnsi" w:cstheme="minorBidi"/>
         <w:sz w:val="22"/>
         <w:szCs w:val="22"/>
         <w:lang w:val="en-US" w:eastAsia="en-US" w:bidi="ar-SA"/>
@@ -1515,6 +1960,7 @@
       <w:spacing w:after="140" w:line="264" w:lineRule="auto"/>
     </w:pPr>
     <w:rPr>
+      <w:rFonts w:ascii="Arial" w:hAnsi="Arial"/>
       <w:color w:val="000000"/>
     </w:rPr>
   </w:style>
@@ -1602,7 +2048,6 @@
       <w:bCs/>
       <w:i/>
       <w:iCs/>
-      <w:color w:val="4F81BD" w:themeColor="accent1"/>
     </w:rPr>
   </w:style>
   <w:style w:type="paragraph" w:styleId="Heading5">
@@ -1621,9 +2066,6 @@
       <w:spacing w:before="200" w:after="0"/>
       <w:outlineLvl w:val="4"/>
     </w:pPr>
-    <w:rPr>
-      <w:color w:val="243F60" w:themeColor="accent1" w:themeShade="7F"/>
-    </w:rPr>
   </w:style>
   <w:style w:type="paragraph" w:styleId="Heading6">
     <w:name w:val="heading 6"/>
@@ -1644,7 +2086,6 @@
     <w:rPr>
       <w:i/>
       <w:iCs/>
-      <w:color w:val="243F60" w:themeColor="accent1" w:themeShade="7F"/>
     </w:rPr>
   </w:style>
   <w:style w:type="paragraph" w:styleId="Heading7">
@@ -1666,7 +2107,6 @@
     <w:rPr>
       <w:i/>
       <w:iCs/>
-      <w:color w:val="404040" w:themeColor="text1" w:themeTint="BF"/>
     </w:rPr>
   </w:style>
   <w:style w:type="paragraph" w:styleId="Heading8">
@@ -1686,7 +2126,6 @@
       <w:outlineLvl w:val="7"/>
     </w:pPr>
     <w:rPr>
-      <w:color w:val="4F81BD" w:themeColor="accent1"/>
       <w:sz w:val="20"/>
       <w:szCs w:val="20"/>
     </w:rPr>
@@ -1710,7 +2149,6 @@
     <w:rPr>
       <w:i/>
       <w:iCs/>
-      <w:color w:val="404040" w:themeColor="text1" w:themeTint="BF"/>
       <w:sz w:val="20"/>
       <w:szCs w:val="20"/>
     </w:rPr>
@@ -1760,7 +2198,8 @@
     <w:uiPriority w:val="99"/>
     <w:rsid w:val="00E618BF"/>
     <w:rPr>
-      <w:rFonts w:ascii="Arial" w:eastAsia="Arial" w:hAnsi="Arial" w:cs="Arial"/>
+      <w:rFonts w:ascii="Arial" w:hAnsi="Arial"/>
+      <w:color w:val="000000"/>
     </w:rPr>
   </w:style>
   <w:style w:type="paragraph" w:styleId="Footer">
@@ -1784,7 +2223,8 @@
     <w:uiPriority w:val="99"/>
     <w:rsid w:val="00E618BF"/>
     <w:rPr>
-      <w:rFonts w:ascii="Arial" w:eastAsia="Arial" w:hAnsi="Arial" w:cs="Arial"/>
+      <w:rFonts w:ascii="Arial" w:hAnsi="Arial"/>
+      <w:color w:val="000000"/>
     </w:rPr>
   </w:style>
   <w:style w:type="paragraph" w:styleId="NoSpacing">
@@ -1795,6 +2235,10 @@
     <w:pPr>
       <w:spacing w:after="0" w:line="240" w:lineRule="auto"/>
     </w:pPr>
+    <w:rPr>
+      <w:rFonts w:ascii="Arial" w:hAnsi="Arial"/>
+      <w:color w:val="000000"/>
+    </w:rPr>
   </w:style>
   <w:style w:type="character" w:customStyle="1" w:styleId="Heading1Char">
     <w:name w:val="Heading 1 Char"/>
@@ -1803,10 +2247,11 @@
     <w:uiPriority w:val="9"/>
     <w:rsid w:val="00FC693F"/>
     <w:rPr>
+      <w:rFonts w:ascii="Arial" w:hAnsi="Arial"/>
       <w:b/>
       <w:bCs/>
       <w:color w:val="000000"/>
-      <w:sz w:val="30"/>
+      <w:sz w:val="28"/>
       <w:szCs w:val="28"/>
     </w:rPr>
   </w:style>
@@ -1817,10 +2262,11 @@
     <w:uiPriority w:val="9"/>
     <w:rsid w:val="00FC693F"/>
     <w:rPr>
+      <w:rFonts w:ascii="Arial" w:hAnsi="Arial"/>
       <w:b/>
       <w:bCs/>
       <w:color w:val="000000"/>
-      <w:sz w:val="24"/>
+      <w:sz w:val="26"/>
       <w:szCs w:val="26"/>
     </w:rPr>
   </w:style>
@@ -1831,6 +2277,7 @@
     <w:uiPriority w:val="9"/>
     <w:rsid w:val="00FC693F"/>
     <w:rPr>
+      <w:rFonts w:ascii="Arial" w:hAnsi="Arial"/>
       <w:b/>
       <w:bCs/>
       <w:color w:val="000000"/>
@@ -1845,7 +2292,7 @@
     <w:qFormat/>
     <w:rsid w:val="00FC693F"/>
     <w:pPr>
-      <w:spacing w:after="160" w:line="240" w:lineRule="auto"/>
+      <w:spacing w:line="240" w:lineRule="auto"/>
       <w:contextualSpacing/>
     </w:pPr>
     <w:rPr>
@@ -1861,9 +2308,10 @@
     <w:uiPriority w:val="10"/>
     <w:rsid w:val="00FC693F"/>
     <w:rPr>
+      <w:rFonts w:ascii="Arial" w:hAnsi="Arial"/>
       <w:color w:val="000000"/>
       <w:kern w:val="28"/>
-      <w:sz w:val="48"/>
+      <w:sz w:val="52"/>
       <w:szCs w:val="52"/>
     </w:rPr>
   </w:style>
@@ -1879,7 +2327,6 @@
       <w:numPr>
         <w:ilvl w:val="1"/>
       </w:numPr>
-      <w:spacing w:after="160"/>
     </w:pPr>
     <w:rPr>
       <w:iCs/>
@@ -1893,8 +2340,11 @@
     <w:uiPriority w:val="11"/>
     <w:rsid w:val="00FC693F"/>
     <w:rPr>
+      <w:rFonts w:ascii="Arial" w:hAnsi="Arial"/>
+      <w:i/>
       <w:iCs/>
       <w:color w:val="000000"/>
+      <w:sz w:val="24"/>
       <w:szCs w:val="24"/>
     </w:rPr>
   </w:style>
@@ -1927,7 +2377,8 @@
     <w:uiPriority w:val="99"/>
     <w:rsid w:val="00AA1D8D"/>
     <w:rPr>
-      <w:rFonts w:ascii="Arial" w:eastAsia="Arial" w:hAnsi="Arial" w:cs="Arial"/>
+      <w:rFonts w:ascii="Arial" w:hAnsi="Arial"/>
+      <w:color w:val="000000"/>
     </w:rPr>
   </w:style>
   <w:style w:type="paragraph" w:styleId="BodyText2">
@@ -1948,7 +2399,8 @@
     <w:uiPriority w:val="99"/>
     <w:rsid w:val="00AA1D8D"/>
     <w:rPr>
-      <w:rFonts w:ascii="Arial" w:eastAsia="Arial" w:hAnsi="Arial" w:cs="Arial"/>
+      <w:rFonts w:ascii="Arial" w:hAnsi="Arial"/>
+      <w:color w:val="000000"/>
     </w:rPr>
   </w:style>
   <w:style w:type="paragraph" w:styleId="BodyText3">
@@ -1973,7 +2425,8 @@
     <w:uiPriority w:val="99"/>
     <w:rsid w:val="00AA1D8D"/>
     <w:rPr>
-      <w:rFonts w:ascii="Arial" w:eastAsia="Arial" w:hAnsi="Arial" w:cs="Arial"/>
+      <w:rFonts w:ascii="Arial" w:hAnsi="Arial"/>
+      <w:color w:val="000000"/>
       <w:sz w:val="16"/>
       <w:szCs w:val="16"/>
     </w:rPr>
@@ -2143,6 +2596,8 @@
       </w:tabs>
     </w:pPr>
     <w:rPr>
+      <w:rFonts w:ascii="Arial" w:hAnsi="Arial"/>
+      <w:color w:val="000000"/>
       <w:sz w:val="20"/>
       <w:szCs w:val="20"/>
     </w:rPr>
@@ -2154,7 +2609,8 @@
     <w:uiPriority w:val="99"/>
     <w:rsid w:val="0029639D"/>
     <w:rPr>
-      <w:rFonts w:ascii="Arial" w:eastAsia="Arial" w:hAnsi="Arial" w:cs="Arial"/>
+      <w:rFonts w:ascii="Arial" w:hAnsi="Arial"/>
+      <w:color w:val="000000"/>
       <w:sz w:val="20"/>
       <w:szCs w:val="20"/>
     </w:rPr>
@@ -2170,7 +2626,6 @@
     <w:rPr>
       <w:i/>
       <w:iCs/>
-      <w:color w:val="000000" w:themeColor="text1"/>
     </w:rPr>
   </w:style>
   <w:style w:type="character" w:customStyle="1" w:styleId="QuoteChar">
@@ -2180,10 +2635,10 @@
     <w:uiPriority w:val="29"/>
     <w:rsid w:val="00FC693F"/>
     <w:rPr>
-      <w:rFonts w:ascii="Arial" w:eastAsia="Arial" w:hAnsi="Arial" w:cs="Arial"/>
+      <w:rFonts w:ascii="Arial" w:hAnsi="Arial"/>
       <w:i/>
       <w:iCs/>
-      <w:color w:val="000000" w:themeColor="text1"/>
+      <w:color w:val="000000"/>
     </w:rPr>
   </w:style>
   <w:style w:type="character" w:customStyle="1" w:styleId="Heading4Char">
@@ -2194,12 +2649,12 @@
     <w:semiHidden/>
     <w:rsid w:val="00FC693F"/>
     <w:rPr>
-      <w:rFonts w:ascii="Arial" w:eastAsia="Arial" w:hAnsi="Arial" w:cs="Arial"/>
+      <w:rFonts w:ascii="Arial" w:hAnsi="Arial"/>
       <w:b/>
       <w:bCs/>
       <w:i/>
       <w:iCs/>
-      <w:color w:val="4F81BD" w:themeColor="accent1"/>
+      <w:color w:val="000000"/>
     </w:rPr>
   </w:style>
   <w:style w:type="character" w:customStyle="1" w:styleId="Heading5Char">
@@ -2210,8 +2665,8 @@
     <w:semiHidden/>
     <w:rsid w:val="00FC693F"/>
     <w:rPr>
-      <w:rFonts w:ascii="Arial" w:eastAsia="Arial" w:hAnsi="Arial" w:cs="Arial"/>
-      <w:color w:val="243F60" w:themeColor="accent1" w:themeShade="7F"/>
+      <w:rFonts w:ascii="Arial" w:hAnsi="Arial"/>
+      <w:color w:val="000000"/>
     </w:rPr>
   </w:style>
   <w:style w:type="character" w:customStyle="1" w:styleId="Heading6Char">
@@ -2222,10 +2677,10 @@
     <w:semiHidden/>
     <w:rsid w:val="00FC693F"/>
     <w:rPr>
-      <w:rFonts w:ascii="Arial" w:eastAsia="Arial" w:hAnsi="Arial" w:cs="Arial"/>
+      <w:rFonts w:ascii="Arial" w:hAnsi="Arial"/>
       <w:i/>
       <w:iCs/>
-      <w:color w:val="243F60" w:themeColor="accent1" w:themeShade="7F"/>
+      <w:color w:val="000000"/>
     </w:rPr>
   </w:style>
   <w:style w:type="character" w:customStyle="1" w:styleId="Heading7Char">
@@ -2236,10 +2691,10 @@
     <w:semiHidden/>
     <w:rsid w:val="00FC693F"/>
     <w:rPr>
-      <w:rFonts w:ascii="Arial" w:eastAsia="Arial" w:hAnsi="Arial" w:cs="Arial"/>
+      <w:rFonts w:ascii="Arial" w:hAnsi="Arial"/>
       <w:i/>
       <w:iCs/>
-      <w:color w:val="404040" w:themeColor="text1" w:themeTint="BF"/>
+      <w:color w:val="000000"/>
     </w:rPr>
   </w:style>
   <w:style w:type="character" w:customStyle="1" w:styleId="Heading8Char">
@@ -2250,8 +2705,8 @@
     <w:semiHidden/>
     <w:rsid w:val="00FC693F"/>
     <w:rPr>
-      <w:rFonts w:ascii="Arial" w:eastAsia="Arial" w:hAnsi="Arial" w:cs="Arial"/>
-      <w:color w:val="4F81BD" w:themeColor="accent1"/>
+      <w:rFonts w:ascii="Arial" w:hAnsi="Arial"/>
+      <w:color w:val="000000"/>
       <w:sz w:val="20"/>
       <w:szCs w:val="20"/>
     </w:rPr>
@@ -2264,10 +2719,10 @@
     <w:semiHidden/>
     <w:rsid w:val="00FC693F"/>
     <w:rPr>
-      <w:rFonts w:ascii="Arial" w:eastAsia="Arial" w:hAnsi="Arial" w:cs="Arial"/>
+      <w:rFonts w:ascii="Arial" w:hAnsi="Arial"/>
       <w:i/>
       <w:iCs/>
-      <w:color w:val="404040" w:themeColor="text1" w:themeTint="BF"/>
+      <w:color w:val="000000"/>
       <w:sz w:val="20"/>
       <w:szCs w:val="20"/>
     </w:rPr>
@@ -2285,6 +2740,7 @@
       <w:spacing w:line="240" w:lineRule="auto"/>
     </w:pPr>
     <w:rPr>
+      <w:b/>
       <w:bCs/>
       <w:sz w:val="20"/>
       <w:szCs w:val="18"/>
@@ -2297,9 +2753,10 @@
     <w:qFormat/>
     <w:rsid w:val="00FC693F"/>
     <w:rPr>
-      <w:rFonts w:ascii="Arial" w:eastAsia="Arial" w:hAnsi="Arial" w:cs="Arial"/>
+      <w:rFonts w:ascii="Arial" w:hAnsi="Arial"/>
       <w:b/>
       <w:bCs/>
+      <w:color w:val="000000"/>
     </w:rPr>
   </w:style>
   <w:style w:type="character" w:styleId="Emphasis">
@@ -2309,9 +2766,10 @@
     <w:qFormat/>
     <w:rsid w:val="00FC693F"/>
     <w:rPr>
-      <w:rFonts w:ascii="Arial" w:eastAsia="Arial" w:hAnsi="Arial" w:cs="Arial"/>
+      <w:rFonts w:ascii="Arial" w:hAnsi="Arial"/>
       <w:i/>
       <w:iCs/>
+      <w:color w:val="000000"/>
     </w:rPr>
   </w:style>
   <w:style w:type="paragraph" w:styleId="IntenseQuote">
@@ -2323,6 +2781,9 @@
     <w:qFormat/>
     <w:rsid w:val="00FC693F"/>
     <w:pPr>
+      <w:pBdr>
+        <w:bottom w:val="single" w:sz="4" w:space="4" w:color="4F81BD" w:themeColor="accent1"/>
+      </w:pBdr>
       <w:spacing w:before="200" w:after="280"/>
       <w:ind w:left="936" w:right="936"/>
     </w:pPr>
@@ -2331,7 +2792,6 @@
       <w:bCs/>
       <w:i/>
       <w:iCs/>
-      <w:color w:val="4F81BD" w:themeColor="accent1"/>
     </w:rPr>
   </w:style>
   <w:style w:type="character" w:customStyle="1" w:styleId="IntenseQuoteChar">
@@ -2341,12 +2801,12 @@
     <w:uiPriority w:val="30"/>
     <w:rsid w:val="00FC693F"/>
     <w:rPr>
-      <w:rFonts w:ascii="Arial" w:eastAsia="Arial" w:hAnsi="Arial" w:cs="Arial"/>
+      <w:rFonts w:ascii="Arial" w:hAnsi="Arial"/>
       <w:b/>
       <w:bCs/>
       <w:i/>
       <w:iCs/>
-      <w:color w:val="4F81BD" w:themeColor="accent1"/>
+      <w:color w:val="000000"/>
     </w:rPr>
   </w:style>
   <w:style w:type="character" w:styleId="SubtleEmphasis">
@@ -2356,10 +2816,10 @@
     <w:qFormat/>
     <w:rsid w:val="00FC693F"/>
     <w:rPr>
-      <w:rFonts w:ascii="Arial" w:eastAsia="Arial" w:hAnsi="Arial" w:cs="Arial"/>
+      <w:rFonts w:ascii="Arial" w:hAnsi="Arial"/>
       <w:i/>
       <w:iCs/>
-      <w:color w:val="808080" w:themeColor="text1" w:themeTint="7F"/>
+      <w:color w:val="000000"/>
     </w:rPr>
   </w:style>
   <w:style w:type="character" w:styleId="IntenseEmphasis">
@@ -2369,12 +2829,12 @@
     <w:qFormat/>
     <w:rsid w:val="00FC693F"/>
     <w:rPr>
-      <w:rFonts w:ascii="Arial" w:eastAsia="Arial" w:hAnsi="Arial" w:cs="Arial"/>
+      <w:rFonts w:ascii="Arial" w:hAnsi="Arial"/>
       <w:b/>
       <w:bCs/>
       <w:i/>
       <w:iCs/>
-      <w:color w:val="4F81BD" w:themeColor="accent1"/>
+      <w:color w:val="000000"/>
     </w:rPr>
   </w:style>
   <w:style w:type="character" w:styleId="SubtleReference">
@@ -2384,9 +2844,9 @@
     <w:qFormat/>
     <w:rsid w:val="00FC693F"/>
     <w:rPr>
-      <w:rFonts w:ascii="Arial" w:eastAsia="Arial" w:hAnsi="Arial" w:cs="Arial"/>
+      <w:rFonts w:ascii="Arial" w:hAnsi="Arial"/>
       <w:smallCaps/>
-      <w:color w:val="C0504D" w:themeColor="accent2"/>
+      <w:color w:val="000000"/>
       <w:u w:val="single"/>
     </w:rPr>
   </w:style>
@@ -2397,11 +2857,11 @@
     <w:qFormat/>
     <w:rsid w:val="00FC693F"/>
     <w:rPr>
-      <w:rFonts w:ascii="Arial" w:eastAsia="Arial" w:hAnsi="Arial" w:cs="Arial"/>
+      <w:rFonts w:ascii="Arial" w:hAnsi="Arial"/>
       <w:b/>
       <w:bCs/>
       <w:smallCaps/>
-      <w:color w:val="C0504D" w:themeColor="accent2"/>
+      <w:color w:val="000000"/>
       <w:spacing w:val="5"/>
       <w:u w:val="single"/>
     </w:rPr>
@@ -2413,10 +2873,11 @@
     <w:qFormat/>
     <w:rsid w:val="00FC693F"/>
     <w:rPr>
-      <w:rFonts w:ascii="Arial" w:eastAsia="Arial" w:hAnsi="Arial" w:cs="Arial"/>
+      <w:rFonts w:ascii="Arial" w:hAnsi="Arial"/>
       <w:b/>
       <w:bCs/>
       <w:smallCaps/>
+      <w:color w:val="000000"/>
       <w:spacing w:val="5"/>
     </w:rPr>
   </w:style>
@@ -2476,7 +2937,6 @@
         <w:spacing w:before="0" w:after="0" w:line="240" w:lineRule="auto"/>
       </w:pPr>
       <w:rPr>
-        <w:rFonts w:ascii="Arial" w:eastAsia="Arial" w:hAnsi="Arial" w:cs="Arial"/>
         <w:b/>
         <w:bCs/>
       </w:rPr>
@@ -2497,7 +2957,6 @@
         <w:spacing w:before="0" w:after="0" w:line="240" w:lineRule="auto"/>
       </w:pPr>
       <w:rPr>
-        <w:rFonts w:ascii="Arial" w:eastAsia="Arial" w:hAnsi="Arial" w:cs="Arial"/>
         <w:b/>
         <w:bCs/>
       </w:rPr>
@@ -2515,14 +2974,12 @@
     </w:tblStylePr>
     <w:tblStylePr w:type="firstCol">
       <w:rPr>
-        <w:rFonts w:ascii="Arial" w:eastAsia="Arial" w:hAnsi="Arial" w:cs="Arial"/>
         <w:b/>
         <w:bCs/>
       </w:rPr>
     </w:tblStylePr>
     <w:tblStylePr w:type="lastCol">
       <w:rPr>
-        <w:rFonts w:ascii="Arial" w:eastAsia="Arial" w:hAnsi="Arial" w:cs="Arial"/>
         <w:b/>
         <w:bCs/>
       </w:rPr>
@@ -2576,7 +3033,6 @@
         <w:spacing w:before="0" w:after="0" w:line="240" w:lineRule="auto"/>
       </w:pPr>
       <w:rPr>
-        <w:rFonts w:ascii="Arial" w:eastAsia="Arial" w:hAnsi="Arial" w:cs="Arial"/>
         <w:b/>
         <w:bCs/>
       </w:rPr>
@@ -2597,7 +3053,6 @@
         <w:spacing w:before="0" w:after="0" w:line="240" w:lineRule="auto"/>
       </w:pPr>
       <w:rPr>
-        <w:rFonts w:ascii="Arial" w:eastAsia="Arial" w:hAnsi="Arial" w:cs="Arial"/>
         <w:b/>
         <w:bCs/>
       </w:rPr>
@@ -2615,14 +3070,12 @@
     </w:tblStylePr>
     <w:tblStylePr w:type="firstCol">
       <w:rPr>
-        <w:rFonts w:ascii="Arial" w:eastAsia="Arial" w:hAnsi="Arial" w:cs="Arial"/>
         <w:b/>
         <w:bCs/>
       </w:rPr>
     </w:tblStylePr>
     <w:tblStylePr w:type="lastCol">
       <w:rPr>
-        <w:rFonts w:ascii="Arial" w:eastAsia="Arial" w:hAnsi="Arial" w:cs="Arial"/>
         <w:b/>
         <w:bCs/>
       </w:rPr>
@@ -2676,7 +3129,6 @@
         <w:spacing w:before="0" w:after="0" w:line="240" w:lineRule="auto"/>
       </w:pPr>
       <w:rPr>
-        <w:rFonts w:ascii="Arial" w:eastAsia="Arial" w:hAnsi="Arial" w:cs="Arial"/>
         <w:b/>
         <w:bCs/>
       </w:rPr>
@@ -2697,7 +3149,6 @@
         <w:spacing w:before="0" w:after="0" w:line="240" w:lineRule="auto"/>
       </w:pPr>
       <w:rPr>
-        <w:rFonts w:ascii="Arial" w:eastAsia="Arial" w:hAnsi="Arial" w:cs="Arial"/>
         <w:b/>
         <w:bCs/>
       </w:rPr>
@@ -2715,14 +3166,12 @@
     </w:tblStylePr>
     <w:tblStylePr w:type="firstCol">
       <w:rPr>
-        <w:rFonts w:ascii="Arial" w:eastAsia="Arial" w:hAnsi="Arial" w:cs="Arial"/>
         <w:b/>
         <w:bCs/>
       </w:rPr>
     </w:tblStylePr>
     <w:tblStylePr w:type="lastCol">
       <w:rPr>
-        <w:rFonts w:ascii="Arial" w:eastAsia="Arial" w:hAnsi="Arial" w:cs="Arial"/>
         <w:b/>
         <w:bCs/>
       </w:rPr>
@@ -2776,7 +3225,6 @@
         <w:spacing w:before="0" w:after="0" w:line="240" w:lineRule="auto"/>
       </w:pPr>
       <w:rPr>
-        <w:rFonts w:ascii="Arial" w:eastAsia="Arial" w:hAnsi="Arial" w:cs="Arial"/>
         <w:b/>
         <w:bCs/>
       </w:rPr>
@@ -2797,7 +3245,6 @@
         <w:spacing w:before="0" w:after="0" w:line="240" w:lineRule="auto"/>
       </w:pPr>
       <w:rPr>
-        <w:rFonts w:ascii="Arial" w:eastAsia="Arial" w:hAnsi="Arial" w:cs="Arial"/>
         <w:b/>
         <w:bCs/>
       </w:rPr>
@@ -2815,14 +3262,12 @@
     </w:tblStylePr>
     <w:tblStylePr w:type="firstCol">
       <w:rPr>
-        <w:rFonts w:ascii="Arial" w:eastAsia="Arial" w:hAnsi="Arial" w:cs="Arial"/>
         <w:b/>
         <w:bCs/>
       </w:rPr>
     </w:tblStylePr>
     <w:tblStylePr w:type="lastCol">
       <w:rPr>
-        <w:rFonts w:ascii="Arial" w:eastAsia="Arial" w:hAnsi="Arial" w:cs="Arial"/>
         <w:b/>
         <w:bCs/>
       </w:rPr>
@@ -2876,7 +3321,6 @@
         <w:spacing w:before="0" w:after="0" w:line="240" w:lineRule="auto"/>
       </w:pPr>
       <w:rPr>
-        <w:rFonts w:ascii="Arial" w:eastAsia="Arial" w:hAnsi="Arial" w:cs="Arial"/>
         <w:b/>
         <w:bCs/>
       </w:rPr>
@@ -2897,7 +3341,6 @@
         <w:spacing w:before="0" w:after="0" w:line="240" w:lineRule="auto"/>
       </w:pPr>
       <w:rPr>
-        <w:rFonts w:ascii="Arial" w:eastAsia="Arial" w:hAnsi="Arial" w:cs="Arial"/>
         <w:b/>
         <w:bCs/>
       </w:rPr>
@@ -2915,14 +3358,12 @@
     </w:tblStylePr>
     <w:tblStylePr w:type="firstCol">
       <w:rPr>
-        <w:rFonts w:ascii="Arial" w:eastAsia="Arial" w:hAnsi="Arial" w:cs="Arial"/>
         <w:b/>
         <w:bCs/>
       </w:rPr>
     </w:tblStylePr>
     <w:tblStylePr w:type="lastCol">
       <w:rPr>
-        <w:rFonts w:ascii="Arial" w:eastAsia="Arial" w:hAnsi="Arial" w:cs="Arial"/>
         <w:b/>
         <w:bCs/>
       </w:rPr>
@@ -2976,7 +3417,6 @@
         <w:spacing w:before="0" w:after="0" w:line="240" w:lineRule="auto"/>
       </w:pPr>
       <w:rPr>
-        <w:rFonts w:ascii="Arial" w:eastAsia="Arial" w:hAnsi="Arial" w:cs="Arial"/>
         <w:b/>
         <w:bCs/>
       </w:rPr>
@@ -2997,7 +3437,6 @@
         <w:spacing w:before="0" w:after="0" w:line="240" w:lineRule="auto"/>
       </w:pPr>
       <w:rPr>
-        <w:rFonts w:ascii="Arial" w:eastAsia="Arial" w:hAnsi="Arial" w:cs="Arial"/>
         <w:b/>
         <w:bCs/>
       </w:rPr>
@@ -3015,14 +3454,12 @@
     </w:tblStylePr>
     <w:tblStylePr w:type="firstCol">
       <w:rPr>
-        <w:rFonts w:ascii="Arial" w:eastAsia="Arial" w:hAnsi="Arial" w:cs="Arial"/>
         <w:b/>
         <w:bCs/>
       </w:rPr>
     </w:tblStylePr>
     <w:tblStylePr w:type="lastCol">
       <w:rPr>
-        <w:rFonts w:ascii="Arial" w:eastAsia="Arial" w:hAnsi="Arial" w:cs="Arial"/>
         <w:b/>
         <w:bCs/>
       </w:rPr>
@@ -3076,7 +3513,6 @@
         <w:spacing w:before="0" w:after="0" w:line="240" w:lineRule="auto"/>
       </w:pPr>
       <w:rPr>
-        <w:rFonts w:ascii="Arial" w:eastAsia="Arial" w:hAnsi="Arial" w:cs="Arial"/>
         <w:b/>
         <w:bCs/>
       </w:rPr>
@@ -3097,7 +3533,6 @@
         <w:spacing w:before="0" w:after="0" w:line="240" w:lineRule="auto"/>
       </w:pPr>
       <w:rPr>
-        <w:rFonts w:ascii="Arial" w:eastAsia="Arial" w:hAnsi="Arial" w:cs="Arial"/>
         <w:b/>
         <w:bCs/>
       </w:rPr>
@@ -3115,14 +3550,12 @@
     </w:tblStylePr>
     <w:tblStylePr w:type="firstCol">
       <w:rPr>
-        <w:rFonts w:ascii="Arial" w:eastAsia="Arial" w:hAnsi="Arial" w:cs="Arial"/>
         <w:b/>
         <w:bCs/>
       </w:rPr>
     </w:tblStylePr>
     <w:tblStylePr w:type="lastCol">
       <w:rPr>
-        <w:rFonts w:ascii="Arial" w:eastAsia="Arial" w:hAnsi="Arial" w:cs="Arial"/>
         <w:b/>
         <w:bCs/>
       </w:rPr>
@@ -3175,7 +3608,6 @@
         <w:spacing w:before="0" w:after="0" w:line="240" w:lineRule="auto"/>
       </w:pPr>
       <w:rPr>
-        <w:rFonts w:ascii="Arial" w:eastAsia="Arial" w:hAnsi="Arial" w:cs="Arial"/>
         <w:b/>
         <w:bCs/>
         <w:color w:val="FFFFFF" w:themeColor="background1"/>
@@ -3190,7 +3622,6 @@
         <w:spacing w:before="0" w:after="0" w:line="240" w:lineRule="auto"/>
       </w:pPr>
       <w:rPr>
-        <w:rFonts w:ascii="Arial" w:eastAsia="Arial" w:hAnsi="Arial" w:cs="Arial"/>
         <w:b/>
         <w:bCs/>
       </w:rPr>
@@ -3206,14 +3637,12 @@
     </w:tblStylePr>
     <w:tblStylePr w:type="firstCol">
       <w:rPr>
-        <w:rFonts w:ascii="Arial" w:eastAsia="Arial" w:hAnsi="Arial" w:cs="Arial"/>
         <w:b/>
         <w:bCs/>
       </w:rPr>
     </w:tblStylePr>
     <w:tblStylePr w:type="lastCol">
       <w:rPr>
-        <w:rFonts w:ascii="Arial" w:eastAsia="Arial" w:hAnsi="Arial" w:cs="Arial"/>
         <w:b/>
         <w:bCs/>
       </w:rPr>
@@ -3264,7 +3693,6 @@
         <w:spacing w:before="0" w:after="0" w:line="240" w:lineRule="auto"/>
       </w:pPr>
       <w:rPr>
-        <w:rFonts w:ascii="Arial" w:eastAsia="Arial" w:hAnsi="Arial" w:cs="Arial"/>
         <w:b/>
         <w:bCs/>
         <w:color w:val="FFFFFF" w:themeColor="background1"/>
@@ -3279,7 +3707,6 @@
         <w:spacing w:before="0" w:after="0" w:line="240" w:lineRule="auto"/>
       </w:pPr>
       <w:rPr>
-        <w:rFonts w:ascii="Arial" w:eastAsia="Arial" w:hAnsi="Arial" w:cs="Arial"/>
         <w:b/>
         <w:bCs/>
       </w:rPr>
@@ -3295,14 +3722,12 @@
     </w:tblStylePr>
     <w:tblStylePr w:type="firstCol">
       <w:rPr>
-        <w:rFonts w:ascii="Arial" w:eastAsia="Arial" w:hAnsi="Arial" w:cs="Arial"/>
         <w:b/>
         <w:bCs/>
       </w:rPr>
     </w:tblStylePr>
     <w:tblStylePr w:type="lastCol">
       <w:rPr>
-        <w:rFonts w:ascii="Arial" w:eastAsia="Arial" w:hAnsi="Arial" w:cs="Arial"/>
         <w:b/>
         <w:bCs/>
       </w:rPr>
@@ -3353,7 +3778,6 @@
         <w:spacing w:before="0" w:after="0" w:line="240" w:lineRule="auto"/>
       </w:pPr>
       <w:rPr>
-        <w:rFonts w:ascii="Arial" w:eastAsia="Arial" w:hAnsi="Arial" w:cs="Arial"/>
         <w:b/>
         <w:bCs/>
         <w:color w:val="FFFFFF" w:themeColor="background1"/>
@@ -3368,7 +3792,6 @@
         <w:spacing w:before="0" w:after="0" w:line="240" w:lineRule="auto"/>
       </w:pPr>
       <w:rPr>
-        <w:rFonts w:ascii="Arial" w:eastAsia="Arial" w:hAnsi="Arial" w:cs="Arial"/>
         <w:b/>
         <w:bCs/>
       </w:rPr>
@@ -3384,14 +3807,12 @@
     </w:tblStylePr>
     <w:tblStylePr w:type="firstCol">
       <w:rPr>
-        <w:rFonts w:ascii="Arial" w:eastAsia="Arial" w:hAnsi="Arial" w:cs="Arial"/>
         <w:b/>
         <w:bCs/>
       </w:rPr>
     </w:tblStylePr>
     <w:tblStylePr w:type="lastCol">
       <w:rPr>
-        <w:rFonts w:ascii="Arial" w:eastAsia="Arial" w:hAnsi="Arial" w:cs="Arial"/>
         <w:b/>
         <w:bCs/>
       </w:rPr>
@@ -3442,7 +3863,6 @@
         <w:spacing w:before="0" w:after="0" w:line="240" w:lineRule="auto"/>
       </w:pPr>
       <w:rPr>
-        <w:rFonts w:ascii="Arial" w:eastAsia="Arial" w:hAnsi="Arial" w:cs="Arial"/>
         <w:b/>
         <w:bCs/>
         <w:color w:val="FFFFFF" w:themeColor="background1"/>
@@ -3457,7 +3877,6 @@
         <w:spacing w:before="0" w:after="0" w:line="240" w:lineRule="auto"/>
       </w:pPr>
       <w:rPr>
-        <w:rFonts w:ascii="Arial" w:eastAsia="Arial" w:hAnsi="Arial" w:cs="Arial"/>
         <w:b/>
         <w:bCs/>
       </w:rPr>
@@ -3473,14 +3892,12 @@
     </w:tblStylePr>
     <w:tblStylePr w:type="firstCol">
       <w:rPr>
-        <w:rFonts w:ascii="Arial" w:eastAsia="Arial" w:hAnsi="Arial" w:cs="Arial"/>
         <w:b/>
         <w:bCs/>
       </w:rPr>
     </w:tblStylePr>
     <w:tblStylePr w:type="lastCol">
       <w:rPr>
-        <w:rFonts w:ascii="Arial" w:eastAsia="Arial" w:hAnsi="Arial" w:cs="Arial"/>
         <w:b/>
         <w:bCs/>
       </w:rPr>
@@ -3531,7 +3948,6 @@
         <w:spacing w:before="0" w:after="0" w:line="240" w:lineRule="auto"/>
       </w:pPr>
       <w:rPr>
-        <w:rFonts w:ascii="Arial" w:eastAsia="Arial" w:hAnsi="Arial" w:cs="Arial"/>
         <w:b/>
         <w:bCs/>
         <w:color w:val="FFFFFF" w:themeColor="background1"/>
@@ -3546,7 +3962,6 @@
         <w:spacing w:before="0" w:after="0" w:line="240" w:lineRule="auto"/>
       </w:pPr>
       <w:rPr>
-        <w:rFonts w:ascii="Arial" w:eastAsia="Arial" w:hAnsi="Arial" w:cs="Arial"/>
         <w:b/>
         <w:bCs/>
       </w:rPr>
@@ -3562,14 +3977,12 @@
     </w:tblStylePr>
     <w:tblStylePr w:type="firstCol">
       <w:rPr>
-        <w:rFonts w:ascii="Arial" w:eastAsia="Arial" w:hAnsi="Arial" w:cs="Arial"/>
         <w:b/>
         <w:bCs/>
       </w:rPr>
     </w:tblStylePr>
     <w:tblStylePr w:type="lastCol">
       <w:rPr>
-        <w:rFonts w:ascii="Arial" w:eastAsia="Arial" w:hAnsi="Arial" w:cs="Arial"/>
         <w:b/>
         <w:bCs/>
       </w:rPr>
@@ -3620,7 +4033,6 @@
         <w:spacing w:before="0" w:after="0" w:line="240" w:lineRule="auto"/>
       </w:pPr>
       <w:rPr>
-        <w:rFonts w:ascii="Arial" w:eastAsia="Arial" w:hAnsi="Arial" w:cs="Arial"/>
         <w:b/>
         <w:bCs/>
         <w:color w:val="FFFFFF" w:themeColor="background1"/>
@@ -3635,7 +4047,6 @@
         <w:spacing w:before="0" w:after="0" w:line="240" w:lineRule="auto"/>
       </w:pPr>
       <w:rPr>
-        <w:rFonts w:ascii="Arial" w:eastAsia="Arial" w:hAnsi="Arial" w:cs="Arial"/>
         <w:b/>
         <w:bCs/>
       </w:rPr>
@@ -3651,14 +4062,12 @@
     </w:tblStylePr>
     <w:tblStylePr w:type="firstCol">
       <w:rPr>
-        <w:rFonts w:ascii="Arial" w:eastAsia="Arial" w:hAnsi="Arial" w:cs="Arial"/>
         <w:b/>
         <w:bCs/>
       </w:rPr>
     </w:tblStylePr>
     <w:tblStylePr w:type="lastCol">
       <w:rPr>
-        <w:rFonts w:ascii="Arial" w:eastAsia="Arial" w:hAnsi="Arial" w:cs="Arial"/>
         <w:b/>
         <w:bCs/>
       </w:rPr>
@@ -3709,7 +4118,6 @@
         <w:spacing w:before="0" w:after="0" w:line="240" w:lineRule="auto"/>
       </w:pPr>
       <w:rPr>
-        <w:rFonts w:ascii="Arial" w:eastAsia="Arial" w:hAnsi="Arial" w:cs="Arial"/>
         <w:b/>
         <w:bCs/>
         <w:color w:val="FFFFFF" w:themeColor="background1"/>
@@ -3724,7 +4132,6 @@
         <w:spacing w:before="0" w:after="0" w:line="240" w:lineRule="auto"/>
       </w:pPr>
       <w:rPr>
-        <w:rFonts w:ascii="Arial" w:eastAsia="Arial" w:hAnsi="Arial" w:cs="Arial"/>
         <w:b/>
         <w:bCs/>
       </w:rPr>
@@ -3740,14 +4147,12 @@
     </w:tblStylePr>
     <w:tblStylePr w:type="firstCol">
       <w:rPr>
-        <w:rFonts w:ascii="Arial" w:eastAsia="Arial" w:hAnsi="Arial" w:cs="Arial"/>
         <w:b/>
         <w:bCs/>
       </w:rPr>
     </w:tblStylePr>
     <w:tblStylePr w:type="lastCol">
       <w:rPr>
-        <w:rFonts w:ascii="Arial" w:eastAsia="Arial" w:hAnsi="Arial" w:cs="Arial"/>
         <w:b/>
         <w:bCs/>
       </w:rPr>
@@ -3800,7 +4205,7 @@
         <w:spacing w:before="0" w:after="0" w:line="240" w:lineRule="auto"/>
       </w:pPr>
       <w:rPr>
-        <w:rFonts w:ascii="Arial" w:eastAsia="Arial" w:hAnsi="Arial" w:cs="Arial"/>
+        <w:rFonts w:asciiTheme="majorHAnsi" w:eastAsiaTheme="majorEastAsia" w:hAnsiTheme="majorHAnsi" w:cstheme="majorBidi"/>
         <w:b/>
         <w:bCs/>
       </w:rPr>
@@ -3821,7 +4226,7 @@
         <w:spacing w:before="0" w:after="0" w:line="240" w:lineRule="auto"/>
       </w:pPr>
       <w:rPr>
-        <w:rFonts w:ascii="Arial" w:eastAsia="Arial" w:hAnsi="Arial" w:cs="Arial"/>
+        <w:rFonts w:asciiTheme="majorHAnsi" w:eastAsiaTheme="majorEastAsia" w:hAnsiTheme="majorHAnsi" w:cstheme="majorBidi"/>
         <w:b/>
         <w:bCs/>
       </w:rPr>
@@ -3839,14 +4244,14 @@
     </w:tblStylePr>
     <w:tblStylePr w:type="firstCol">
       <w:rPr>
-        <w:rFonts w:ascii="Arial" w:eastAsia="Arial" w:hAnsi="Arial" w:cs="Arial"/>
+        <w:rFonts w:asciiTheme="majorHAnsi" w:eastAsiaTheme="majorEastAsia" w:hAnsiTheme="majorHAnsi" w:cstheme="majorBidi"/>
         <w:b/>
         <w:bCs/>
       </w:rPr>
     </w:tblStylePr>
     <w:tblStylePr w:type="lastCol">
       <w:rPr>
-        <w:rFonts w:ascii="Arial" w:eastAsia="Arial" w:hAnsi="Arial" w:cs="Arial"/>
+        <w:rFonts w:asciiTheme="majorHAnsi" w:eastAsiaTheme="majorEastAsia" w:hAnsiTheme="majorHAnsi" w:cstheme="majorBidi"/>
         <w:b/>
         <w:bCs/>
       </w:rPr>
@@ -3923,7 +4328,7 @@
         <w:spacing w:before="0" w:after="0" w:line="240" w:lineRule="auto"/>
       </w:pPr>
       <w:rPr>
-        <w:rFonts w:ascii="Arial" w:eastAsia="Arial" w:hAnsi="Arial" w:cs="Arial"/>
+        <w:rFonts w:asciiTheme="majorHAnsi" w:eastAsiaTheme="majorEastAsia" w:hAnsiTheme="majorHAnsi" w:cstheme="majorBidi"/>
         <w:b/>
         <w:bCs/>
       </w:rPr>
@@ -3944,7 +4349,7 @@
         <w:spacing w:before="0" w:after="0" w:line="240" w:lineRule="auto"/>
       </w:pPr>
       <w:rPr>
-        <w:rFonts w:ascii="Arial" w:eastAsia="Arial" w:hAnsi="Arial" w:cs="Arial"/>
+        <w:rFonts w:asciiTheme="majorHAnsi" w:eastAsiaTheme="majorEastAsia" w:hAnsiTheme="majorHAnsi" w:cstheme="majorBidi"/>
         <w:b/>
         <w:bCs/>
       </w:rPr>
@@ -3962,14 +4367,14 @@
     </w:tblStylePr>
     <w:tblStylePr w:type="firstCol">
       <w:rPr>
-        <w:rFonts w:ascii="Arial" w:eastAsia="Arial" w:hAnsi="Arial" w:cs="Arial"/>
+        <w:rFonts w:asciiTheme="majorHAnsi" w:eastAsiaTheme="majorEastAsia" w:hAnsiTheme="majorHAnsi" w:cstheme="majorBidi"/>
         <w:b/>
         <w:bCs/>
       </w:rPr>
     </w:tblStylePr>
     <w:tblStylePr w:type="lastCol">
       <w:rPr>
-        <w:rFonts w:ascii="Arial" w:eastAsia="Arial" w:hAnsi="Arial" w:cs="Arial"/>
+        <w:rFonts w:asciiTheme="majorHAnsi" w:eastAsiaTheme="majorEastAsia" w:hAnsiTheme="majorHAnsi" w:cstheme="majorBidi"/>
         <w:b/>
         <w:bCs/>
       </w:rPr>
@@ -4046,7 +4451,7 @@
         <w:spacing w:before="0" w:after="0" w:line="240" w:lineRule="auto"/>
       </w:pPr>
       <w:rPr>
-        <w:rFonts w:ascii="Arial" w:eastAsia="Arial" w:hAnsi="Arial" w:cs="Arial"/>
+        <w:rFonts w:asciiTheme="majorHAnsi" w:eastAsiaTheme="majorEastAsia" w:hAnsiTheme="majorHAnsi" w:cstheme="majorBidi"/>
         <w:b/>
         <w:bCs/>
       </w:rPr>
@@ -4067,7 +4472,7 @@
         <w:spacing w:before="0" w:after="0" w:line="240" w:lineRule="auto"/>
       </w:pPr>
       <w:rPr>
-        <w:rFonts w:ascii="Arial" w:eastAsia="Arial" w:hAnsi="Arial" w:cs="Arial"/>
+        <w:rFonts w:asciiTheme="majorHAnsi" w:eastAsiaTheme="majorEastAsia" w:hAnsiTheme="majorHAnsi" w:cstheme="majorBidi"/>
         <w:b/>
         <w:bCs/>
       </w:rPr>
@@ -4085,14 +4490,14 @@
     </w:tblStylePr>
     <w:tblStylePr w:type="firstCol">
       <w:rPr>
-        <w:rFonts w:ascii="Arial" w:eastAsia="Arial" w:hAnsi="Arial" w:cs="Arial"/>
+        <w:rFonts w:asciiTheme="majorHAnsi" w:eastAsiaTheme="majorEastAsia" w:hAnsiTheme="majorHAnsi" w:cstheme="majorBidi"/>
         <w:b/>
         <w:bCs/>
       </w:rPr>
     </w:tblStylePr>
     <w:tblStylePr w:type="lastCol">
       <w:rPr>
-        <w:rFonts w:ascii="Arial" w:eastAsia="Arial" w:hAnsi="Arial" w:cs="Arial"/>
+        <w:rFonts w:asciiTheme="majorHAnsi" w:eastAsiaTheme="majorEastAsia" w:hAnsiTheme="majorHAnsi" w:cstheme="majorBidi"/>
         <w:b/>
         <w:bCs/>
       </w:rPr>
@@ -4169,7 +4574,7 @@
         <w:spacing w:before="0" w:after="0" w:line="240" w:lineRule="auto"/>
       </w:pPr>
       <w:rPr>
-        <w:rFonts w:ascii="Arial" w:eastAsia="Arial" w:hAnsi="Arial" w:cs="Arial"/>
+        <w:rFonts w:asciiTheme="majorHAnsi" w:eastAsiaTheme="majorEastAsia" w:hAnsiTheme="majorHAnsi" w:cstheme="majorBidi"/>
         <w:b/>
         <w:bCs/>
       </w:rPr>
@@ -4190,7 +4595,7 @@
         <w:spacing w:before="0" w:after="0" w:line="240" w:lineRule="auto"/>
       </w:pPr>
       <w:rPr>
-        <w:rFonts w:ascii="Arial" w:eastAsia="Arial" w:hAnsi="Arial" w:cs="Arial"/>
+        <w:rFonts w:asciiTheme="majorHAnsi" w:eastAsiaTheme="majorEastAsia" w:hAnsiTheme="majorHAnsi" w:cstheme="majorBidi"/>
         <w:b/>
         <w:bCs/>
       </w:rPr>
@@ -4208,14 +4613,14 @@
     </w:tblStylePr>
     <w:tblStylePr w:type="firstCol">
       <w:rPr>
-        <w:rFonts w:ascii="Arial" w:eastAsia="Arial" w:hAnsi="Arial" w:cs="Arial"/>
+        <w:rFonts w:asciiTheme="majorHAnsi" w:eastAsiaTheme="majorEastAsia" w:hAnsiTheme="majorHAnsi" w:cstheme="majorBidi"/>
         <w:b/>
         <w:bCs/>
       </w:rPr>
     </w:tblStylePr>
     <w:tblStylePr w:type="lastCol">
       <w:rPr>
-        <w:rFonts w:ascii="Arial" w:eastAsia="Arial" w:hAnsi="Arial" w:cs="Arial"/>
+        <w:rFonts w:asciiTheme="majorHAnsi" w:eastAsiaTheme="majorEastAsia" w:hAnsiTheme="majorHAnsi" w:cstheme="majorBidi"/>
         <w:b/>
         <w:bCs/>
       </w:rPr>
@@ -4292,7 +4697,7 @@
         <w:spacing w:before="0" w:after="0" w:line="240" w:lineRule="auto"/>
       </w:pPr>
       <w:rPr>
-        <w:rFonts w:ascii="Arial" w:eastAsia="Arial" w:hAnsi="Arial" w:cs="Arial"/>
+        <w:rFonts w:asciiTheme="majorHAnsi" w:eastAsiaTheme="majorEastAsia" w:hAnsiTheme="majorHAnsi" w:cstheme="majorBidi"/>
         <w:b/>
         <w:bCs/>
       </w:rPr>
@@ -4313,7 +4718,7 @@
         <w:spacing w:before="0" w:after="0" w:line="240" w:lineRule="auto"/>
       </w:pPr>
       <w:rPr>
-        <w:rFonts w:ascii="Arial" w:eastAsia="Arial" w:hAnsi="Arial" w:cs="Arial"/>
+        <w:rFonts w:asciiTheme="majorHAnsi" w:eastAsiaTheme="majorEastAsia" w:hAnsiTheme="majorHAnsi" w:cstheme="majorBidi"/>
         <w:b/>
         <w:bCs/>
       </w:rPr>
@@ -4331,14 +4736,14 @@
     </w:tblStylePr>
     <w:tblStylePr w:type="firstCol">
       <w:rPr>
-        <w:rFonts w:ascii="Arial" w:eastAsia="Arial" w:hAnsi="Arial" w:cs="Arial"/>
+        <w:rFonts w:asciiTheme="majorHAnsi" w:eastAsiaTheme="majorEastAsia" w:hAnsiTheme="majorHAnsi" w:cstheme="majorBidi"/>
         <w:b/>
         <w:bCs/>
       </w:rPr>
     </w:tblStylePr>
     <w:tblStylePr w:type="lastCol">
       <w:rPr>
-        <w:rFonts w:ascii="Arial" w:eastAsia="Arial" w:hAnsi="Arial" w:cs="Arial"/>
+        <w:rFonts w:asciiTheme="majorHAnsi" w:eastAsiaTheme="majorEastAsia" w:hAnsiTheme="majorHAnsi" w:cstheme="majorBidi"/>
         <w:b/>
         <w:bCs/>
       </w:rPr>
@@ -4415,7 +4820,7 @@
         <w:spacing w:before="0" w:after="0" w:line="240" w:lineRule="auto"/>
       </w:pPr>
       <w:rPr>
-        <w:rFonts w:ascii="Arial" w:eastAsia="Arial" w:hAnsi="Arial" w:cs="Arial"/>
+        <w:rFonts w:asciiTheme="majorHAnsi" w:eastAsiaTheme="majorEastAsia" w:hAnsiTheme="majorHAnsi" w:cstheme="majorBidi"/>
         <w:b/>
         <w:bCs/>
       </w:rPr>
@@ -4436,7 +4841,7 @@
         <w:spacing w:before="0" w:after="0" w:line="240" w:lineRule="auto"/>
       </w:pPr>
       <w:rPr>
-        <w:rFonts w:ascii="Arial" w:eastAsia="Arial" w:hAnsi="Arial" w:cs="Arial"/>
+        <w:rFonts w:asciiTheme="majorHAnsi" w:eastAsiaTheme="majorEastAsia" w:hAnsiTheme="majorHAnsi" w:cstheme="majorBidi"/>
         <w:b/>
         <w:bCs/>
       </w:rPr>
@@ -4454,14 +4859,14 @@
     </w:tblStylePr>
     <w:tblStylePr w:type="firstCol">
       <w:rPr>
-        <w:rFonts w:ascii="Arial" w:eastAsia="Arial" w:hAnsi="Arial" w:cs="Arial"/>
+        <w:rFonts w:asciiTheme="majorHAnsi" w:eastAsiaTheme="majorEastAsia" w:hAnsiTheme="majorHAnsi" w:cstheme="majorBidi"/>
         <w:b/>
         <w:bCs/>
       </w:rPr>
     </w:tblStylePr>
     <w:tblStylePr w:type="lastCol">
       <w:rPr>
-        <w:rFonts w:ascii="Arial" w:eastAsia="Arial" w:hAnsi="Arial" w:cs="Arial"/>
+        <w:rFonts w:asciiTheme="majorHAnsi" w:eastAsiaTheme="majorEastAsia" w:hAnsiTheme="majorHAnsi" w:cstheme="majorBidi"/>
         <w:b/>
         <w:bCs/>
       </w:rPr>
@@ -4538,7 +4943,7 @@
         <w:spacing w:before="0" w:after="0" w:line="240" w:lineRule="auto"/>
       </w:pPr>
       <w:rPr>
-        <w:rFonts w:ascii="Arial" w:eastAsia="Arial" w:hAnsi="Arial" w:cs="Arial"/>
+        <w:rFonts w:asciiTheme="majorHAnsi" w:eastAsiaTheme="majorEastAsia" w:hAnsiTheme="majorHAnsi" w:cstheme="majorBidi"/>
         <w:b/>
         <w:bCs/>
       </w:rPr>
@@ -4559,7 +4964,7 @@
         <w:spacing w:before="0" w:after="0" w:line="240" w:lineRule="auto"/>
       </w:pPr>
       <w:rPr>
-        <w:rFonts w:ascii="Arial" w:eastAsia="Arial" w:hAnsi="Arial" w:cs="Arial"/>
+        <w:rFonts w:asciiTheme="majorHAnsi" w:eastAsiaTheme="majorEastAsia" w:hAnsiTheme="majorHAnsi" w:cstheme="majorBidi"/>
         <w:b/>
         <w:bCs/>
       </w:rPr>
@@ -4577,14 +4982,14 @@
     </w:tblStylePr>
     <w:tblStylePr w:type="firstCol">
       <w:rPr>
-        <w:rFonts w:ascii="Arial" w:eastAsia="Arial" w:hAnsi="Arial" w:cs="Arial"/>
+        <w:rFonts w:asciiTheme="majorHAnsi" w:eastAsiaTheme="majorEastAsia" w:hAnsiTheme="majorHAnsi" w:cstheme="majorBidi"/>
         <w:b/>
         <w:bCs/>
       </w:rPr>
     </w:tblStylePr>
     <w:tblStylePr w:type="lastCol">
       <w:rPr>
-        <w:rFonts w:ascii="Arial" w:eastAsia="Arial" w:hAnsi="Arial" w:cs="Arial"/>
+        <w:rFonts w:asciiTheme="majorHAnsi" w:eastAsiaTheme="majorEastAsia" w:hAnsiTheme="majorHAnsi" w:cstheme="majorBidi"/>
         <w:b/>
         <w:bCs/>
       </w:rPr>
@@ -4660,7 +5065,6 @@
         <w:spacing w:before="0" w:after="0" w:line="240" w:lineRule="auto"/>
       </w:pPr>
       <w:rPr>
-        <w:rFonts w:ascii="Arial" w:eastAsia="Arial" w:hAnsi="Arial" w:cs="Arial"/>
         <w:b/>
         <w:bCs/>
         <w:color w:val="FFFFFF" w:themeColor="background1"/>
@@ -4683,7 +5087,6 @@
         <w:spacing w:before="0" w:after="0" w:line="240" w:lineRule="auto"/>
       </w:pPr>
       <w:rPr>
-        <w:rFonts w:ascii="Arial" w:eastAsia="Arial" w:hAnsi="Arial" w:cs="Arial"/>
         <w:b/>
         <w:bCs/>
       </w:rPr>
@@ -4701,14 +5104,12 @@
     </w:tblStylePr>
     <w:tblStylePr w:type="firstCol">
       <w:rPr>
-        <w:rFonts w:ascii="Arial" w:eastAsia="Arial" w:hAnsi="Arial" w:cs="Arial"/>
         <w:b/>
         <w:bCs/>
       </w:rPr>
     </w:tblStylePr>
     <w:tblStylePr w:type="lastCol">
       <w:rPr>
-        <w:rFonts w:ascii="Arial" w:eastAsia="Arial" w:hAnsi="Arial" w:cs="Arial"/>
         <w:b/>
         <w:bCs/>
       </w:rPr>
@@ -4763,7 +5164,6 @@
         <w:spacing w:before="0" w:after="0" w:line="240" w:lineRule="auto"/>
       </w:pPr>
       <w:rPr>
-        <w:rFonts w:ascii="Arial" w:eastAsia="Arial" w:hAnsi="Arial" w:cs="Arial"/>
         <w:b/>
         <w:bCs/>
         <w:color w:val="FFFFFF" w:themeColor="background1"/>
@@ -4786,7 +5186,6 @@
         <w:spacing w:before="0" w:after="0" w:line="240" w:lineRule="auto"/>
       </w:pPr>
       <w:rPr>
-        <w:rFonts w:ascii="Arial" w:eastAsia="Arial" w:hAnsi="Arial" w:cs="Arial"/>
         <w:b/>
         <w:bCs/>
       </w:rPr>
@@ -4804,14 +5203,12 @@
     </w:tblStylePr>
     <w:tblStylePr w:type="firstCol">
       <w:rPr>
-        <w:rFonts w:ascii="Arial" w:eastAsia="Arial" w:hAnsi="Arial" w:cs="Arial"/>
         <w:b/>
         <w:bCs/>
       </w:rPr>
     </w:tblStylePr>
     <w:tblStylePr w:type="lastCol">
       <w:rPr>
-        <w:rFonts w:ascii="Arial" w:eastAsia="Arial" w:hAnsi="Arial" w:cs="Arial"/>
         <w:b/>
         <w:bCs/>
       </w:rPr>
@@ -4866,7 +5263,6 @@
         <w:spacing w:before="0" w:after="0" w:line="240" w:lineRule="auto"/>
       </w:pPr>
       <w:rPr>
-        <w:rFonts w:ascii="Arial" w:eastAsia="Arial" w:hAnsi="Arial" w:cs="Arial"/>
         <w:b/>
         <w:bCs/>
         <w:color w:val="FFFFFF" w:themeColor="background1"/>
@@ -4889,7 +5285,6 @@
         <w:spacing w:before="0" w:after="0" w:line="240" w:lineRule="auto"/>
       </w:pPr>
       <w:rPr>
-        <w:rFonts w:ascii="Arial" w:eastAsia="Arial" w:hAnsi="Arial" w:cs="Arial"/>
         <w:b/>
         <w:bCs/>
       </w:rPr>
@@ -4907,14 +5302,12 @@
     </w:tblStylePr>
     <w:tblStylePr w:type="firstCol">
       <w:rPr>
-        <w:rFonts w:ascii="Arial" w:eastAsia="Arial" w:hAnsi="Arial" w:cs="Arial"/>
         <w:b/>
         <w:bCs/>
       </w:rPr>
     </w:tblStylePr>
     <w:tblStylePr w:type="lastCol">
       <w:rPr>
-        <w:rFonts w:ascii="Arial" w:eastAsia="Arial" w:hAnsi="Arial" w:cs="Arial"/>
         <w:b/>
         <w:bCs/>
       </w:rPr>
@@ -4969,7 +5362,6 @@
         <w:spacing w:before="0" w:after="0" w:line="240" w:lineRule="auto"/>
       </w:pPr>
       <w:rPr>
-        <w:rFonts w:ascii="Arial" w:eastAsia="Arial" w:hAnsi="Arial" w:cs="Arial"/>
         <w:b/>
         <w:bCs/>
         <w:color w:val="FFFFFF" w:themeColor="background1"/>
@@ -4992,7 +5384,6 @@
         <w:spacing w:before="0" w:after="0" w:line="240" w:lineRule="auto"/>
       </w:pPr>
       <w:rPr>
-        <w:rFonts w:ascii="Arial" w:eastAsia="Arial" w:hAnsi="Arial" w:cs="Arial"/>
         <w:b/>
         <w:bCs/>
       </w:rPr>
@@ -5010,14 +5401,12 @@
     </w:tblStylePr>
     <w:tblStylePr w:type="firstCol">
       <w:rPr>
-        <w:rFonts w:ascii="Arial" w:eastAsia="Arial" w:hAnsi="Arial" w:cs="Arial"/>
         <w:b/>
         <w:bCs/>
       </w:rPr>
     </w:tblStylePr>
     <w:tblStylePr w:type="lastCol">
       <w:rPr>
-        <w:rFonts w:ascii="Arial" w:eastAsia="Arial" w:hAnsi="Arial" w:cs="Arial"/>
         <w:b/>
         <w:bCs/>
       </w:rPr>
@@ -5072,7 +5461,6 @@
         <w:spacing w:before="0" w:after="0" w:line="240" w:lineRule="auto"/>
       </w:pPr>
       <w:rPr>
-        <w:rFonts w:ascii="Arial" w:eastAsia="Arial" w:hAnsi="Arial" w:cs="Arial"/>
         <w:b/>
         <w:bCs/>
         <w:color w:val="FFFFFF" w:themeColor="background1"/>
@@ -5095,7 +5483,6 @@
         <w:spacing w:before="0" w:after="0" w:line="240" w:lineRule="auto"/>
       </w:pPr>
       <w:rPr>
-        <w:rFonts w:ascii="Arial" w:eastAsia="Arial" w:hAnsi="Arial" w:cs="Arial"/>
         <w:b/>
         <w:bCs/>
       </w:rPr>
@@ -5113,14 +5500,12 @@
     </w:tblStylePr>
     <w:tblStylePr w:type="firstCol">
       <w:rPr>
-        <w:rFonts w:ascii="Arial" w:eastAsia="Arial" w:hAnsi="Arial" w:cs="Arial"/>
         <w:b/>
         <w:bCs/>
       </w:rPr>
     </w:tblStylePr>
     <w:tblStylePr w:type="lastCol">
       <w:rPr>
-        <w:rFonts w:ascii="Arial" w:eastAsia="Arial" w:hAnsi="Arial" w:cs="Arial"/>
         <w:b/>
         <w:bCs/>
       </w:rPr>
@@ -5175,7 +5560,6 @@
         <w:spacing w:before="0" w:after="0" w:line="240" w:lineRule="auto"/>
       </w:pPr>
       <w:rPr>
-        <w:rFonts w:ascii="Arial" w:eastAsia="Arial" w:hAnsi="Arial" w:cs="Arial"/>
         <w:b/>
         <w:bCs/>
         <w:color w:val="FFFFFF" w:themeColor="background1"/>
@@ -5198,7 +5582,6 @@
         <w:spacing w:before="0" w:after="0" w:line="240" w:lineRule="auto"/>
       </w:pPr>
       <w:rPr>
-        <w:rFonts w:ascii="Arial" w:eastAsia="Arial" w:hAnsi="Arial" w:cs="Arial"/>
         <w:b/>
         <w:bCs/>
       </w:rPr>
@@ -5216,14 +5599,12 @@
     </w:tblStylePr>
     <w:tblStylePr w:type="firstCol">
       <w:rPr>
-        <w:rFonts w:ascii="Arial" w:eastAsia="Arial" w:hAnsi="Arial" w:cs="Arial"/>
         <w:b/>
         <w:bCs/>
       </w:rPr>
     </w:tblStylePr>
     <w:tblStylePr w:type="lastCol">
       <w:rPr>
-        <w:rFonts w:ascii="Arial" w:eastAsia="Arial" w:hAnsi="Arial" w:cs="Arial"/>
         <w:b/>
         <w:bCs/>
       </w:rPr>
@@ -5278,7 +5659,6 @@
         <w:spacing w:before="0" w:after="0" w:line="240" w:lineRule="auto"/>
       </w:pPr>
       <w:rPr>
-        <w:rFonts w:ascii="Arial" w:eastAsia="Arial" w:hAnsi="Arial" w:cs="Arial"/>
         <w:b/>
         <w:bCs/>
         <w:color w:val="FFFFFF" w:themeColor="background1"/>
@@ -5301,7 +5681,6 @@
         <w:spacing w:before="0" w:after="0" w:line="240" w:lineRule="auto"/>
       </w:pPr>
       <w:rPr>
-        <w:rFonts w:ascii="Arial" w:eastAsia="Arial" w:hAnsi="Arial" w:cs="Arial"/>
         <w:b/>
         <w:bCs/>
       </w:rPr>
@@ -5319,14 +5698,12 @@
     </w:tblStylePr>
     <w:tblStylePr w:type="firstCol">
       <w:rPr>
-        <w:rFonts w:ascii="Arial" w:eastAsia="Arial" w:hAnsi="Arial" w:cs="Arial"/>
         <w:b/>
         <w:bCs/>
       </w:rPr>
     </w:tblStylePr>
     <w:tblStylePr w:type="lastCol">
       <w:rPr>
-        <w:rFonts w:ascii="Arial" w:eastAsia="Arial" w:hAnsi="Arial" w:cs="Arial"/>
         <w:b/>
         <w:bCs/>
       </w:rPr>
@@ -5378,7 +5755,6 @@
         <w:spacing w:before="0" w:after="0" w:line="240" w:lineRule="auto"/>
       </w:pPr>
       <w:rPr>
-        <w:rFonts w:ascii="Arial" w:eastAsia="Arial" w:hAnsi="Arial" w:cs="Arial"/>
         <w:b/>
         <w:bCs/>
         <w:color w:val="FFFFFF" w:themeColor="background1"/>
@@ -5401,7 +5777,6 @@
         <w:spacing w:before="0" w:after="0" w:line="240" w:lineRule="auto"/>
       </w:pPr>
       <w:rPr>
-        <w:rFonts w:ascii="Arial" w:eastAsia="Arial" w:hAnsi="Arial" w:cs="Arial"/>
         <w:color w:val="auto"/>
       </w:rPr>
       <w:tblPr/>
@@ -5419,7 +5794,6 @@
     </w:tblStylePr>
     <w:tblStylePr w:type="firstCol">
       <w:rPr>
-        <w:rFonts w:ascii="Arial" w:eastAsia="Arial" w:hAnsi="Arial" w:cs="Arial"/>
         <w:b/>
         <w:bCs/>
         <w:color w:val="FFFFFF" w:themeColor="background1"/>
@@ -5439,7 +5813,6 @@
     </w:tblStylePr>
     <w:tblStylePr w:type="lastCol">
       <w:rPr>
-        <w:rFonts w:ascii="Arial" w:eastAsia="Arial" w:hAnsi="Arial" w:cs="Arial"/>
         <w:b/>
         <w:bCs/>
         <w:color w:val="FFFFFF" w:themeColor="background1"/>
@@ -5488,7 +5861,6 @@
     </w:tblStylePr>
     <w:tblStylePr w:type="nwCell">
       <w:rPr>
-        <w:rFonts w:ascii="Arial" w:eastAsia="Arial" w:hAnsi="Arial" w:cs="Arial"/>
         <w:color w:val="FFFFFF" w:themeColor="background1"/>
       </w:rPr>
       <w:tblPr/>
@@ -5525,7 +5897,6 @@
         <w:spacing w:before="0" w:after="0" w:line="240" w:lineRule="auto"/>
       </w:pPr>
       <w:rPr>
-        <w:rFonts w:ascii="Arial" w:eastAsia="Arial" w:hAnsi="Arial" w:cs="Arial"/>
         <w:b/>
         <w:bCs/>
         <w:color w:val="FFFFFF" w:themeColor="background1"/>
@@ -5548,7 +5919,6 @@
         <w:spacing w:before="0" w:after="0" w:line="240" w:lineRule="auto"/>
       </w:pPr>
       <w:rPr>
-        <w:rFonts w:ascii="Arial" w:eastAsia="Arial" w:hAnsi="Arial" w:cs="Arial"/>
         <w:color w:val="auto"/>
       </w:rPr>
       <w:tblPr/>
@@ -5566,7 +5936,6 @@
     </w:tblStylePr>
     <w:tblStylePr w:type="firstCol">
       <w:rPr>
-        <w:rFonts w:ascii="Arial" w:eastAsia="Arial" w:hAnsi="Arial" w:cs="Arial"/>
         <w:b/>
         <w:bCs/>
         <w:color w:val="FFFFFF" w:themeColor="background1"/>
@@ -5586,7 +5955,6 @@
     </w:tblStylePr>
     <w:tblStylePr w:type="lastCol">
       <w:rPr>
-        <w:rFonts w:ascii="Arial" w:eastAsia="Arial" w:hAnsi="Arial" w:cs="Arial"/>
         <w:b/>
         <w:bCs/>
         <w:color w:val="FFFFFF" w:themeColor="background1"/>
@@ -5635,7 +6003,6 @@
     </w:tblStylePr>
     <w:tblStylePr w:type="nwCell">
       <w:rPr>
-        <w:rFonts w:ascii="Arial" w:eastAsia="Arial" w:hAnsi="Arial" w:cs="Arial"/>
         <w:color w:val="FFFFFF" w:themeColor="background1"/>
       </w:rPr>
       <w:tblPr/>
@@ -5672,7 +6039,6 @@
         <w:spacing w:before="0" w:after="0" w:line="240" w:lineRule="auto"/>
       </w:pPr>
       <w:rPr>
-        <w:rFonts w:ascii="Arial" w:eastAsia="Arial" w:hAnsi="Arial" w:cs="Arial"/>
         <w:b/>
         <w:bCs/>
         <w:color w:val="FFFFFF" w:themeColor="background1"/>
@@ -5695,7 +6061,6 @@
         <w:spacing w:before="0" w:after="0" w:line="240" w:lineRule="auto"/>
       </w:pPr>
       <w:rPr>
-        <w:rFonts w:ascii="Arial" w:eastAsia="Arial" w:hAnsi="Arial" w:cs="Arial"/>
         <w:color w:val="auto"/>
       </w:rPr>
       <w:tblPr/>
@@ -5713,7 +6078,6 @@
     </w:tblStylePr>
     <w:tblStylePr w:type="firstCol">
       <w:rPr>
-        <w:rFonts w:ascii="Arial" w:eastAsia="Arial" w:hAnsi="Arial" w:cs="Arial"/>
         <w:b/>
         <w:bCs/>
         <w:color w:val="FFFFFF" w:themeColor="background1"/>
@@ -5733,7 +6097,6 @@
     </w:tblStylePr>
     <w:tblStylePr w:type="lastCol">
       <w:rPr>
-        <w:rFonts w:ascii="Arial" w:eastAsia="Arial" w:hAnsi="Arial" w:cs="Arial"/>
         <w:b/>
         <w:bCs/>
         <w:color w:val="FFFFFF" w:themeColor="background1"/>
@@ -5782,7 +6145,6 @@
     </w:tblStylePr>
     <w:tblStylePr w:type="nwCell">
       <w:rPr>
-        <w:rFonts w:ascii="Arial" w:eastAsia="Arial" w:hAnsi="Arial" w:cs="Arial"/>
         <w:color w:val="FFFFFF" w:themeColor="background1"/>
       </w:rPr>
       <w:tblPr/>
@@ -5819,7 +6181,6 @@
         <w:spacing w:before="0" w:after="0" w:line="240" w:lineRule="auto"/>
       </w:pPr>
       <w:rPr>
-        <w:rFonts w:ascii="Arial" w:eastAsia="Arial" w:hAnsi="Arial" w:cs="Arial"/>
         <w:b/>
         <w:bCs/>
         <w:color w:val="FFFFFF" w:themeColor="background1"/>
@@ -5842,7 +6203,6 @@
         <w:spacing w:before="0" w:after="0" w:line="240" w:lineRule="auto"/>
       </w:pPr>
       <w:rPr>
-        <w:rFonts w:ascii="Arial" w:eastAsia="Arial" w:hAnsi="Arial" w:cs="Arial"/>
         <w:color w:val="auto"/>
       </w:rPr>
       <w:tblPr/>
@@ -5860,7 +6220,6 @@
     </w:tblStylePr>
     <w:tblStylePr w:type="firstCol">
       <w:rPr>
-        <w:rFonts w:ascii="Arial" w:eastAsia="Arial" w:hAnsi="Arial" w:cs="Arial"/>
         <w:b/>
         <w:bCs/>
         <w:color w:val="FFFFFF" w:themeColor="background1"/>
@@ -5880,7 +6239,6 @@
     </w:tblStylePr>
     <w:tblStylePr w:type="lastCol">
       <w:rPr>
-        <w:rFonts w:ascii="Arial" w:eastAsia="Arial" w:hAnsi="Arial" w:cs="Arial"/>
         <w:b/>
         <w:bCs/>
         <w:color w:val="FFFFFF" w:themeColor="background1"/>
@@ -5929,7 +6287,6 @@
     </w:tblStylePr>
     <w:tblStylePr w:type="nwCell">
       <w:rPr>
-        <w:rFonts w:ascii="Arial" w:eastAsia="Arial" w:hAnsi="Arial" w:cs="Arial"/>
         <w:color w:val="FFFFFF" w:themeColor="background1"/>
       </w:rPr>
       <w:tblPr/>
@@ -5966,7 +6323,6 @@
         <w:spacing w:before="0" w:after="0" w:line="240" w:lineRule="auto"/>
       </w:pPr>
       <w:rPr>
-        <w:rFonts w:ascii="Arial" w:eastAsia="Arial" w:hAnsi="Arial" w:cs="Arial"/>
         <w:b/>
         <w:bCs/>
         <w:color w:val="FFFFFF" w:themeColor="background1"/>
@@ -5989,7 +6345,6 @@
         <w:spacing w:before="0" w:after="0" w:line="240" w:lineRule="auto"/>
       </w:pPr>
       <w:rPr>
-        <w:rFonts w:ascii="Arial" w:eastAsia="Arial" w:hAnsi="Arial" w:cs="Arial"/>
         <w:color w:val="auto"/>
       </w:rPr>
       <w:tblPr/>
@@ -6007,7 +6362,6 @@
     </w:tblStylePr>
     <w:tblStylePr w:type="firstCol">
       <w:rPr>
-        <w:rFonts w:ascii="Arial" w:eastAsia="Arial" w:hAnsi="Arial" w:cs="Arial"/>
         <w:b/>
         <w:bCs/>
         <w:color w:val="FFFFFF" w:themeColor="background1"/>
@@ -6027,7 +6381,6 @@
     </w:tblStylePr>
     <w:tblStylePr w:type="lastCol">
       <w:rPr>
-        <w:rFonts w:ascii="Arial" w:eastAsia="Arial" w:hAnsi="Arial" w:cs="Arial"/>
         <w:b/>
         <w:bCs/>
         <w:color w:val="FFFFFF" w:themeColor="background1"/>
@@ -6076,7 +6429,6 @@
     </w:tblStylePr>
     <w:tblStylePr w:type="nwCell">
       <w:rPr>
-        <w:rFonts w:ascii="Arial" w:eastAsia="Arial" w:hAnsi="Arial" w:cs="Arial"/>
         <w:color w:val="FFFFFF" w:themeColor="background1"/>
       </w:rPr>
       <w:tblPr/>
@@ -6113,7 +6465,6 @@
         <w:spacing w:before="0" w:after="0" w:line="240" w:lineRule="auto"/>
       </w:pPr>
       <w:rPr>
-        <w:rFonts w:ascii="Arial" w:eastAsia="Arial" w:hAnsi="Arial" w:cs="Arial"/>
         <w:b/>
         <w:bCs/>
         <w:color w:val="FFFFFF" w:themeColor="background1"/>
@@ -6136,7 +6487,6 @@
         <w:spacing w:before="0" w:after="0" w:line="240" w:lineRule="auto"/>
       </w:pPr>
       <w:rPr>
-        <w:rFonts w:ascii="Arial" w:eastAsia="Arial" w:hAnsi="Arial" w:cs="Arial"/>
         <w:color w:val="auto"/>
       </w:rPr>
       <w:tblPr/>
@@ -6154,7 +6504,6 @@
     </w:tblStylePr>
     <w:tblStylePr w:type="firstCol">
       <w:rPr>
-        <w:rFonts w:ascii="Arial" w:eastAsia="Arial" w:hAnsi="Arial" w:cs="Arial"/>
         <w:b/>
         <w:bCs/>
         <w:color w:val="FFFFFF" w:themeColor="background1"/>
@@ -6174,7 +6523,6 @@
     </w:tblStylePr>
     <w:tblStylePr w:type="lastCol">
       <w:rPr>
-        <w:rFonts w:ascii="Arial" w:eastAsia="Arial" w:hAnsi="Arial" w:cs="Arial"/>
         <w:b/>
         <w:bCs/>
         <w:color w:val="FFFFFF" w:themeColor="background1"/>
@@ -6223,7 +6571,6 @@
     </w:tblStylePr>
     <w:tblStylePr w:type="nwCell">
       <w:rPr>
-        <w:rFonts w:ascii="Arial" w:eastAsia="Arial" w:hAnsi="Arial" w:cs="Arial"/>
         <w:color w:val="FFFFFF" w:themeColor="background1"/>
       </w:rPr>
       <w:tblPr/>
@@ -6260,7 +6607,6 @@
         <w:spacing w:before="0" w:after="0" w:line="240" w:lineRule="auto"/>
       </w:pPr>
       <w:rPr>
-        <w:rFonts w:ascii="Arial" w:eastAsia="Arial" w:hAnsi="Arial" w:cs="Arial"/>
         <w:b/>
         <w:bCs/>
         <w:color w:val="FFFFFF" w:themeColor="background1"/>
@@ -6283,7 +6629,6 @@
         <w:spacing w:before="0" w:after="0" w:line="240" w:lineRule="auto"/>
       </w:pPr>
       <w:rPr>
-        <w:rFonts w:ascii="Arial" w:eastAsia="Arial" w:hAnsi="Arial" w:cs="Arial"/>
         <w:color w:val="auto"/>
       </w:rPr>
       <w:tblPr/>
@@ -6301,7 +6646,6 @@
     </w:tblStylePr>
     <w:tblStylePr w:type="firstCol">
       <w:rPr>
-        <w:rFonts w:ascii="Arial" w:eastAsia="Arial" w:hAnsi="Arial" w:cs="Arial"/>
         <w:b/>
         <w:bCs/>
         <w:color w:val="FFFFFF" w:themeColor="background1"/>
@@ -6321,7 +6665,6 @@
     </w:tblStylePr>
     <w:tblStylePr w:type="lastCol">
       <w:rPr>
-        <w:rFonts w:ascii="Arial" w:eastAsia="Arial" w:hAnsi="Arial" w:cs="Arial"/>
         <w:b/>
         <w:bCs/>
         <w:color w:val="FFFFFF" w:themeColor="background1"/>
@@ -6370,7 +6713,6 @@
     </w:tblStylePr>
     <w:tblStylePr w:type="nwCell">
       <w:rPr>
-        <w:rFonts w:ascii="Arial" w:eastAsia="Arial" w:hAnsi="Arial" w:cs="Arial"/>
         <w:color w:val="FFFFFF" w:themeColor="background1"/>
       </w:rPr>
       <w:tblPr/>
@@ -6407,7 +6749,7 @@
     </w:tblPr>
     <w:tblStylePr w:type="firstRow">
       <w:rPr>
-        <w:rFonts w:ascii="Arial" w:eastAsia="Arial" w:hAnsi="Arial" w:cs="Arial"/>
+        <w:rFonts w:asciiTheme="majorHAnsi" w:eastAsiaTheme="majorEastAsia" w:hAnsiTheme="majorHAnsi" w:cstheme="majorBidi"/>
       </w:rPr>
       <w:tblPr/>
       <w:tcPr>
@@ -6419,7 +6761,6 @@
     </w:tblStylePr>
     <w:tblStylePr w:type="lastRow">
       <w:rPr>
-        <w:rFonts w:ascii="Arial" w:eastAsia="Arial" w:hAnsi="Arial" w:cs="Arial"/>
         <w:b/>
         <w:bCs/>
         <w:color w:val="1F497D" w:themeColor="text2"/>
@@ -6434,14 +6775,12 @@
     </w:tblStylePr>
     <w:tblStylePr w:type="firstCol">
       <w:rPr>
-        <w:rFonts w:ascii="Arial" w:eastAsia="Arial" w:hAnsi="Arial" w:cs="Arial"/>
         <w:b/>
         <w:bCs/>
       </w:rPr>
     </w:tblStylePr>
     <w:tblStylePr w:type="lastCol">
       <w:rPr>
-        <w:rFonts w:ascii="Arial" w:eastAsia="Arial" w:hAnsi="Arial" w:cs="Arial"/>
         <w:b/>
         <w:bCs/>
       </w:rPr>
@@ -6487,7 +6826,7 @@
     </w:tblPr>
     <w:tblStylePr w:type="firstRow">
       <w:rPr>
-        <w:rFonts w:ascii="Arial" w:eastAsia="Arial" w:hAnsi="Arial" w:cs="Arial"/>
+        <w:rFonts w:asciiTheme="majorHAnsi" w:eastAsiaTheme="majorEastAsia" w:hAnsiTheme="majorHAnsi" w:cstheme="majorBidi"/>
       </w:rPr>
       <w:tblPr/>
       <w:tcPr>
@@ -6499,7 +6838,6 @@
     </w:tblStylePr>
     <w:tblStylePr w:type="lastRow">
       <w:rPr>
-        <w:rFonts w:ascii="Arial" w:eastAsia="Arial" w:hAnsi="Arial" w:cs="Arial"/>
         <w:b/>
         <w:bCs/>
         <w:color w:val="1F497D" w:themeColor="text2"/>
@@ -6514,14 +6852,12 @@
     </w:tblStylePr>
     <w:tblStylePr w:type="firstCol">
       <w:rPr>
-        <w:rFonts w:ascii="Arial" w:eastAsia="Arial" w:hAnsi="Arial" w:cs="Arial"/>
         <w:b/>
         <w:bCs/>
       </w:rPr>
     </w:tblStylePr>
     <w:tblStylePr w:type="lastCol">
       <w:rPr>
-        <w:rFonts w:ascii="Arial" w:eastAsia="Arial" w:hAnsi="Arial" w:cs="Arial"/>
         <w:b/>
         <w:bCs/>
       </w:rPr>
@@ -6567,7 +6903,7 @@
     </w:tblPr>
     <w:tblStylePr w:type="firstRow">
       <w:rPr>
-        <w:rFonts w:ascii="Arial" w:eastAsia="Arial" w:hAnsi="Arial" w:cs="Arial"/>
+        <w:rFonts w:asciiTheme="majorHAnsi" w:eastAsiaTheme="majorEastAsia" w:hAnsiTheme="majorHAnsi" w:cstheme="majorBidi"/>
       </w:rPr>
       <w:tblPr/>
       <w:tcPr>
@@ -6579,7 +6915,6 @@
     </w:tblStylePr>
     <w:tblStylePr w:type="lastRow">
       <w:rPr>
-        <w:rFonts w:ascii="Arial" w:eastAsia="Arial" w:hAnsi="Arial" w:cs="Arial"/>
         <w:b/>
         <w:bCs/>
         <w:color w:val="1F497D" w:themeColor="text2"/>
@@ -6594,14 +6929,12 @@
     </w:tblStylePr>
     <w:tblStylePr w:type="firstCol">
       <w:rPr>
-        <w:rFonts w:ascii="Arial" w:eastAsia="Arial" w:hAnsi="Arial" w:cs="Arial"/>
         <w:b/>
         <w:bCs/>
       </w:rPr>
     </w:tblStylePr>
     <w:tblStylePr w:type="lastCol">
       <w:rPr>
-        <w:rFonts w:ascii="Arial" w:eastAsia="Arial" w:hAnsi="Arial" w:cs="Arial"/>
         <w:b/>
         <w:bCs/>
       </w:rPr>
@@ -6647,7 +6980,7 @@
     </w:tblPr>
     <w:tblStylePr w:type="firstRow">
       <w:rPr>
-        <w:rFonts w:ascii="Arial" w:eastAsia="Arial" w:hAnsi="Arial" w:cs="Arial"/>
+        <w:rFonts w:asciiTheme="majorHAnsi" w:eastAsiaTheme="majorEastAsia" w:hAnsiTheme="majorHAnsi" w:cstheme="majorBidi"/>
       </w:rPr>
       <w:tblPr/>
       <w:tcPr>
@@ -6659,7 +6992,6 @@
     </w:tblStylePr>
     <w:tblStylePr w:type="lastRow">
       <w:rPr>
-        <w:rFonts w:ascii="Arial" w:eastAsia="Arial" w:hAnsi="Arial" w:cs="Arial"/>
         <w:b/>
         <w:bCs/>
         <w:color w:val="1F497D" w:themeColor="text2"/>
@@ -6674,14 +7006,12 @@
     </w:tblStylePr>
     <w:tblStylePr w:type="firstCol">
       <w:rPr>
-        <w:rFonts w:ascii="Arial" w:eastAsia="Arial" w:hAnsi="Arial" w:cs="Arial"/>
         <w:b/>
         <w:bCs/>
       </w:rPr>
     </w:tblStylePr>
     <w:tblStylePr w:type="lastCol">
       <w:rPr>
-        <w:rFonts w:ascii="Arial" w:eastAsia="Arial" w:hAnsi="Arial" w:cs="Arial"/>
         <w:b/>
         <w:bCs/>
       </w:rPr>
@@ -6727,7 +7057,7 @@
     </w:tblPr>
     <w:tblStylePr w:type="firstRow">
       <w:rPr>
-        <w:rFonts w:ascii="Arial" w:eastAsia="Arial" w:hAnsi="Arial" w:cs="Arial"/>
+        <w:rFonts w:asciiTheme="majorHAnsi" w:eastAsiaTheme="majorEastAsia" w:hAnsiTheme="majorHAnsi" w:cstheme="majorBidi"/>
       </w:rPr>
       <w:tblPr/>
       <w:tcPr>
@@ -6739,7 +7069,6 @@
     </w:tblStylePr>
     <w:tblStylePr w:type="lastRow">
       <w:rPr>
-        <w:rFonts w:ascii="Arial" w:eastAsia="Arial" w:hAnsi="Arial" w:cs="Arial"/>
         <w:b/>
         <w:bCs/>
         <w:color w:val="1F497D" w:themeColor="text2"/>
@@ -6754,14 +7083,12 @@
     </w:tblStylePr>
     <w:tblStylePr w:type="firstCol">
       <w:rPr>
-        <w:rFonts w:ascii="Arial" w:eastAsia="Arial" w:hAnsi="Arial" w:cs="Arial"/>
         <w:b/>
         <w:bCs/>
       </w:rPr>
     </w:tblStylePr>
     <w:tblStylePr w:type="lastCol">
       <w:rPr>
-        <w:rFonts w:ascii="Arial" w:eastAsia="Arial" w:hAnsi="Arial" w:cs="Arial"/>
         <w:b/>
         <w:bCs/>
       </w:rPr>
@@ -6807,7 +7134,7 @@
     </w:tblPr>
     <w:tblStylePr w:type="firstRow">
       <w:rPr>
-        <w:rFonts w:ascii="Arial" w:eastAsia="Arial" w:hAnsi="Arial" w:cs="Arial"/>
+        <w:rFonts w:asciiTheme="majorHAnsi" w:eastAsiaTheme="majorEastAsia" w:hAnsiTheme="majorHAnsi" w:cstheme="majorBidi"/>
       </w:rPr>
       <w:tblPr/>
       <w:tcPr>
@@ -6819,7 +7146,6 @@
     </w:tblStylePr>
     <w:tblStylePr w:type="lastRow">
       <w:rPr>
-        <w:rFonts w:ascii="Arial" w:eastAsia="Arial" w:hAnsi="Arial" w:cs="Arial"/>
         <w:b/>
         <w:bCs/>
         <w:color w:val="1F497D" w:themeColor="text2"/>
@@ -6834,14 +7160,12 @@
     </w:tblStylePr>
     <w:tblStylePr w:type="firstCol">
       <w:rPr>
-        <w:rFonts w:ascii="Arial" w:eastAsia="Arial" w:hAnsi="Arial" w:cs="Arial"/>
         <w:b/>
         <w:bCs/>
       </w:rPr>
     </w:tblStylePr>
     <w:tblStylePr w:type="lastCol">
       <w:rPr>
-        <w:rFonts w:ascii="Arial" w:eastAsia="Arial" w:hAnsi="Arial" w:cs="Arial"/>
         <w:b/>
         <w:bCs/>
       </w:rPr>
@@ -6887,7 +7211,7 @@
     </w:tblPr>
     <w:tblStylePr w:type="firstRow">
       <w:rPr>
-        <w:rFonts w:ascii="Arial" w:eastAsia="Arial" w:hAnsi="Arial" w:cs="Arial"/>
+        <w:rFonts w:asciiTheme="majorHAnsi" w:eastAsiaTheme="majorEastAsia" w:hAnsiTheme="majorHAnsi" w:cstheme="majorBidi"/>
       </w:rPr>
       <w:tblPr/>
       <w:tcPr>
@@ -6899,7 +7223,6 @@
     </w:tblStylePr>
     <w:tblStylePr w:type="lastRow">
       <w:rPr>
-        <w:rFonts w:ascii="Arial" w:eastAsia="Arial" w:hAnsi="Arial" w:cs="Arial"/>
         <w:b/>
         <w:bCs/>
         <w:color w:val="1F497D" w:themeColor="text2"/>
@@ -6914,14 +7237,12 @@
     </w:tblStylePr>
     <w:tblStylePr w:type="firstCol">
       <w:rPr>
-        <w:rFonts w:ascii="Arial" w:eastAsia="Arial" w:hAnsi="Arial" w:cs="Arial"/>
         <w:b/>
         <w:bCs/>
       </w:rPr>
     </w:tblStylePr>
     <w:tblStylePr w:type="lastCol">
       <w:rPr>
-        <w:rFonts w:ascii="Arial" w:eastAsia="Arial" w:hAnsi="Arial" w:cs="Arial"/>
         <w:b/>
         <w:bCs/>
       </w:rPr>
@@ -6955,6 +7276,7 @@
       <w:spacing w:after="0" w:line="240" w:lineRule="auto"/>
     </w:pPr>
     <w:rPr>
+      <w:rFonts w:asciiTheme="majorHAnsi" w:eastAsiaTheme="majorEastAsia" w:hAnsiTheme="majorHAnsi" w:cstheme="majorBidi"/>
       <w:color w:val="000000" w:themeColor="text1"/>
     </w:rPr>
     <w:tblPr>
@@ -6969,7 +7291,6 @@
     </w:tblPr>
     <w:tblStylePr w:type="firstRow">
       <w:rPr>
-        <w:rFonts w:ascii="Arial" w:eastAsia="Arial" w:hAnsi="Arial" w:cs="Arial"/>
         <w:sz w:val="24"/>
         <w:szCs w:val="24"/>
       </w:rPr>
@@ -7076,6 +7397,7 @@
       <w:spacing w:after="0" w:line="240" w:lineRule="auto"/>
     </w:pPr>
     <w:rPr>
+      <w:rFonts w:asciiTheme="majorHAnsi" w:eastAsiaTheme="majorEastAsia" w:hAnsiTheme="majorHAnsi" w:cstheme="majorBidi"/>
       <w:color w:val="000000" w:themeColor="text1"/>
     </w:rPr>
     <w:tblPr>
@@ -7090,7 +7412,6 @@
     </w:tblPr>
     <w:tblStylePr w:type="firstRow">
       <w:rPr>
-        <w:rFonts w:ascii="Arial" w:eastAsia="Arial" w:hAnsi="Arial" w:cs="Arial"/>
         <w:sz w:val="24"/>
         <w:szCs w:val="24"/>
       </w:rPr>
@@ -7197,6 +7518,7 @@
       <w:spacing w:after="0" w:line="240" w:lineRule="auto"/>
     </w:pPr>
     <w:rPr>
+      <w:rFonts w:asciiTheme="majorHAnsi" w:eastAsiaTheme="majorEastAsia" w:hAnsiTheme="majorHAnsi" w:cstheme="majorBidi"/>
       <w:color w:val="000000" w:themeColor="text1"/>
     </w:rPr>
     <w:tblPr>
@@ -7211,7 +7533,6 @@
     </w:tblPr>
     <w:tblStylePr w:type="firstRow">
       <w:rPr>
-        <w:rFonts w:ascii="Arial" w:eastAsia="Arial" w:hAnsi="Arial" w:cs="Arial"/>
         <w:sz w:val="24"/>
         <w:szCs w:val="24"/>
       </w:rPr>
@@ -7318,6 +7639,7 @@
       <w:spacing w:after="0" w:line="240" w:lineRule="auto"/>
     </w:pPr>
     <w:rPr>
+      <w:rFonts w:asciiTheme="majorHAnsi" w:eastAsiaTheme="majorEastAsia" w:hAnsiTheme="majorHAnsi" w:cstheme="majorBidi"/>
       <w:color w:val="000000" w:themeColor="text1"/>
     </w:rPr>
     <w:tblPr>
@@ -7332,7 +7654,6 @@
     </w:tblPr>
     <w:tblStylePr w:type="firstRow">
       <w:rPr>
-        <w:rFonts w:ascii="Arial" w:eastAsia="Arial" w:hAnsi="Arial" w:cs="Arial"/>
         <w:sz w:val="24"/>
         <w:szCs w:val="24"/>
       </w:rPr>
@@ -7439,6 +7760,7 @@
       <w:spacing w:after="0" w:line="240" w:lineRule="auto"/>
     </w:pPr>
     <w:rPr>
+      <w:rFonts w:asciiTheme="majorHAnsi" w:eastAsiaTheme="majorEastAsia" w:hAnsiTheme="majorHAnsi" w:cstheme="majorBidi"/>
       <w:color w:val="000000" w:themeColor="text1"/>
     </w:rPr>
     <w:tblPr>
@@ -7453,7 +7775,6 @@
     </w:tblPr>
     <w:tblStylePr w:type="firstRow">
       <w:rPr>
-        <w:rFonts w:ascii="Arial" w:eastAsia="Arial" w:hAnsi="Arial" w:cs="Arial"/>
         <w:sz w:val="24"/>
         <w:szCs w:val="24"/>
       </w:rPr>
@@ -7560,6 +7881,7 @@
       <w:spacing w:after="0" w:line="240" w:lineRule="auto"/>
     </w:pPr>
     <w:rPr>
+      <w:rFonts w:asciiTheme="majorHAnsi" w:eastAsiaTheme="majorEastAsia" w:hAnsiTheme="majorHAnsi" w:cstheme="majorBidi"/>
       <w:color w:val="000000" w:themeColor="text1"/>
     </w:rPr>
     <w:tblPr>
@@ -7574,7 +7896,6 @@
     </w:tblPr>
     <w:tblStylePr w:type="firstRow">
       <w:rPr>
-        <w:rFonts w:ascii="Arial" w:eastAsia="Arial" w:hAnsi="Arial" w:cs="Arial"/>
         <w:sz w:val="24"/>
         <w:szCs w:val="24"/>
       </w:rPr>
@@ -7681,6 +8002,7 @@
       <w:spacing w:after="0" w:line="240" w:lineRule="auto"/>
     </w:pPr>
     <w:rPr>
+      <w:rFonts w:asciiTheme="majorHAnsi" w:eastAsiaTheme="majorEastAsia" w:hAnsiTheme="majorHAnsi" w:cstheme="majorBidi"/>
       <w:color w:val="000000" w:themeColor="text1"/>
     </w:rPr>
     <w:tblPr>
@@ -7695,7 +8017,6 @@
     </w:tblPr>
     <w:tblStylePr w:type="firstRow">
       <w:rPr>
-        <w:rFonts w:ascii="Arial" w:eastAsia="Arial" w:hAnsi="Arial" w:cs="Arial"/>
         <w:sz w:val="24"/>
         <w:szCs w:val="24"/>
       </w:rPr>
@@ -7818,14 +8139,12 @@
     </w:tcPr>
     <w:tblStylePr w:type="firstRow">
       <w:rPr>
-        <w:rFonts w:ascii="Arial" w:eastAsia="Arial" w:hAnsi="Arial" w:cs="Arial"/>
         <w:b/>
         <w:bCs/>
       </w:rPr>
     </w:tblStylePr>
     <w:tblStylePr w:type="lastRow">
       <w:rPr>
-        <w:rFonts w:ascii="Arial" w:eastAsia="Arial" w:hAnsi="Arial" w:cs="Arial"/>
         <w:b/>
         <w:bCs/>
       </w:rPr>
@@ -7838,14 +8157,12 @@
     </w:tblStylePr>
     <w:tblStylePr w:type="firstCol">
       <w:rPr>
-        <w:rFonts w:ascii="Arial" w:eastAsia="Arial" w:hAnsi="Arial" w:cs="Arial"/>
         <w:b/>
         <w:bCs/>
       </w:rPr>
     </w:tblStylePr>
     <w:tblStylePr w:type="lastCol">
       <w:rPr>
-        <w:rFonts w:ascii="Arial" w:eastAsia="Arial" w:hAnsi="Arial" w:cs="Arial"/>
         <w:b/>
         <w:bCs/>
       </w:rPr>
@@ -7888,14 +8205,12 @@
     </w:tcPr>
     <w:tblStylePr w:type="firstRow">
       <w:rPr>
-        <w:rFonts w:ascii="Arial" w:eastAsia="Arial" w:hAnsi="Arial" w:cs="Arial"/>
         <w:b/>
         <w:bCs/>
       </w:rPr>
     </w:tblStylePr>
     <w:tblStylePr w:type="lastRow">
       <w:rPr>
-        <w:rFonts w:ascii="Arial" w:eastAsia="Arial" w:hAnsi="Arial" w:cs="Arial"/>
         <w:b/>
         <w:bCs/>
       </w:rPr>
@@ -7908,14 +8223,12 @@
     </w:tblStylePr>
     <w:tblStylePr w:type="firstCol">
       <w:rPr>
-        <w:rFonts w:ascii="Arial" w:eastAsia="Arial" w:hAnsi="Arial" w:cs="Arial"/>
         <w:b/>
         <w:bCs/>
       </w:rPr>
     </w:tblStylePr>
     <w:tblStylePr w:type="lastCol">
       <w:rPr>
-        <w:rFonts w:ascii="Arial" w:eastAsia="Arial" w:hAnsi="Arial" w:cs="Arial"/>
         <w:b/>
         <w:bCs/>
       </w:rPr>
@@ -7958,14 +8271,12 @@
     </w:tcPr>
     <w:tblStylePr w:type="firstRow">
       <w:rPr>
-        <w:rFonts w:ascii="Arial" w:eastAsia="Arial" w:hAnsi="Arial" w:cs="Arial"/>
         <w:b/>
         <w:bCs/>
       </w:rPr>
     </w:tblStylePr>
     <w:tblStylePr w:type="lastRow">
       <w:rPr>
-        <w:rFonts w:ascii="Arial" w:eastAsia="Arial" w:hAnsi="Arial" w:cs="Arial"/>
         <w:b/>
         <w:bCs/>
       </w:rPr>
@@ -7978,14 +8289,12 @@
     </w:tblStylePr>
     <w:tblStylePr w:type="firstCol">
       <w:rPr>
-        <w:rFonts w:ascii="Arial" w:eastAsia="Arial" w:hAnsi="Arial" w:cs="Arial"/>
         <w:b/>
         <w:bCs/>
       </w:rPr>
     </w:tblStylePr>
     <w:tblStylePr w:type="lastCol">
       <w:rPr>
-        <w:rFonts w:ascii="Arial" w:eastAsia="Arial" w:hAnsi="Arial" w:cs="Arial"/>
         <w:b/>
         <w:bCs/>
       </w:rPr>
@@ -8028,14 +8337,12 @@
     </w:tcPr>
     <w:tblStylePr w:type="firstRow">
       <w:rPr>
-        <w:rFonts w:ascii="Arial" w:eastAsia="Arial" w:hAnsi="Arial" w:cs="Arial"/>
         <w:b/>
         <w:bCs/>
       </w:rPr>
     </w:tblStylePr>
     <w:tblStylePr w:type="lastRow">
       <w:rPr>
-        <w:rFonts w:ascii="Arial" w:eastAsia="Arial" w:hAnsi="Arial" w:cs="Arial"/>
         <w:b/>
         <w:bCs/>
       </w:rPr>
@@ -8048,14 +8355,12 @@
     </w:tblStylePr>
     <w:tblStylePr w:type="firstCol">
       <w:rPr>
-        <w:rFonts w:ascii="Arial" w:eastAsia="Arial" w:hAnsi="Arial" w:cs="Arial"/>
         <w:b/>
         <w:bCs/>
       </w:rPr>
     </w:tblStylePr>
     <w:tblStylePr w:type="lastCol">
       <w:rPr>
-        <w:rFonts w:ascii="Arial" w:eastAsia="Arial" w:hAnsi="Arial" w:cs="Arial"/>
         <w:b/>
         <w:bCs/>
       </w:rPr>
@@ -8098,14 +8403,12 @@
     </w:tcPr>
     <w:tblStylePr w:type="firstRow">
       <w:rPr>
-        <w:rFonts w:ascii="Arial" w:eastAsia="Arial" w:hAnsi="Arial" w:cs="Arial"/>
         <w:b/>
         <w:bCs/>
       </w:rPr>
     </w:tblStylePr>
     <w:tblStylePr w:type="lastRow">
       <w:rPr>
-        <w:rFonts w:ascii="Arial" w:eastAsia="Arial" w:hAnsi="Arial" w:cs="Arial"/>
         <w:b/>
         <w:bCs/>
       </w:rPr>
@@ -8118,14 +8421,12 @@
     </w:tblStylePr>
     <w:tblStylePr w:type="firstCol">
       <w:rPr>
-        <w:rFonts w:ascii="Arial" w:eastAsia="Arial" w:hAnsi="Arial" w:cs="Arial"/>
         <w:b/>
         <w:bCs/>
       </w:rPr>
     </w:tblStylePr>
     <w:tblStylePr w:type="lastCol">
       <w:rPr>
-        <w:rFonts w:ascii="Arial" w:eastAsia="Arial" w:hAnsi="Arial" w:cs="Arial"/>
         <w:b/>
         <w:bCs/>
       </w:rPr>
@@ -8168,14 +8469,12 @@
     </w:tcPr>
     <w:tblStylePr w:type="firstRow">
       <w:rPr>
-        <w:rFonts w:ascii="Arial" w:eastAsia="Arial" w:hAnsi="Arial" w:cs="Arial"/>
         <w:b/>
         <w:bCs/>
       </w:rPr>
     </w:tblStylePr>
     <w:tblStylePr w:type="lastRow">
       <w:rPr>
-        <w:rFonts w:ascii="Arial" w:eastAsia="Arial" w:hAnsi="Arial" w:cs="Arial"/>
         <w:b/>
         <w:bCs/>
       </w:rPr>
@@ -8188,14 +8487,12 @@
     </w:tblStylePr>
     <w:tblStylePr w:type="firstCol">
       <w:rPr>
-        <w:rFonts w:ascii="Arial" w:eastAsia="Arial" w:hAnsi="Arial" w:cs="Arial"/>
         <w:b/>
         <w:bCs/>
       </w:rPr>
     </w:tblStylePr>
     <w:tblStylePr w:type="lastCol">
       <w:rPr>
-        <w:rFonts w:ascii="Arial" w:eastAsia="Arial" w:hAnsi="Arial" w:cs="Arial"/>
         <w:b/>
         <w:bCs/>
       </w:rPr>
@@ -8238,14 +8535,12 @@
     </w:tcPr>
     <w:tblStylePr w:type="firstRow">
       <w:rPr>
-        <w:rFonts w:ascii="Arial" w:eastAsia="Arial" w:hAnsi="Arial" w:cs="Arial"/>
         <w:b/>
         <w:bCs/>
       </w:rPr>
     </w:tblStylePr>
     <w:tblStylePr w:type="lastRow">
       <w:rPr>
-        <w:rFonts w:ascii="Arial" w:eastAsia="Arial" w:hAnsi="Arial" w:cs="Arial"/>
         <w:b/>
         <w:bCs/>
       </w:rPr>
@@ -8258,14 +8553,12 @@
     </w:tblStylePr>
     <w:tblStylePr w:type="firstCol">
       <w:rPr>
-        <w:rFonts w:ascii="Arial" w:eastAsia="Arial" w:hAnsi="Arial" w:cs="Arial"/>
         <w:b/>
         <w:bCs/>
       </w:rPr>
     </w:tblStylePr>
     <w:tblStylePr w:type="lastCol">
       <w:rPr>
-        <w:rFonts w:ascii="Arial" w:eastAsia="Arial" w:hAnsi="Arial" w:cs="Arial"/>
         <w:b/>
         <w:bCs/>
       </w:rPr>
@@ -8292,6 +8585,7 @@
       <w:spacing w:after="0" w:line="240" w:lineRule="auto"/>
     </w:pPr>
     <w:rPr>
+      <w:rFonts w:asciiTheme="majorHAnsi" w:eastAsiaTheme="majorEastAsia" w:hAnsiTheme="majorHAnsi" w:cstheme="majorBidi"/>
       <w:color w:val="000000" w:themeColor="text1"/>
     </w:rPr>
     <w:tblPr>
@@ -8311,7 +8605,6 @@
     </w:tcPr>
     <w:tblStylePr w:type="firstRow">
       <w:rPr>
-        <w:rFonts w:ascii="Arial" w:eastAsia="Arial" w:hAnsi="Arial" w:cs="Arial"/>
         <w:b/>
         <w:bCs/>
         <w:color w:val="000000" w:themeColor="text1"/>
@@ -8323,7 +8616,6 @@
     </w:tblStylePr>
     <w:tblStylePr w:type="lastRow">
       <w:rPr>
-        <w:rFonts w:ascii="Arial" w:eastAsia="Arial" w:hAnsi="Arial" w:cs="Arial"/>
         <w:b/>
         <w:bCs/>
         <w:color w:val="000000" w:themeColor="text1"/>
@@ -8343,7 +8635,6 @@
     </w:tblStylePr>
     <w:tblStylePr w:type="firstCol">
       <w:rPr>
-        <w:rFonts w:ascii="Arial" w:eastAsia="Arial" w:hAnsi="Arial" w:cs="Arial"/>
         <w:b/>
         <w:bCs/>
         <w:color w:val="000000" w:themeColor="text1"/>
@@ -8363,7 +8654,6 @@
     </w:tblStylePr>
     <w:tblStylePr w:type="lastCol">
       <w:rPr>
-        <w:rFonts w:ascii="Arial" w:eastAsia="Arial" w:hAnsi="Arial" w:cs="Arial"/>
         <w:b w:val="0"/>
         <w:bCs w:val="0"/>
         <w:color w:val="000000" w:themeColor="text1"/>
@@ -8413,6 +8703,7 @@
       <w:spacing w:after="0" w:line="240" w:lineRule="auto"/>
     </w:pPr>
     <w:rPr>
+      <w:rFonts w:asciiTheme="majorHAnsi" w:eastAsiaTheme="majorEastAsia" w:hAnsiTheme="majorHAnsi" w:cstheme="majorBidi"/>
       <w:color w:val="000000" w:themeColor="text1"/>
     </w:rPr>
     <w:tblPr>
@@ -8432,7 +8723,6 @@
     </w:tcPr>
     <w:tblStylePr w:type="firstRow">
       <w:rPr>
-        <w:rFonts w:ascii="Arial" w:eastAsia="Arial" w:hAnsi="Arial" w:cs="Arial"/>
         <w:b/>
         <w:bCs/>
         <w:color w:val="000000" w:themeColor="text1"/>
@@ -8444,7 +8734,6 @@
     </w:tblStylePr>
     <w:tblStylePr w:type="lastRow">
       <w:rPr>
-        <w:rFonts w:ascii="Arial" w:eastAsia="Arial" w:hAnsi="Arial" w:cs="Arial"/>
         <w:b/>
         <w:bCs/>
         <w:color w:val="000000" w:themeColor="text1"/>
@@ -8464,7 +8753,6 @@
     </w:tblStylePr>
     <w:tblStylePr w:type="firstCol">
       <w:rPr>
-        <w:rFonts w:ascii="Arial" w:eastAsia="Arial" w:hAnsi="Arial" w:cs="Arial"/>
         <w:b/>
         <w:bCs/>
         <w:color w:val="000000" w:themeColor="text1"/>
@@ -8484,7 +8772,6 @@
     </w:tblStylePr>
     <w:tblStylePr w:type="lastCol">
       <w:rPr>
-        <w:rFonts w:ascii="Arial" w:eastAsia="Arial" w:hAnsi="Arial" w:cs="Arial"/>
         <w:b w:val="0"/>
         <w:bCs w:val="0"/>
         <w:color w:val="000000" w:themeColor="text1"/>
@@ -8534,6 +8821,7 @@
       <w:spacing w:after="0" w:line="240" w:lineRule="auto"/>
     </w:pPr>
     <w:rPr>
+      <w:rFonts w:asciiTheme="majorHAnsi" w:eastAsiaTheme="majorEastAsia" w:hAnsiTheme="majorHAnsi" w:cstheme="majorBidi"/>
       <w:color w:val="000000" w:themeColor="text1"/>
     </w:rPr>
     <w:tblPr>
@@ -8553,7 +8841,6 @@
     </w:tcPr>
     <w:tblStylePr w:type="firstRow">
       <w:rPr>
-        <w:rFonts w:ascii="Arial" w:eastAsia="Arial" w:hAnsi="Arial" w:cs="Arial"/>
         <w:b/>
         <w:bCs/>
         <w:color w:val="000000" w:themeColor="text1"/>
@@ -8565,7 +8852,6 @@
     </w:tblStylePr>
     <w:tblStylePr w:type="lastRow">
       <w:rPr>
-        <w:rFonts w:ascii="Arial" w:eastAsia="Arial" w:hAnsi="Arial" w:cs="Arial"/>
         <w:b/>
         <w:bCs/>
         <w:color w:val="000000" w:themeColor="text1"/>
@@ -8585,7 +8871,6 @@
     </w:tblStylePr>
     <w:tblStylePr w:type="firstCol">
       <w:rPr>
-        <w:rFonts w:ascii="Arial" w:eastAsia="Arial" w:hAnsi="Arial" w:cs="Arial"/>
         <w:b/>
         <w:bCs/>
         <w:color w:val="000000" w:themeColor="text1"/>
@@ -8605,7 +8890,6 @@
     </w:tblStylePr>
     <w:tblStylePr w:type="lastCol">
       <w:rPr>
-        <w:rFonts w:ascii="Arial" w:eastAsia="Arial" w:hAnsi="Arial" w:cs="Arial"/>
         <w:b w:val="0"/>
         <w:bCs w:val="0"/>
         <w:color w:val="000000" w:themeColor="text1"/>
@@ -8655,6 +8939,7 @@
       <w:spacing w:after="0" w:line="240" w:lineRule="auto"/>
     </w:pPr>
     <w:rPr>
+      <w:rFonts w:asciiTheme="majorHAnsi" w:eastAsiaTheme="majorEastAsia" w:hAnsiTheme="majorHAnsi" w:cstheme="majorBidi"/>
       <w:color w:val="000000" w:themeColor="text1"/>
     </w:rPr>
     <w:tblPr>
@@ -8674,7 +8959,6 @@
     </w:tcPr>
     <w:tblStylePr w:type="firstRow">
       <w:rPr>
-        <w:rFonts w:ascii="Arial" w:eastAsia="Arial" w:hAnsi="Arial" w:cs="Arial"/>
         <w:b/>
         <w:bCs/>
         <w:color w:val="000000" w:themeColor="text1"/>
@@ -8686,7 +8970,6 @@
     </w:tblStylePr>
     <w:tblStylePr w:type="lastRow">
       <w:rPr>
-        <w:rFonts w:ascii="Arial" w:eastAsia="Arial" w:hAnsi="Arial" w:cs="Arial"/>
         <w:b/>
         <w:bCs/>
         <w:color w:val="000000" w:themeColor="text1"/>
@@ -8706,7 +8989,6 @@
     </w:tblStylePr>
     <w:tblStylePr w:type="firstCol">
       <w:rPr>
-        <w:rFonts w:ascii="Arial" w:eastAsia="Arial" w:hAnsi="Arial" w:cs="Arial"/>
         <w:b/>
         <w:bCs/>
         <w:color w:val="000000" w:themeColor="text1"/>
@@ -8726,7 +9008,6 @@
     </w:tblStylePr>
     <w:tblStylePr w:type="lastCol">
       <w:rPr>
-        <w:rFonts w:ascii="Arial" w:eastAsia="Arial" w:hAnsi="Arial" w:cs="Arial"/>
         <w:b w:val="0"/>
         <w:bCs w:val="0"/>
         <w:color w:val="000000" w:themeColor="text1"/>
@@ -8776,6 +9057,7 @@
       <w:spacing w:after="0" w:line="240" w:lineRule="auto"/>
     </w:pPr>
     <w:rPr>
+      <w:rFonts w:asciiTheme="majorHAnsi" w:eastAsiaTheme="majorEastAsia" w:hAnsiTheme="majorHAnsi" w:cstheme="majorBidi"/>
       <w:color w:val="000000" w:themeColor="text1"/>
     </w:rPr>
     <w:tblPr>
@@ -8795,7 +9077,6 @@
     </w:tcPr>
     <w:tblStylePr w:type="firstRow">
       <w:rPr>
-        <w:rFonts w:ascii="Arial" w:eastAsia="Arial" w:hAnsi="Arial" w:cs="Arial"/>
         <w:b/>
         <w:bCs/>
         <w:color w:val="000000" w:themeColor="text1"/>
@@ -8807,7 +9088,6 @@
     </w:tblStylePr>
     <w:tblStylePr w:type="lastRow">
       <w:rPr>
-        <w:rFonts w:ascii="Arial" w:eastAsia="Arial" w:hAnsi="Arial" w:cs="Arial"/>
         <w:b/>
         <w:bCs/>
         <w:color w:val="000000" w:themeColor="text1"/>
@@ -8827,7 +9107,6 @@
     </w:tblStylePr>
     <w:tblStylePr w:type="firstCol">
       <w:rPr>
-        <w:rFonts w:ascii="Arial" w:eastAsia="Arial" w:hAnsi="Arial" w:cs="Arial"/>
         <w:b/>
         <w:bCs/>
         <w:color w:val="000000" w:themeColor="text1"/>
@@ -8847,7 +9126,6 @@
     </w:tblStylePr>
     <w:tblStylePr w:type="lastCol">
       <w:rPr>
-        <w:rFonts w:ascii="Arial" w:eastAsia="Arial" w:hAnsi="Arial" w:cs="Arial"/>
         <w:b w:val="0"/>
         <w:bCs w:val="0"/>
         <w:color w:val="000000" w:themeColor="text1"/>
@@ -8897,6 +9175,7 @@
       <w:spacing w:after="0" w:line="240" w:lineRule="auto"/>
     </w:pPr>
     <w:rPr>
+      <w:rFonts w:asciiTheme="majorHAnsi" w:eastAsiaTheme="majorEastAsia" w:hAnsiTheme="majorHAnsi" w:cstheme="majorBidi"/>
       <w:color w:val="000000" w:themeColor="text1"/>
     </w:rPr>
     <w:tblPr>
@@ -8916,7 +9195,6 @@
     </w:tcPr>
     <w:tblStylePr w:type="firstRow">
       <w:rPr>
-        <w:rFonts w:ascii="Arial" w:eastAsia="Arial" w:hAnsi="Arial" w:cs="Arial"/>
         <w:b/>
         <w:bCs/>
         <w:color w:val="000000" w:themeColor="text1"/>
@@ -8928,7 +9206,6 @@
     </w:tblStylePr>
     <w:tblStylePr w:type="lastRow">
       <w:rPr>
-        <w:rFonts w:ascii="Arial" w:eastAsia="Arial" w:hAnsi="Arial" w:cs="Arial"/>
         <w:b/>
         <w:bCs/>
         <w:color w:val="000000" w:themeColor="text1"/>
@@ -8948,7 +9225,6 @@
     </w:tblStylePr>
     <w:tblStylePr w:type="firstCol">
       <w:rPr>
-        <w:rFonts w:ascii="Arial" w:eastAsia="Arial" w:hAnsi="Arial" w:cs="Arial"/>
         <w:b/>
         <w:bCs/>
         <w:color w:val="000000" w:themeColor="text1"/>
@@ -8968,7 +9244,6 @@
     </w:tblStylePr>
     <w:tblStylePr w:type="lastCol">
       <w:rPr>
-        <w:rFonts w:ascii="Arial" w:eastAsia="Arial" w:hAnsi="Arial" w:cs="Arial"/>
         <w:b w:val="0"/>
         <w:bCs w:val="0"/>
         <w:color w:val="000000" w:themeColor="text1"/>
@@ -9018,6 +9293,7 @@
       <w:spacing w:after="0" w:line="240" w:lineRule="auto"/>
     </w:pPr>
     <w:rPr>
+      <w:rFonts w:asciiTheme="majorHAnsi" w:eastAsiaTheme="majorEastAsia" w:hAnsiTheme="majorHAnsi" w:cstheme="majorBidi"/>
       <w:color w:val="000000" w:themeColor="text1"/>
     </w:rPr>
     <w:tblPr>
@@ -9037,7 +9313,6 @@
     </w:tcPr>
     <w:tblStylePr w:type="firstRow">
       <w:rPr>
-        <w:rFonts w:ascii="Arial" w:eastAsia="Arial" w:hAnsi="Arial" w:cs="Arial"/>
         <w:b/>
         <w:bCs/>
         <w:color w:val="000000" w:themeColor="text1"/>
@@ -9049,7 +9324,6 @@
     </w:tblStylePr>
     <w:tblStylePr w:type="lastRow">
       <w:rPr>
-        <w:rFonts w:ascii="Arial" w:eastAsia="Arial" w:hAnsi="Arial" w:cs="Arial"/>
         <w:b/>
         <w:bCs/>
         <w:color w:val="000000" w:themeColor="text1"/>
@@ -9069,7 +9343,6 @@
     </w:tblStylePr>
     <w:tblStylePr w:type="firstCol">
       <w:rPr>
-        <w:rFonts w:ascii="Arial" w:eastAsia="Arial" w:hAnsi="Arial" w:cs="Arial"/>
         <w:b/>
         <w:bCs/>
         <w:color w:val="000000" w:themeColor="text1"/>
@@ -9089,7 +9362,6 @@
     </w:tblStylePr>
     <w:tblStylePr w:type="lastCol">
       <w:rPr>
-        <w:rFonts w:ascii="Arial" w:eastAsia="Arial" w:hAnsi="Arial" w:cs="Arial"/>
         <w:b w:val="0"/>
         <w:bCs w:val="0"/>
         <w:color w:val="000000" w:themeColor="text1"/>
@@ -9155,7 +9427,6 @@
     </w:tcPr>
     <w:tblStylePr w:type="firstRow">
       <w:rPr>
-        <w:rFonts w:ascii="Arial" w:eastAsia="Arial" w:hAnsi="Arial" w:cs="Arial"/>
         <w:b/>
         <w:bCs/>
         <w:i w:val="0"/>
@@ -9177,7 +9448,6 @@
     </w:tblStylePr>
     <w:tblStylePr w:type="lastRow">
       <w:rPr>
-        <w:rFonts w:ascii="Arial" w:eastAsia="Arial" w:hAnsi="Arial" w:cs="Arial"/>
         <w:b/>
         <w:bCs/>
         <w:i w:val="0"/>
@@ -9199,7 +9469,6 @@
     </w:tblStylePr>
     <w:tblStylePr w:type="firstCol">
       <w:rPr>
-        <w:rFonts w:ascii="Arial" w:eastAsia="Arial" w:hAnsi="Arial" w:cs="Arial"/>
         <w:b/>
         <w:bCs/>
         <w:i w:val="0"/>
@@ -9219,7 +9488,6 @@
     </w:tblStylePr>
     <w:tblStylePr w:type="lastCol">
       <w:rPr>
-        <w:rFonts w:ascii="Arial" w:eastAsia="Arial" w:hAnsi="Arial" w:cs="Arial"/>
         <w:b/>
         <w:bCs/>
         <w:i w:val="0"/>
@@ -9293,7 +9561,6 @@
     </w:tcPr>
     <w:tblStylePr w:type="firstRow">
       <w:rPr>
-        <w:rFonts w:ascii="Arial" w:eastAsia="Arial" w:hAnsi="Arial" w:cs="Arial"/>
         <w:b/>
         <w:bCs/>
         <w:i w:val="0"/>
@@ -9315,7 +9582,6 @@
     </w:tblStylePr>
     <w:tblStylePr w:type="lastRow">
       <w:rPr>
-        <w:rFonts w:ascii="Arial" w:eastAsia="Arial" w:hAnsi="Arial" w:cs="Arial"/>
         <w:b/>
         <w:bCs/>
         <w:i w:val="0"/>
@@ -9337,7 +9603,6 @@
     </w:tblStylePr>
     <w:tblStylePr w:type="firstCol">
       <w:rPr>
-        <w:rFonts w:ascii="Arial" w:eastAsia="Arial" w:hAnsi="Arial" w:cs="Arial"/>
         <w:b/>
         <w:bCs/>
         <w:i w:val="0"/>
@@ -9357,7 +9622,6 @@
     </w:tblStylePr>
     <w:tblStylePr w:type="lastCol">
       <w:rPr>
-        <w:rFonts w:ascii="Arial" w:eastAsia="Arial" w:hAnsi="Arial" w:cs="Arial"/>
         <w:b/>
         <w:bCs/>
         <w:i w:val="0"/>
@@ -9431,7 +9695,6 @@
     </w:tcPr>
     <w:tblStylePr w:type="firstRow">
       <w:rPr>
-        <w:rFonts w:ascii="Arial" w:eastAsia="Arial" w:hAnsi="Arial" w:cs="Arial"/>
         <w:b/>
         <w:bCs/>
         <w:i w:val="0"/>
@@ -9453,7 +9716,6 @@
     </w:tblStylePr>
     <w:tblStylePr w:type="lastRow">
       <w:rPr>
-        <w:rFonts w:ascii="Arial" w:eastAsia="Arial" w:hAnsi="Arial" w:cs="Arial"/>
         <w:b/>
         <w:bCs/>
         <w:i w:val="0"/>
@@ -9475,7 +9737,6 @@
     </w:tblStylePr>
     <w:tblStylePr w:type="firstCol">
       <w:rPr>
-        <w:rFonts w:ascii="Arial" w:eastAsia="Arial" w:hAnsi="Arial" w:cs="Arial"/>
         <w:b/>
         <w:bCs/>
         <w:i w:val="0"/>
@@ -9495,7 +9756,6 @@
     </w:tblStylePr>
     <w:tblStylePr w:type="lastCol">
       <w:rPr>
-        <w:rFonts w:ascii="Arial" w:eastAsia="Arial" w:hAnsi="Arial" w:cs="Arial"/>
         <w:b/>
         <w:bCs/>
         <w:i w:val="0"/>
@@ -9569,7 +9829,6 @@
     </w:tcPr>
     <w:tblStylePr w:type="firstRow">
       <w:rPr>
-        <w:rFonts w:ascii="Arial" w:eastAsia="Arial" w:hAnsi="Arial" w:cs="Arial"/>
         <w:b/>
         <w:bCs/>
         <w:i w:val="0"/>
@@ -9591,7 +9850,6 @@
     </w:tblStylePr>
     <w:tblStylePr w:type="lastRow">
       <w:rPr>
-        <w:rFonts w:ascii="Arial" w:eastAsia="Arial" w:hAnsi="Arial" w:cs="Arial"/>
         <w:b/>
         <w:bCs/>
         <w:i w:val="0"/>
@@ -9613,7 +9871,6 @@
     </w:tblStylePr>
     <w:tblStylePr w:type="firstCol">
       <w:rPr>
-        <w:rFonts w:ascii="Arial" w:eastAsia="Arial" w:hAnsi="Arial" w:cs="Arial"/>
         <w:b/>
         <w:bCs/>
         <w:i w:val="0"/>
@@ -9633,7 +9890,6 @@
     </w:tblStylePr>
     <w:tblStylePr w:type="lastCol">
       <w:rPr>
-        <w:rFonts w:ascii="Arial" w:eastAsia="Arial" w:hAnsi="Arial" w:cs="Arial"/>
         <w:b/>
         <w:bCs/>
         <w:i w:val="0"/>
@@ -9707,7 +9963,6 @@
     </w:tcPr>
     <w:tblStylePr w:type="firstRow">
       <w:rPr>
-        <w:rFonts w:ascii="Arial" w:eastAsia="Arial" w:hAnsi="Arial" w:cs="Arial"/>
         <w:b/>
         <w:bCs/>
         <w:i w:val="0"/>
@@ -9729,7 +9984,6 @@
     </w:tblStylePr>
     <w:tblStylePr w:type="lastRow">
       <w:rPr>
-        <w:rFonts w:ascii="Arial" w:eastAsia="Arial" w:hAnsi="Arial" w:cs="Arial"/>
         <w:b/>
         <w:bCs/>
         <w:i w:val="0"/>
@@ -9751,7 +10005,6 @@
     </w:tblStylePr>
     <w:tblStylePr w:type="firstCol">
       <w:rPr>
-        <w:rFonts w:ascii="Arial" w:eastAsia="Arial" w:hAnsi="Arial" w:cs="Arial"/>
         <w:b/>
         <w:bCs/>
         <w:i w:val="0"/>
@@ -9771,7 +10024,6 @@
     </w:tblStylePr>
     <w:tblStylePr w:type="lastCol">
       <w:rPr>
-        <w:rFonts w:ascii="Arial" w:eastAsia="Arial" w:hAnsi="Arial" w:cs="Arial"/>
         <w:b/>
         <w:bCs/>
         <w:i w:val="0"/>
@@ -9845,7 +10097,6 @@
     </w:tcPr>
     <w:tblStylePr w:type="firstRow">
       <w:rPr>
-        <w:rFonts w:ascii="Arial" w:eastAsia="Arial" w:hAnsi="Arial" w:cs="Arial"/>
         <w:b/>
         <w:bCs/>
         <w:i w:val="0"/>
@@ -9867,7 +10118,6 @@
     </w:tblStylePr>
     <w:tblStylePr w:type="lastRow">
       <w:rPr>
-        <w:rFonts w:ascii="Arial" w:eastAsia="Arial" w:hAnsi="Arial" w:cs="Arial"/>
         <w:b/>
         <w:bCs/>
         <w:i w:val="0"/>
@@ -9889,7 +10139,6 @@
     </w:tblStylePr>
     <w:tblStylePr w:type="firstCol">
       <w:rPr>
-        <w:rFonts w:ascii="Arial" w:eastAsia="Arial" w:hAnsi="Arial" w:cs="Arial"/>
         <w:b/>
         <w:bCs/>
         <w:i w:val="0"/>
@@ -9909,7 +10158,6 @@
     </w:tblStylePr>
     <w:tblStylePr w:type="lastCol">
       <w:rPr>
-        <w:rFonts w:ascii="Arial" w:eastAsia="Arial" w:hAnsi="Arial" w:cs="Arial"/>
         <w:b/>
         <w:bCs/>
         <w:i w:val="0"/>
@@ -9983,7 +10231,6 @@
     </w:tcPr>
     <w:tblStylePr w:type="firstRow">
       <w:rPr>
-        <w:rFonts w:ascii="Arial" w:eastAsia="Arial" w:hAnsi="Arial" w:cs="Arial"/>
         <w:b/>
         <w:bCs/>
         <w:i w:val="0"/>
@@ -10005,7 +10252,6 @@
     </w:tblStylePr>
     <w:tblStylePr w:type="lastRow">
       <w:rPr>
-        <w:rFonts w:ascii="Arial" w:eastAsia="Arial" w:hAnsi="Arial" w:cs="Arial"/>
         <w:b/>
         <w:bCs/>
         <w:i w:val="0"/>
@@ -10027,7 +10273,6 @@
     </w:tblStylePr>
     <w:tblStylePr w:type="firstCol">
       <w:rPr>
-        <w:rFonts w:ascii="Arial" w:eastAsia="Arial" w:hAnsi="Arial" w:cs="Arial"/>
         <w:b/>
         <w:bCs/>
         <w:i w:val="0"/>
@@ -10047,7 +10292,6 @@
     </w:tblStylePr>
     <w:tblStylePr w:type="lastCol">
       <w:rPr>
-        <w:rFonts w:ascii="Arial" w:eastAsia="Arial" w:hAnsi="Arial" w:cs="Arial"/>
         <w:b/>
         <w:bCs/>
         <w:i w:val="0"/>
@@ -10116,7 +10360,6 @@
     </w:tcPr>
     <w:tblStylePr w:type="firstRow">
       <w:rPr>
-        <w:rFonts w:ascii="Arial" w:eastAsia="Arial" w:hAnsi="Arial" w:cs="Arial"/>
         <w:b/>
         <w:bCs/>
       </w:rPr>
@@ -10224,7 +10467,6 @@
     </w:tcPr>
     <w:tblStylePr w:type="firstRow">
       <w:rPr>
-        <w:rFonts w:ascii="Arial" w:eastAsia="Arial" w:hAnsi="Arial" w:cs="Arial"/>
         <w:b/>
         <w:bCs/>
       </w:rPr>
@@ -10332,7 +10574,6 @@
     </w:tcPr>
     <w:tblStylePr w:type="firstRow">
       <w:rPr>
-        <w:rFonts w:ascii="Arial" w:eastAsia="Arial" w:hAnsi="Arial" w:cs="Arial"/>
         <w:b/>
         <w:bCs/>
       </w:rPr>
@@ -10440,7 +10681,6 @@
     </w:tcPr>
     <w:tblStylePr w:type="firstRow">
       <w:rPr>
-        <w:rFonts w:ascii="Arial" w:eastAsia="Arial" w:hAnsi="Arial" w:cs="Arial"/>
         <w:b/>
         <w:bCs/>
       </w:rPr>
@@ -10548,7 +10788,6 @@
     </w:tcPr>
     <w:tblStylePr w:type="firstRow">
       <w:rPr>
-        <w:rFonts w:ascii="Arial" w:eastAsia="Arial" w:hAnsi="Arial" w:cs="Arial"/>
         <w:b/>
         <w:bCs/>
       </w:rPr>
@@ -10656,7 +10895,6 @@
     </w:tcPr>
     <w:tblStylePr w:type="firstRow">
       <w:rPr>
-        <w:rFonts w:ascii="Arial" w:eastAsia="Arial" w:hAnsi="Arial" w:cs="Arial"/>
         <w:b/>
         <w:bCs/>
       </w:rPr>
@@ -10764,7 +11002,6 @@
     </w:tcPr>
     <w:tblStylePr w:type="firstRow">
       <w:rPr>
-        <w:rFonts w:ascii="Arial" w:eastAsia="Arial" w:hAnsi="Arial" w:cs="Arial"/>
         <w:b/>
         <w:bCs/>
       </w:rPr>
@@ -10880,7 +11117,6 @@
     </w:tcPr>
     <w:tblStylePr w:type="firstRow">
       <w:rPr>
-        <w:rFonts w:ascii="Arial" w:eastAsia="Arial" w:hAnsi="Arial" w:cs="Arial"/>
         <w:b/>
         <w:bCs/>
       </w:rPr>
@@ -10899,7 +11135,6 @@
     </w:tblStylePr>
     <w:tblStylePr w:type="lastRow">
       <w:rPr>
-        <w:rFonts w:ascii="Arial" w:eastAsia="Arial" w:hAnsi="Arial" w:cs="Arial"/>
         <w:b/>
         <w:bCs/>
         <w:color w:val="FFFFFF" w:themeColor="background1"/>
@@ -10914,7 +11149,6 @@
     </w:tblStylePr>
     <w:tblStylePr w:type="firstCol">
       <w:rPr>
-        <w:rFonts w:ascii="Arial" w:eastAsia="Arial" w:hAnsi="Arial" w:cs="Arial"/>
         <w:color w:val="FFFFFF" w:themeColor="background1"/>
       </w:rPr>
       <w:tblPr/>
@@ -10932,7 +11166,6 @@
     </w:tblStylePr>
     <w:tblStylePr w:type="lastCol">
       <w:rPr>
-        <w:rFonts w:ascii="Arial" w:eastAsia="Arial" w:hAnsi="Arial" w:cs="Arial"/>
         <w:color w:val="FFFFFF" w:themeColor="background1"/>
       </w:rPr>
       <w:tblPr/>
@@ -10962,13 +11195,11 @@
     </w:tblStylePr>
     <w:tblStylePr w:type="neCell">
       <w:rPr>
-        <w:rFonts w:ascii="Arial" w:eastAsia="Arial" w:hAnsi="Arial" w:cs="Arial"/>
         <w:color w:val="000000" w:themeColor="text1"/>
       </w:rPr>
     </w:tblStylePr>
     <w:tblStylePr w:type="nwCell">
       <w:rPr>
-        <w:rFonts w:ascii="Arial" w:eastAsia="Arial" w:hAnsi="Arial" w:cs="Arial"/>
         <w:color w:val="000000" w:themeColor="text1"/>
       </w:rPr>
     </w:tblStylePr>
@@ -11001,7 +11232,6 @@
     </w:tcPr>
     <w:tblStylePr w:type="firstRow">
       <w:rPr>
-        <w:rFonts w:ascii="Arial" w:eastAsia="Arial" w:hAnsi="Arial" w:cs="Arial"/>
         <w:b/>
         <w:bCs/>
       </w:rPr>
@@ -11020,7 +11250,6 @@
     </w:tblStylePr>
     <w:tblStylePr w:type="lastRow">
       <w:rPr>
-        <w:rFonts w:ascii="Arial" w:eastAsia="Arial" w:hAnsi="Arial" w:cs="Arial"/>
         <w:b/>
         <w:bCs/>
         <w:color w:val="FFFFFF" w:themeColor="background1"/>
@@ -11035,7 +11264,6 @@
     </w:tblStylePr>
     <w:tblStylePr w:type="firstCol">
       <w:rPr>
-        <w:rFonts w:ascii="Arial" w:eastAsia="Arial" w:hAnsi="Arial" w:cs="Arial"/>
         <w:color w:val="FFFFFF" w:themeColor="background1"/>
       </w:rPr>
       <w:tblPr/>
@@ -11053,7 +11281,6 @@
     </w:tblStylePr>
     <w:tblStylePr w:type="lastCol">
       <w:rPr>
-        <w:rFonts w:ascii="Arial" w:eastAsia="Arial" w:hAnsi="Arial" w:cs="Arial"/>
         <w:color w:val="FFFFFF" w:themeColor="background1"/>
       </w:rPr>
       <w:tblPr/>
@@ -11083,13 +11310,11 @@
     </w:tblStylePr>
     <w:tblStylePr w:type="neCell">
       <w:rPr>
-        <w:rFonts w:ascii="Arial" w:eastAsia="Arial" w:hAnsi="Arial" w:cs="Arial"/>
         <w:color w:val="000000" w:themeColor="text1"/>
       </w:rPr>
     </w:tblStylePr>
     <w:tblStylePr w:type="nwCell">
       <w:rPr>
-        <w:rFonts w:ascii="Arial" w:eastAsia="Arial" w:hAnsi="Arial" w:cs="Arial"/>
         <w:color w:val="000000" w:themeColor="text1"/>
       </w:rPr>
     </w:tblStylePr>
@@ -11122,7 +11347,6 @@
     </w:tcPr>
     <w:tblStylePr w:type="firstRow">
       <w:rPr>
-        <w:rFonts w:ascii="Arial" w:eastAsia="Arial" w:hAnsi="Arial" w:cs="Arial"/>
         <w:b/>
         <w:bCs/>
       </w:rPr>
@@ -11141,7 +11365,6 @@
     </w:tblStylePr>
     <w:tblStylePr w:type="lastRow">
       <w:rPr>
-        <w:rFonts w:ascii="Arial" w:eastAsia="Arial" w:hAnsi="Arial" w:cs="Arial"/>
         <w:b/>
         <w:bCs/>
         <w:color w:val="FFFFFF" w:themeColor="background1"/>
@@ -11156,7 +11379,6 @@
     </w:tblStylePr>
     <w:tblStylePr w:type="firstCol">
       <w:rPr>
-        <w:rFonts w:ascii="Arial" w:eastAsia="Arial" w:hAnsi="Arial" w:cs="Arial"/>
         <w:color w:val="FFFFFF" w:themeColor="background1"/>
       </w:rPr>
       <w:tblPr/>
@@ -11174,7 +11396,6 @@
     </w:tblStylePr>
     <w:tblStylePr w:type="lastCol">
       <w:rPr>
-        <w:rFonts w:ascii="Arial" w:eastAsia="Arial" w:hAnsi="Arial" w:cs="Arial"/>
         <w:color w:val="FFFFFF" w:themeColor="background1"/>
       </w:rPr>
       <w:tblPr/>
@@ -11204,13 +11425,11 @@
     </w:tblStylePr>
     <w:tblStylePr w:type="neCell">
       <w:rPr>
-        <w:rFonts w:ascii="Arial" w:eastAsia="Arial" w:hAnsi="Arial" w:cs="Arial"/>
         <w:color w:val="000000" w:themeColor="text1"/>
       </w:rPr>
     </w:tblStylePr>
     <w:tblStylePr w:type="nwCell">
       <w:rPr>
-        <w:rFonts w:ascii="Arial" w:eastAsia="Arial" w:hAnsi="Arial" w:cs="Arial"/>
         <w:color w:val="000000" w:themeColor="text1"/>
       </w:rPr>
     </w:tblStylePr>
@@ -11243,7 +11462,6 @@
     </w:tcPr>
     <w:tblStylePr w:type="firstRow">
       <w:rPr>
-        <w:rFonts w:ascii="Arial" w:eastAsia="Arial" w:hAnsi="Arial" w:cs="Arial"/>
         <w:b/>
         <w:bCs/>
       </w:rPr>
@@ -11262,7 +11480,6 @@
     </w:tblStylePr>
     <w:tblStylePr w:type="lastRow">
       <w:rPr>
-        <w:rFonts w:ascii="Arial" w:eastAsia="Arial" w:hAnsi="Arial" w:cs="Arial"/>
         <w:b/>
         <w:bCs/>
         <w:color w:val="FFFFFF" w:themeColor="background1"/>
@@ -11277,7 +11494,6 @@
     </w:tblStylePr>
     <w:tblStylePr w:type="firstCol">
       <w:rPr>
-        <w:rFonts w:ascii="Arial" w:eastAsia="Arial" w:hAnsi="Arial" w:cs="Arial"/>
         <w:color w:val="FFFFFF" w:themeColor="background1"/>
       </w:rPr>
       <w:tblPr/>
@@ -11295,7 +11511,6 @@
     </w:tblStylePr>
     <w:tblStylePr w:type="lastCol">
       <w:rPr>
-        <w:rFonts w:ascii="Arial" w:eastAsia="Arial" w:hAnsi="Arial" w:cs="Arial"/>
         <w:color w:val="FFFFFF" w:themeColor="background1"/>
       </w:rPr>
       <w:tblPr/>
@@ -11352,7 +11567,6 @@
     </w:tcPr>
     <w:tblStylePr w:type="firstRow">
       <w:rPr>
-        <w:rFonts w:ascii="Arial" w:eastAsia="Arial" w:hAnsi="Arial" w:cs="Arial"/>
         <w:b/>
         <w:bCs/>
       </w:rPr>
@@ -11371,7 +11585,6 @@
     </w:tblStylePr>
     <w:tblStylePr w:type="lastRow">
       <w:rPr>
-        <w:rFonts w:ascii="Arial" w:eastAsia="Arial" w:hAnsi="Arial" w:cs="Arial"/>
         <w:b/>
         <w:bCs/>
         <w:color w:val="FFFFFF" w:themeColor="background1"/>
@@ -11386,7 +11599,6 @@
     </w:tblStylePr>
     <w:tblStylePr w:type="firstCol">
       <w:rPr>
-        <w:rFonts w:ascii="Arial" w:eastAsia="Arial" w:hAnsi="Arial" w:cs="Arial"/>
         <w:color w:val="FFFFFF" w:themeColor="background1"/>
       </w:rPr>
       <w:tblPr/>
@@ -11404,7 +11616,6 @@
     </w:tblStylePr>
     <w:tblStylePr w:type="lastCol">
       <w:rPr>
-        <w:rFonts w:ascii="Arial" w:eastAsia="Arial" w:hAnsi="Arial" w:cs="Arial"/>
         <w:color w:val="FFFFFF" w:themeColor="background1"/>
       </w:rPr>
       <w:tblPr/>
@@ -11434,13 +11645,11 @@
     </w:tblStylePr>
     <w:tblStylePr w:type="neCell">
       <w:rPr>
-        <w:rFonts w:ascii="Arial" w:eastAsia="Arial" w:hAnsi="Arial" w:cs="Arial"/>
         <w:color w:val="000000" w:themeColor="text1"/>
       </w:rPr>
     </w:tblStylePr>
     <w:tblStylePr w:type="nwCell">
       <w:rPr>
-        <w:rFonts w:ascii="Arial" w:eastAsia="Arial" w:hAnsi="Arial" w:cs="Arial"/>
         <w:color w:val="000000" w:themeColor="text1"/>
       </w:rPr>
     </w:tblStylePr>
@@ -11473,7 +11682,6 @@
     </w:tcPr>
     <w:tblStylePr w:type="firstRow">
       <w:rPr>
-        <w:rFonts w:ascii="Arial" w:eastAsia="Arial" w:hAnsi="Arial" w:cs="Arial"/>
         <w:b/>
         <w:bCs/>
       </w:rPr>
@@ -11492,7 +11700,6 @@
     </w:tblStylePr>
     <w:tblStylePr w:type="lastRow">
       <w:rPr>
-        <w:rFonts w:ascii="Arial" w:eastAsia="Arial" w:hAnsi="Arial" w:cs="Arial"/>
         <w:b/>
         <w:bCs/>
         <w:color w:val="FFFFFF" w:themeColor="background1"/>
@@ -11507,7 +11714,6 @@
     </w:tblStylePr>
     <w:tblStylePr w:type="firstCol">
       <w:rPr>
-        <w:rFonts w:ascii="Arial" w:eastAsia="Arial" w:hAnsi="Arial" w:cs="Arial"/>
         <w:color w:val="FFFFFF" w:themeColor="background1"/>
       </w:rPr>
       <w:tblPr/>
@@ -11525,7 +11731,6 @@
     </w:tblStylePr>
     <w:tblStylePr w:type="lastCol">
       <w:rPr>
-        <w:rFonts w:ascii="Arial" w:eastAsia="Arial" w:hAnsi="Arial" w:cs="Arial"/>
         <w:color w:val="FFFFFF" w:themeColor="background1"/>
       </w:rPr>
       <w:tblPr/>
@@ -11555,13 +11760,11 @@
     </w:tblStylePr>
     <w:tblStylePr w:type="neCell">
       <w:rPr>
-        <w:rFonts w:ascii="Arial" w:eastAsia="Arial" w:hAnsi="Arial" w:cs="Arial"/>
         <w:color w:val="000000" w:themeColor="text1"/>
       </w:rPr>
     </w:tblStylePr>
     <w:tblStylePr w:type="nwCell">
       <w:rPr>
-        <w:rFonts w:ascii="Arial" w:eastAsia="Arial" w:hAnsi="Arial" w:cs="Arial"/>
         <w:color w:val="000000" w:themeColor="text1"/>
       </w:rPr>
     </w:tblStylePr>
@@ -11594,7 +11797,6 @@
     </w:tcPr>
     <w:tblStylePr w:type="firstRow">
       <w:rPr>
-        <w:rFonts w:ascii="Arial" w:eastAsia="Arial" w:hAnsi="Arial" w:cs="Arial"/>
         <w:b/>
         <w:bCs/>
       </w:rPr>
@@ -11613,7 +11815,6 @@
     </w:tblStylePr>
     <w:tblStylePr w:type="lastRow">
       <w:rPr>
-        <w:rFonts w:ascii="Arial" w:eastAsia="Arial" w:hAnsi="Arial" w:cs="Arial"/>
         <w:b/>
         <w:bCs/>
         <w:color w:val="FFFFFF" w:themeColor="background1"/>
@@ -11628,7 +11829,6 @@
     </w:tblStylePr>
     <w:tblStylePr w:type="firstCol">
       <w:rPr>
-        <w:rFonts w:ascii="Arial" w:eastAsia="Arial" w:hAnsi="Arial" w:cs="Arial"/>
         <w:color w:val="FFFFFF" w:themeColor="background1"/>
       </w:rPr>
       <w:tblPr/>
@@ -11646,7 +11846,6 @@
     </w:tblStylePr>
     <w:tblStylePr w:type="lastCol">
       <w:rPr>
-        <w:rFonts w:ascii="Arial" w:eastAsia="Arial" w:hAnsi="Arial" w:cs="Arial"/>
         <w:color w:val="FFFFFF" w:themeColor="background1"/>
       </w:rPr>
       <w:tblPr/>
@@ -11676,13 +11875,11 @@
     </w:tblStylePr>
     <w:tblStylePr w:type="neCell">
       <w:rPr>
-        <w:rFonts w:ascii="Arial" w:eastAsia="Arial" w:hAnsi="Arial" w:cs="Arial"/>
         <w:color w:val="000000" w:themeColor="text1"/>
       </w:rPr>
     </w:tblStylePr>
     <w:tblStylePr w:type="nwCell">
       <w:rPr>
-        <w:rFonts w:ascii="Arial" w:eastAsia="Arial" w:hAnsi="Arial" w:cs="Arial"/>
         <w:color w:val="000000" w:themeColor="text1"/>
       </w:rPr>
     </w:tblStylePr>
@@ -11707,7 +11904,6 @@
     </w:tcPr>
     <w:tblStylePr w:type="firstRow">
       <w:rPr>
-        <w:rFonts w:ascii="Arial" w:eastAsia="Arial" w:hAnsi="Arial" w:cs="Arial"/>
         <w:b/>
         <w:bCs/>
         <w:color w:val="FFFFFF" w:themeColor="background1"/>
@@ -11722,7 +11918,6 @@
     </w:tblStylePr>
     <w:tblStylePr w:type="lastRow">
       <w:rPr>
-        <w:rFonts w:ascii="Arial" w:eastAsia="Arial" w:hAnsi="Arial" w:cs="Arial"/>
         <w:b/>
         <w:bCs/>
         <w:color w:val="9E3A38" w:themeColor="accent2" w:themeShade="CC"/>
@@ -11737,14 +11932,12 @@
     </w:tblStylePr>
     <w:tblStylePr w:type="firstCol">
       <w:rPr>
-        <w:rFonts w:ascii="Arial" w:eastAsia="Arial" w:hAnsi="Arial" w:cs="Arial"/>
         <w:b/>
         <w:bCs/>
       </w:rPr>
     </w:tblStylePr>
     <w:tblStylePr w:type="lastCol">
       <w:rPr>
-        <w:rFonts w:ascii="Arial" w:eastAsia="Arial" w:hAnsi="Arial" w:cs="Arial"/>
         <w:b/>
         <w:bCs/>
       </w:rPr>
@@ -11790,7 +11983,6 @@
     </w:tcPr>
     <w:tblStylePr w:type="firstRow">
       <w:rPr>
-        <w:rFonts w:ascii="Arial" w:eastAsia="Arial" w:hAnsi="Arial" w:cs="Arial"/>
         <w:b/>
         <w:bCs/>
         <w:color w:val="FFFFFF" w:themeColor="background1"/>
@@ -11805,7 +11997,6 @@
     </w:tblStylePr>
     <w:tblStylePr w:type="lastRow">
       <w:rPr>
-        <w:rFonts w:ascii="Arial" w:eastAsia="Arial" w:hAnsi="Arial" w:cs="Arial"/>
         <w:b/>
         <w:bCs/>
         <w:color w:val="9E3A38" w:themeColor="accent2" w:themeShade="CC"/>
@@ -11820,14 +12011,12 @@
     </w:tblStylePr>
     <w:tblStylePr w:type="firstCol">
       <w:rPr>
-        <w:rFonts w:ascii="Arial" w:eastAsia="Arial" w:hAnsi="Arial" w:cs="Arial"/>
         <w:b/>
         <w:bCs/>
       </w:rPr>
     </w:tblStylePr>
     <w:tblStylePr w:type="lastCol">
       <w:rPr>
-        <w:rFonts w:ascii="Arial" w:eastAsia="Arial" w:hAnsi="Arial" w:cs="Arial"/>
         <w:b/>
         <w:bCs/>
       </w:rPr>
@@ -11873,7 +12062,6 @@
     </w:tcPr>
     <w:tblStylePr w:type="firstRow">
       <w:rPr>
-        <w:rFonts w:ascii="Arial" w:eastAsia="Arial" w:hAnsi="Arial" w:cs="Arial"/>
         <w:b/>
         <w:bCs/>
         <w:color w:val="FFFFFF" w:themeColor="background1"/>
@@ -11888,7 +12076,6 @@
     </w:tblStylePr>
     <w:tblStylePr w:type="lastRow">
       <w:rPr>
-        <w:rFonts w:ascii="Arial" w:eastAsia="Arial" w:hAnsi="Arial" w:cs="Arial"/>
         <w:b/>
         <w:bCs/>
         <w:color w:val="9E3A38" w:themeColor="accent2" w:themeShade="CC"/>
@@ -11903,14 +12090,12 @@
     </w:tblStylePr>
     <w:tblStylePr w:type="firstCol">
       <w:rPr>
-        <w:rFonts w:ascii="Arial" w:eastAsia="Arial" w:hAnsi="Arial" w:cs="Arial"/>
         <w:b/>
         <w:bCs/>
       </w:rPr>
     </w:tblStylePr>
     <w:tblStylePr w:type="lastCol">
       <w:rPr>
-        <w:rFonts w:ascii="Arial" w:eastAsia="Arial" w:hAnsi="Arial" w:cs="Arial"/>
         <w:b/>
         <w:bCs/>
       </w:rPr>
@@ -11956,7 +12141,6 @@
     </w:tcPr>
     <w:tblStylePr w:type="firstRow">
       <w:rPr>
-        <w:rFonts w:ascii="Arial" w:eastAsia="Arial" w:hAnsi="Arial" w:cs="Arial"/>
         <w:b/>
         <w:bCs/>
         <w:color w:val="FFFFFF" w:themeColor="background1"/>
@@ -11971,7 +12155,6 @@
     </w:tblStylePr>
     <w:tblStylePr w:type="lastRow">
       <w:rPr>
-        <w:rFonts w:ascii="Arial" w:eastAsia="Arial" w:hAnsi="Arial" w:cs="Arial"/>
         <w:b/>
         <w:bCs/>
         <w:color w:val="664E82" w:themeColor="accent4" w:themeShade="CC"/>
@@ -11986,14 +12169,12 @@
     </w:tblStylePr>
     <w:tblStylePr w:type="firstCol">
       <w:rPr>
-        <w:rFonts w:ascii="Arial" w:eastAsia="Arial" w:hAnsi="Arial" w:cs="Arial"/>
         <w:b/>
         <w:bCs/>
       </w:rPr>
     </w:tblStylePr>
     <w:tblStylePr w:type="lastCol">
       <w:rPr>
-        <w:rFonts w:ascii="Arial" w:eastAsia="Arial" w:hAnsi="Arial" w:cs="Arial"/>
         <w:b/>
         <w:bCs/>
       </w:rPr>
@@ -12039,7 +12220,6 @@
     </w:tcPr>
     <w:tblStylePr w:type="firstRow">
       <w:rPr>
-        <w:rFonts w:ascii="Arial" w:eastAsia="Arial" w:hAnsi="Arial" w:cs="Arial"/>
         <w:b/>
         <w:bCs/>
         <w:color w:val="FFFFFF" w:themeColor="background1"/>
@@ -12054,7 +12234,6 @@
     </w:tblStylePr>
     <w:tblStylePr w:type="lastRow">
       <w:rPr>
-        <w:rFonts w:ascii="Arial" w:eastAsia="Arial" w:hAnsi="Arial" w:cs="Arial"/>
         <w:b/>
         <w:bCs/>
         <w:color w:val="7E9C40" w:themeColor="accent3" w:themeShade="CC"/>
@@ -12069,14 +12248,12 @@
     </w:tblStylePr>
     <w:tblStylePr w:type="firstCol">
       <w:rPr>
-        <w:rFonts w:ascii="Arial" w:eastAsia="Arial" w:hAnsi="Arial" w:cs="Arial"/>
         <w:b/>
         <w:bCs/>
       </w:rPr>
     </w:tblStylePr>
     <w:tblStylePr w:type="lastCol">
       <w:rPr>
-        <w:rFonts w:ascii="Arial" w:eastAsia="Arial" w:hAnsi="Arial" w:cs="Arial"/>
         <w:b/>
         <w:bCs/>
       </w:rPr>
@@ -12122,7 +12299,6 @@
     </w:tcPr>
     <w:tblStylePr w:type="firstRow">
       <w:rPr>
-        <w:rFonts w:ascii="Arial" w:eastAsia="Arial" w:hAnsi="Arial" w:cs="Arial"/>
         <w:b/>
         <w:bCs/>
         <w:color w:val="FFFFFF" w:themeColor="background1"/>
@@ -12137,7 +12313,6 @@
     </w:tblStylePr>
     <w:tblStylePr w:type="lastRow">
       <w:rPr>
-        <w:rFonts w:ascii="Arial" w:eastAsia="Arial" w:hAnsi="Arial" w:cs="Arial"/>
         <w:b/>
         <w:bCs/>
         <w:color w:val="F2730A" w:themeColor="accent6" w:themeShade="CC"/>
@@ -12152,14 +12327,12 @@
     </w:tblStylePr>
     <w:tblStylePr w:type="firstCol">
       <w:rPr>
-        <w:rFonts w:ascii="Arial" w:eastAsia="Arial" w:hAnsi="Arial" w:cs="Arial"/>
         <w:b/>
         <w:bCs/>
       </w:rPr>
     </w:tblStylePr>
     <w:tblStylePr w:type="lastCol">
       <w:rPr>
-        <w:rFonts w:ascii="Arial" w:eastAsia="Arial" w:hAnsi="Arial" w:cs="Arial"/>
         <w:b/>
         <w:bCs/>
       </w:rPr>
@@ -12205,7 +12378,6 @@
     </w:tcPr>
     <w:tblStylePr w:type="firstRow">
       <w:rPr>
-        <w:rFonts w:ascii="Arial" w:eastAsia="Arial" w:hAnsi="Arial" w:cs="Arial"/>
         <w:b/>
         <w:bCs/>
         <w:color w:val="FFFFFF" w:themeColor="background1"/>
@@ -12220,7 +12392,6 @@
     </w:tblStylePr>
     <w:tblStylePr w:type="lastRow">
       <w:rPr>
-        <w:rFonts w:ascii="Arial" w:eastAsia="Arial" w:hAnsi="Arial" w:cs="Arial"/>
         <w:b/>
         <w:bCs/>
         <w:color w:val="348DA5" w:themeColor="accent5" w:themeShade="CC"/>
@@ -12235,14 +12406,12 @@
     </w:tblStylePr>
     <w:tblStylePr w:type="firstCol">
       <w:rPr>
-        <w:rFonts w:ascii="Arial" w:eastAsia="Arial" w:hAnsi="Arial" w:cs="Arial"/>
         <w:b/>
         <w:bCs/>
       </w:rPr>
     </w:tblStylePr>
     <w:tblStylePr w:type="lastCol">
       <w:rPr>
-        <w:rFonts w:ascii="Arial" w:eastAsia="Arial" w:hAnsi="Arial" w:cs="Arial"/>
         <w:b/>
         <w:bCs/>
       </w:rPr>
@@ -12291,7 +12460,6 @@
     </w:tcPr>
     <w:tblStylePr w:type="firstRow">
       <w:rPr>
-        <w:rFonts w:ascii="Arial" w:eastAsia="Arial" w:hAnsi="Arial" w:cs="Arial"/>
         <w:b/>
         <w:bCs/>
       </w:rPr>
@@ -12302,7 +12470,6 @@
     </w:tblStylePr>
     <w:tblStylePr w:type="lastRow">
       <w:rPr>
-        <w:rFonts w:ascii="Arial" w:eastAsia="Arial" w:hAnsi="Arial" w:cs="Arial"/>
         <w:b/>
         <w:bCs/>
         <w:color w:val="000000" w:themeColor="text1"/>
@@ -12314,7 +12481,6 @@
     </w:tblStylePr>
     <w:tblStylePr w:type="firstCol">
       <w:rPr>
-        <w:rFonts w:ascii="Arial" w:eastAsia="Arial" w:hAnsi="Arial" w:cs="Arial"/>
         <w:color w:val="FFFFFF" w:themeColor="background1"/>
       </w:rPr>
       <w:tblPr/>
@@ -12324,7 +12490,6 @@
     </w:tblStylePr>
     <w:tblStylePr w:type="lastCol">
       <w:rPr>
-        <w:rFonts w:ascii="Arial" w:eastAsia="Arial" w:hAnsi="Arial" w:cs="Arial"/>
         <w:color w:val="FFFFFF" w:themeColor="background1"/>
       </w:rPr>
       <w:tblPr/>
@@ -12368,7 +12533,6 @@
     </w:tcPr>
     <w:tblStylePr w:type="firstRow">
       <w:rPr>
-        <w:rFonts w:ascii="Arial" w:eastAsia="Arial" w:hAnsi="Arial" w:cs="Arial"/>
         <w:b/>
         <w:bCs/>
       </w:rPr>
@@ -12379,7 +12543,6 @@
     </w:tblStylePr>
     <w:tblStylePr w:type="lastRow">
       <w:rPr>
-        <w:rFonts w:ascii="Arial" w:eastAsia="Arial" w:hAnsi="Arial" w:cs="Arial"/>
         <w:b/>
         <w:bCs/>
         <w:color w:val="000000" w:themeColor="text1"/>
@@ -12391,7 +12554,6 @@
     </w:tblStylePr>
     <w:tblStylePr w:type="firstCol">
       <w:rPr>
-        <w:rFonts w:ascii="Arial" w:eastAsia="Arial" w:hAnsi="Arial" w:cs="Arial"/>
         <w:color w:val="FFFFFF" w:themeColor="background1"/>
       </w:rPr>
       <w:tblPr/>
@@ -12401,7 +12563,6 @@
     </w:tblStylePr>
     <w:tblStylePr w:type="lastCol">
       <w:rPr>
-        <w:rFonts w:ascii="Arial" w:eastAsia="Arial" w:hAnsi="Arial" w:cs="Arial"/>
         <w:color w:val="FFFFFF" w:themeColor="background1"/>
       </w:rPr>
       <w:tblPr/>
@@ -12445,7 +12606,6 @@
     </w:tcPr>
     <w:tblStylePr w:type="firstRow">
       <w:rPr>
-        <w:rFonts w:ascii="Arial" w:eastAsia="Arial" w:hAnsi="Arial" w:cs="Arial"/>
         <w:b/>
         <w:bCs/>
       </w:rPr>
@@ -12456,7 +12616,6 @@
     </w:tblStylePr>
     <w:tblStylePr w:type="lastRow">
       <w:rPr>
-        <w:rFonts w:ascii="Arial" w:eastAsia="Arial" w:hAnsi="Arial" w:cs="Arial"/>
         <w:b/>
         <w:bCs/>
         <w:color w:val="000000" w:themeColor="text1"/>
@@ -12468,7 +12627,6 @@
     </w:tblStylePr>
     <w:tblStylePr w:type="firstCol">
       <w:rPr>
-        <w:rFonts w:ascii="Arial" w:eastAsia="Arial" w:hAnsi="Arial" w:cs="Arial"/>
         <w:color w:val="FFFFFF" w:themeColor="background1"/>
       </w:rPr>
       <w:tblPr/>
@@ -12478,7 +12636,6 @@
     </w:tblStylePr>
     <w:tblStylePr w:type="lastCol">
       <w:rPr>
-        <w:rFonts w:ascii="Arial" w:eastAsia="Arial" w:hAnsi="Arial" w:cs="Arial"/>
         <w:color w:val="FFFFFF" w:themeColor="background1"/>
       </w:rPr>
       <w:tblPr/>
@@ -12522,7 +12679,6 @@
     </w:tcPr>
     <w:tblStylePr w:type="firstRow">
       <w:rPr>
-        <w:rFonts w:ascii="Arial" w:eastAsia="Arial" w:hAnsi="Arial" w:cs="Arial"/>
         <w:b/>
         <w:bCs/>
       </w:rPr>
@@ -12533,7 +12689,6 @@
     </w:tblStylePr>
     <w:tblStylePr w:type="lastRow">
       <w:rPr>
-        <w:rFonts w:ascii="Arial" w:eastAsia="Arial" w:hAnsi="Arial" w:cs="Arial"/>
         <w:b/>
         <w:bCs/>
         <w:color w:val="000000" w:themeColor="text1"/>
@@ -12545,7 +12700,6 @@
     </w:tblStylePr>
     <w:tblStylePr w:type="firstCol">
       <w:rPr>
-        <w:rFonts w:ascii="Arial" w:eastAsia="Arial" w:hAnsi="Arial" w:cs="Arial"/>
         <w:color w:val="FFFFFF" w:themeColor="background1"/>
       </w:rPr>
       <w:tblPr/>
@@ -12555,7 +12709,6 @@
     </w:tblStylePr>
     <w:tblStylePr w:type="lastCol">
       <w:rPr>
-        <w:rFonts w:ascii="Arial" w:eastAsia="Arial" w:hAnsi="Arial" w:cs="Arial"/>
         <w:color w:val="FFFFFF" w:themeColor="background1"/>
       </w:rPr>
       <w:tblPr/>
@@ -12599,7 +12752,6 @@
     </w:tcPr>
     <w:tblStylePr w:type="firstRow">
       <w:rPr>
-        <w:rFonts w:ascii="Arial" w:eastAsia="Arial" w:hAnsi="Arial" w:cs="Arial"/>
         <w:b/>
         <w:bCs/>
       </w:rPr>
@@ -12610,7 +12762,6 @@
     </w:tblStylePr>
     <w:tblStylePr w:type="lastRow">
       <w:rPr>
-        <w:rFonts w:ascii="Arial" w:eastAsia="Arial" w:hAnsi="Arial" w:cs="Arial"/>
         <w:b/>
         <w:bCs/>
         <w:color w:val="000000" w:themeColor="text1"/>
@@ -12622,7 +12773,6 @@
     </w:tblStylePr>
     <w:tblStylePr w:type="firstCol">
       <w:rPr>
-        <w:rFonts w:ascii="Arial" w:eastAsia="Arial" w:hAnsi="Arial" w:cs="Arial"/>
         <w:color w:val="FFFFFF" w:themeColor="background1"/>
       </w:rPr>
       <w:tblPr/>
@@ -12632,7 +12782,6 @@
     </w:tblStylePr>
     <w:tblStylePr w:type="lastCol">
       <w:rPr>
-        <w:rFonts w:ascii="Arial" w:eastAsia="Arial" w:hAnsi="Arial" w:cs="Arial"/>
         <w:color w:val="FFFFFF" w:themeColor="background1"/>
       </w:rPr>
       <w:tblPr/>
@@ -12676,7 +12825,6 @@
     </w:tcPr>
     <w:tblStylePr w:type="firstRow">
       <w:rPr>
-        <w:rFonts w:ascii="Arial" w:eastAsia="Arial" w:hAnsi="Arial" w:cs="Arial"/>
         <w:b/>
         <w:bCs/>
       </w:rPr>
@@ -12687,7 +12835,6 @@
     </w:tblStylePr>
     <w:tblStylePr w:type="lastRow">
       <w:rPr>
-        <w:rFonts w:ascii="Arial" w:eastAsia="Arial" w:hAnsi="Arial" w:cs="Arial"/>
         <w:b/>
         <w:bCs/>
         <w:color w:val="000000" w:themeColor="text1"/>
@@ -12699,7 +12846,6 @@
     </w:tblStylePr>
     <w:tblStylePr w:type="firstCol">
       <w:rPr>
-        <w:rFonts w:ascii="Arial" w:eastAsia="Arial" w:hAnsi="Arial" w:cs="Arial"/>
         <w:color w:val="FFFFFF" w:themeColor="background1"/>
       </w:rPr>
       <w:tblPr/>
@@ -12709,7 +12855,6 @@
     </w:tblStylePr>
     <w:tblStylePr w:type="lastCol">
       <w:rPr>
-        <w:rFonts w:ascii="Arial" w:eastAsia="Arial" w:hAnsi="Arial" w:cs="Arial"/>
         <w:color w:val="FFFFFF" w:themeColor="background1"/>
       </w:rPr>
       <w:tblPr/>
@@ -12753,7 +12898,6 @@
     </w:tcPr>
     <w:tblStylePr w:type="firstRow">
       <w:rPr>
-        <w:rFonts w:ascii="Arial" w:eastAsia="Arial" w:hAnsi="Arial" w:cs="Arial"/>
         <w:b/>
         <w:bCs/>
       </w:rPr>
@@ -12764,7 +12908,6 @@
     </w:tblStylePr>
     <w:tblStylePr w:type="lastRow">
       <w:rPr>
-        <w:rFonts w:ascii="Arial" w:eastAsia="Arial" w:hAnsi="Arial" w:cs="Arial"/>
         <w:b/>
         <w:bCs/>
         <w:color w:val="000000" w:themeColor="text1"/>
@@ -12776,7 +12919,6 @@
     </w:tblStylePr>
     <w:tblStylePr w:type="firstCol">
       <w:rPr>
-        <w:rFonts w:ascii="Arial" w:eastAsia="Arial" w:hAnsi="Arial" w:cs="Arial"/>
         <w:color w:val="FFFFFF" w:themeColor="background1"/>
       </w:rPr>
       <w:tblPr/>
@@ -12786,7 +12928,6 @@
     </w:tblStylePr>
     <w:tblStylePr w:type="lastCol">
       <w:rPr>
-        <w:rFonts w:ascii="Arial" w:eastAsia="Arial" w:hAnsi="Arial" w:cs="Arial"/>
         <w:color w:val="FFFFFF" w:themeColor="background1"/>
       </w:rPr>
       <w:tblPr/>
@@ -12806,6 +12947,45 @@
         <w:shd w:val="clear" w:color="auto" w:fill="FBCAA2" w:themeFill="accent6" w:themeFillTint="7F"/>
       </w:tcPr>
     </w:tblStylePr>
+  </w:style>
+  <w:style w:type="paragraph" w:styleId="CommentText">
+    <w:name w:val="annotation text"/>
+    <w:basedOn w:val="Normal"/>
+    <w:link w:val="CommentTextChar"/>
+    <w:uiPriority w:val="99"/>
+    <w:semiHidden/>
+    <w:unhideWhenUsed/>
+    <w:pPr>
+      <w:spacing w:line="240" w:lineRule="auto"/>
+    </w:pPr>
+    <w:rPr>
+      <w:sz w:val="20"/>
+      <w:szCs w:val="20"/>
+    </w:rPr>
+  </w:style>
+  <w:style w:type="character" w:customStyle="1" w:styleId="CommentTextChar">
+    <w:name w:val="Comment Text Char"/>
+    <w:basedOn w:val="DefaultParagraphFont"/>
+    <w:link w:val="CommentText"/>
+    <w:uiPriority w:val="99"/>
+    <w:semiHidden/>
+    <w:rPr>
+      <w:rFonts w:ascii="Arial" w:hAnsi="Arial"/>
+      <w:color w:val="000000"/>
+      <w:sz w:val="20"/>
+      <w:szCs w:val="20"/>
+    </w:rPr>
+  </w:style>
+  <w:style w:type="character" w:styleId="CommentReference">
+    <w:name w:val="annotation reference"/>
+    <w:basedOn w:val="DefaultParagraphFont"/>
+    <w:uiPriority w:val="99"/>
+    <w:semiHidden/>
+    <w:unhideWhenUsed/>
+    <w:rPr>
+      <w:sz w:val="16"/>
+      <w:szCs w:val="16"/>
+    </w:rPr>
   </w:style>
 </w:styles>
 </file>
@@ -12853,7 +13033,7 @@
     </a:clrScheme>
     <a:fontScheme name="Office">
       <a:majorFont>
-        <a:latin typeface="Arial"/>
+        <a:latin typeface="Calibri"/>
         <a:ea typeface=""/>
         <a:cs typeface=""/>
         <a:font script="Jpan" typeface="ＭＳ ゴシック"/>
@@ -12888,7 +13068,7 @@
         <a:font script="Geor" typeface="Sylfaen"/>
       </a:majorFont>
       <a:minorFont>
-        <a:latin typeface="Arial"/>
+        <a:latin typeface="Cambria"/>
         <a:ea typeface=""/>
         <a:cs typeface=""/>
         <a:font script="Jpan" typeface="ＭＳ 明朝"/>

--- a/assets/lessons/velocity-curve/coordinate-systems.docx
+++ b/assets/lessons/velocity-curve/coordinate-systems.docx
@@ -1225,7 +1225,7 @@
       </w:tabs>
     </w:pPr>
     <w:r>
-      <w:t>wvurail.org/dspira</w:t>
+      <w:t>rail.wvu.edu/dspira</w:t>
     </w:r>
     <w:r>
       <w:tab/>
